--- a/docs/FluxDash_Software_Documentation_v1_0.docx
+++ b/docs/FluxDash_Software_Documentation_v1_0.docx
@@ -9,17 +9,10 @@
       <w:r>
         <w:rPr>
           <w:b/>
-          <w:color w:val="178C53"/>
-          <w:sz w:val="60"/>
+          <w:color w:val="185E35"/>
+          <w:sz w:val="44"/>
         </w:rPr>
-        <w:t>FluxDash</w:t>
-      </w:r>
-      <w:r>
-        <w:rPr>
-          <w:b/>
-          <w:sz w:val="60"/>
-        </w:rPr>
-        <w:t xml:space="preserve"> Software Documentation</w:t>
+        <w:t>FluxDash Software Documentation</w:t>
       </w:r>
     </w:p>
     <w:p>
@@ -28,127 +21,48 @@
       </w:pPr>
       <w:r>
         <w:rPr>
-          <w:color w:val="58554F"/>
-          <w:sz w:val="28"/>
+          <w:i/>
+          <w:sz w:val="22"/>
         </w:rPr>
-        <w:t>Version 1.0.0 | Teaching-Oriented Eddy Covariance Workflow App</w:t>
-      </w:r>
-    </w:p>
-    <w:p/>
-    <w:tbl>
-      <w:tblPr>
-        <w:tblStyle w:val="TableGrid"/>
-        <w:tblW w:type="auto" w:w="0"/>
-        <w:tblLook w:firstColumn="1" w:firstRow="1" w:lastColumn="0" w:lastRow="0" w:noHBand="0" w:noVBand="1" w:val="04A0"/>
-      </w:tblPr>
-      <w:tblGrid>
-        <w:gridCol w:w="10224"/>
-      </w:tblGrid>
-      <w:tr>
-        <w:tc>
-          <w:tcPr>
-            <w:tcW w:type="dxa" w:w="10224"/>
-            <w:shd w:fill="E6F5EE"/>
-          </w:tcPr>
-          <w:p>
-            <w:r/>
-            <w:r>
-              <w:rPr>
-                <w:b/>
-              </w:rPr>
-              <w:t xml:space="preserve">Author and creator: </w:t>
-            </w:r>
-            <w:r>
-              <w:rPr>
-                <w:b w:val="0"/>
-              </w:rPr>
-              <w:t>Ife Familusi, Research Associate, Kentucky State University</w:t>
-              <w:br/>
-            </w:r>
-            <w:r>
-              <w:rPr>
-                <w:b/>
-              </w:rPr>
-              <w:t xml:space="preserve">Contact: </w:t>
-            </w:r>
-            <w:r>
-              <w:rPr>
-                <w:b w:val="0"/>
-              </w:rPr>
-              <w:t>ife.familsui@kysu.edu</w:t>
-              <w:br/>
-            </w:r>
-            <w:r>
-              <w:rPr>
-                <w:b/>
-              </w:rPr>
-              <w:t xml:space="preserve">Copyright: </w:t>
-            </w:r>
-            <w:r>
-              <w:rPr>
-                <w:b w:val="0"/>
-              </w:rPr>
-              <w:t>All rights reserved.</w:t>
-              <w:br/>
-            </w:r>
-          </w:p>
-          <w:p>
-            <w:r>
-              <w:t>FluxDash was created to help students and early-career professionals learn how to analyze eddy covariance flux datasets in a single guided environment.</w:t>
-            </w:r>
-          </w:p>
-          <w:p>
-            <w:r>
-              <w:t>The software puts viewing, preprocessing, optional EddyPro processing, REddyProc gap filling and partitioning, footprint diagnostics, unit conversion, result visualization, and workflow documentation under one roof.</w:t>
-            </w:r>
-          </w:p>
-        </w:tc>
-      </w:tr>
-    </w:tbl>
-    <w:p/>
-    <w:p>
-      <w:pPr>
-        <w:pStyle w:val="Heading2"/>
-      </w:pPr>
-      <w:r>
-        <w:t>Intended users</w:t>
+        <w:t>Version 1.0.0 | Eddy Covariance Workflow, Teaching, and Research Support</w:t>
       </w:r>
     </w:p>
     <w:p>
       <w:pPr>
-        <w:pStyle w:val="ListBullet"/>
+        <w:jc w:val="center"/>
       </w:pPr>
       <w:r>
-        <w:t>Students learning eddy covariance data processing, flux partitioning, and interpretation.</w:t>
+        <w:rPr>
+          <w:b/>
+        </w:rPr>
+        <w:t>Author and creator: Ife Familusi, Research Associate, Kentucky State University</w:t>
       </w:r>
     </w:p>
     <w:p>
       <w:pPr>
-        <w:pStyle w:val="ListBullet"/>
+        <w:jc w:val="center"/>
       </w:pPr>
       <w:r>
-        <w:t>Early-career professionals who need a structured introduction to flux analysis workflows.</w:t>
+        <w:t>Contact: ife.familusi@kysu.edu | Copyright © 2026 Ife Familusi. All rights reserved.</w:t>
       </w:r>
     </w:p>
+    <w:p/>
     <w:p>
       <w:pPr>
-        <w:pStyle w:val="ListBullet"/>
+        <w:pStyle w:val="Heading1"/>
       </w:pPr>
       <w:r>
-        <w:t>Instructors who want a lab-friendly interface without making students manage every processing tool manually.</w:t>
-      </w:r>
-    </w:p>
-    <w:p>
-      <w:pPr>
-        <w:pStyle w:val="ListBullet"/>
-      </w:pPr>
-      <w:r>
-        <w:t>Researchers who want quick exploratory processing before validating final publication-grade outputs.</w:t>
+        <w:t>1. Purpose and scope</w:t>
       </w:r>
     </w:p>
     <w:p>
       <w:r>
-        <w:br w:type="page"/>
+        <w:t>FluxDash is a Windows desktop application created to help students, early-career professionals, instructors, and researchers learn and apply eddy covariance workflows. The software brings data viewing, extraction, processing, pre-filtering, quality control, gap-filling, flux partitioning, interactive analysis, graph export, and workflow documentation into one guided interface.</w:t>
+      </w:r>
+    </w:p>
+    <w:p>
+      <w:r>
+        <w:t>FluxDash is designed as a teaching and research-support tool. It shows users what goes into each analytical stage without forcing them to manually coordinate several software environments at the beginning of their training. Users remain responsible for reviewing input data, instrument metadata, site context, QC flags, variable units, sign conventions, and model outputs before using results in reports, theses, publications, or management decisions.</w:t>
       </w:r>
     </w:p>
     <w:p>
@@ -156,12 +70,7 @@
         <w:pStyle w:val="Heading1"/>
       </w:pPr>
       <w:r>
-        <w:t>1. What FluxDash Does</w:t>
-      </w:r>
-    </w:p>
-    <w:p>
-      <w:r>
-        <w:t>FluxDash is a workflow-integration and teaching application for eddy covariance data. It does not hide the scientific decisions. Instead, it exposes the key choices in a structured form so users can understand how each decision affects the final NEE, GPP, Reco, ET, gap-filling, and footprint outputs.</w:t>
+        <w:t>2. Supported datasets</w:t>
       </w:r>
     </w:p>
     <w:tbl>
@@ -172,15 +81,15 @@
         <w:tblLook w:firstColumn="1" w:firstRow="1" w:lastColumn="0" w:lastRow="0" w:noHBand="0" w:noVBand="1" w:val="04A0"/>
       </w:tblPr>
       <w:tblGrid>
-        <w:gridCol w:w="3408"/>
-        <w:gridCol w:w="3408"/>
-        <w:gridCol w:w="3408"/>
+        <w:gridCol w:w="3360"/>
+        <w:gridCol w:w="3360"/>
+        <w:gridCol w:w="3360"/>
       </w:tblGrid>
       <w:tr>
         <w:tc>
           <w:tcPr>
-            <w:tcW w:type="dxa" w:w="1728"/>
-            <w:shd w:fill="178C53"/>
+            <w:tcW w:type="dxa" w:w="2304"/>
+            <w:shd w:fill="D9EAF7"/>
             <w:vAlign w:val="center"/>
           </w:tcPr>
           <w:p>
@@ -188,16 +97,16 @@
             <w:r>
               <w:rPr>
                 <w:b/>
-                <w:color w:val="FFFFFF"/>
+                <w:sz w:val="18"/>
               </w:rPr>
-              <w:t>Stage</w:t>
+              <w:t>Input type</w:t>
             </w:r>
           </w:p>
         </w:tc>
         <w:tc>
           <w:tcPr>
-            <w:tcW w:type="dxa" w:w="3888"/>
-            <w:shd w:fill="178C53"/>
+            <w:tcW w:type="dxa" w:w="2880"/>
+            <w:shd w:fill="D9EAF7"/>
             <w:vAlign w:val="center"/>
           </w:tcPr>
           <w:p>
@@ -205,16 +114,16 @@
             <w:r>
               <w:rPr>
                 <w:b/>
-                <w:color w:val="FFFFFF"/>
+                <w:sz w:val="18"/>
               </w:rPr>
-              <w:t>Purpose</w:t>
+              <w:t>Typical files</w:t>
             </w:r>
           </w:p>
         </w:tc>
         <w:tc>
           <w:tcPr>
-            <w:tcW w:type="dxa" w:w="4896"/>
-            <w:shd w:fill="178C53"/>
+            <w:tcW w:type="dxa" w:w="4464"/>
+            <w:shd w:fill="D9EAF7"/>
             <w:vAlign w:val="center"/>
           </w:tcPr>
           <w:p>
@@ -222,9 +131,9 @@
             <w:r>
               <w:rPr>
                 <w:b/>
-                <w:color w:val="FFFFFF"/>
+                <w:sz w:val="18"/>
               </w:rPr>
-              <w:t>Main outputs</w:t>
+              <w:t>FluxDash handling</w:t>
             </w:r>
           </w:p>
         </w:tc>
@@ -232,46 +141,49 @@
       <w:tr>
         <w:tc>
           <w:tcPr>
-            <w:tcW w:type="dxa" w:w="1728"/>
-            <w:vAlign w:val="center"/>
+            <w:tcW w:type="dxa" w:w="2304"/>
+            <w:vAlign w:val="top"/>
           </w:tcPr>
           <w:p>
             <w:r/>
             <w:r>
               <w:rPr>
                 <w:b w:val="0"/>
+                <w:sz w:val="18"/>
               </w:rPr>
-              <w:t>View</w:t>
+              <w:t>LI-COR .ghg with embedded SmartFlux/EddyPro output</w:t>
             </w:r>
           </w:p>
         </w:tc>
         <w:tc>
           <w:tcPr>
-            <w:tcW w:type="dxa" w:w="3888"/>
-            <w:vAlign w:val="center"/>
+            <w:tcW w:type="dxa" w:w="2880"/>
+            <w:vAlign w:val="top"/>
           </w:tcPr>
           <w:p>
             <w:r/>
             <w:r>
               <w:rPr>
                 <w:b w:val="0"/>
+                <w:sz w:val="18"/>
               </w:rPr>
-              <w:t>Scan a data folder, load EP-Summary or processed flux outputs, inspect variables and date ranges.</w:t>
+              <w:t>.ghg archive containing EddyPro output tables and biomet data</w:t>
             </w:r>
           </w:p>
         </w:tc>
         <w:tc>
           <w:tcPr>
-            <w:tcW w:type="dxa" w:w="4896"/>
-            <w:vAlign w:val="center"/>
+            <w:tcW w:type="dxa" w:w="4464"/>
+            <w:vAlign w:val="top"/>
           </w:tcPr>
           <w:p>
             <w:r/>
             <w:r>
               <w:rPr>
                 <w:b w:val="0"/>
+                <w:sz w:val="18"/>
               </w:rPr>
-              <w:t>Time series, scatter plots, quick KPIs, variable lists.</w:t>
+              <w:t>Extracts flux, meteorological, footprint, diagnostic, and biomet variables; applies user-selected pre-filtering before REddyProc.</w:t>
             </w:r>
           </w:p>
         </w:tc>
@@ -279,46 +191,49 @@
       <w:tr>
         <w:tc>
           <w:tcPr>
-            <w:tcW w:type="dxa" w:w="1728"/>
-            <w:vAlign w:val="center"/>
+            <w:tcW w:type="dxa" w:w="2304"/>
+            <w:vAlign w:val="top"/>
           </w:tcPr>
           <w:p>
             <w:r/>
             <w:r>
               <w:rPr>
                 <w:b w:val="0"/>
+                <w:sz w:val="18"/>
               </w:rPr>
-              <w:t>Process</w:t>
+              <w:t>Older raw .ghg files</w:t>
             </w:r>
           </w:p>
         </w:tc>
         <w:tc>
           <w:tcPr>
-            <w:tcW w:type="dxa" w:w="3888"/>
-            <w:vAlign w:val="center"/>
+            <w:tcW w:type="dxa" w:w="2880"/>
+            <w:vAlign w:val="top"/>
           </w:tcPr>
           <w:p>
             <w:r/>
             <w:r>
               <w:rPr>
                 <w:b w:val="0"/>
+                <w:sz w:val="18"/>
               </w:rPr>
-              <w:t>Extract SmartFlux/EddyPro .ghg outputs, optionally run EddyPro, or use raw covariance fallback for older .ghg archives.</w:t>
+              <w:t>.ghg archive containing high-frequency .data plus metadata and biomet files</w:t>
             </w:r>
           </w:p>
         </w:tc>
         <w:tc>
           <w:tcPr>
-            <w:tcW w:type="dxa" w:w="4896"/>
-            <w:vAlign w:val="center"/>
+            <w:tcW w:type="dxa" w:w="4464"/>
+            <w:vAlign w:val="top"/>
           </w:tcPr>
           <w:p>
             <w:r/>
             <w:r>
               <w:rPr>
                 <w:b w:val="0"/>
+                <w:sz w:val="18"/>
               </w:rPr>
-              <w:t>fluxdash_processed.csv with flux, driver, QC, footprint, and prefilter flags.</w:t>
+              <w:t>Uses the built-in raw covariance fallback for teaching/exploratory processing; publication-grade results should be validated against EddyPro.</w:t>
             </w:r>
           </w:p>
         </w:tc>
@@ -326,46 +241,49 @@
       <w:tr>
         <w:tc>
           <w:tcPr>
-            <w:tcW w:type="dxa" w:w="1728"/>
-            <w:vAlign w:val="center"/>
+            <w:tcW w:type="dxa" w:w="2304"/>
+            <w:vAlign w:val="top"/>
           </w:tcPr>
           <w:p>
             <w:r/>
             <w:r>
               <w:rPr>
                 <w:b w:val="0"/>
+                <w:sz w:val="18"/>
               </w:rPr>
-              <w:t>Pre-filter</w:t>
+              <w:t>EddyPro/SmartFlux CSV outputs</w:t>
             </w:r>
           </w:p>
         </w:tc>
         <w:tc>
           <w:tcPr>
-            <w:tcW w:type="dxa" w:w="3888"/>
-            <w:vAlign w:val="center"/>
+            <w:tcW w:type="dxa" w:w="2880"/>
+            <w:vAlign w:val="top"/>
           </w:tcPr>
           <w:p>
             <w:r/>
             <w:r>
               <w:rPr>
                 <w:b w:val="0"/>
+                <w:sz w:val="18"/>
               </w:rPr>
-              <w:t>Convert missing-value codes and unrealistic values to NA before gap filling.</w:t>
+              <w:t>EP-Summary or full output CSV files</w:t>
             </w:r>
           </w:p>
         </w:tc>
         <w:tc>
           <w:tcPr>
-            <w:tcW w:type="dxa" w:w="4896"/>
-            <w:vAlign w:val="center"/>
+            <w:tcW w:type="dxa" w:w="4464"/>
+            <w:vAlign w:val="top"/>
           </w:tcPr>
           <w:p>
             <w:r/>
             <w:r>
               <w:rPr>
                 <w:b w:val="0"/>
+                <w:sz w:val="18"/>
               </w:rPr>
-              <w:t>Filtered NEE, LE, H, Rg/SW plus flag columns.</w:t>
+              <w:t>Normalizes common NEE, H, LE, u*, radiation, Tair, VPD, RH, footprint, and QC variables.</w:t>
             </w:r>
           </w:p>
         </w:tc>
@@ -373,46 +291,49 @@
       <w:tr>
         <w:tc>
           <w:tcPr>
-            <w:tcW w:type="dxa" w:w="1728"/>
-            <w:vAlign w:val="center"/>
+            <w:tcW w:type="dxa" w:w="2304"/>
+            <w:vAlign w:val="top"/>
           </w:tcPr>
           <w:p>
             <w:r/>
             <w:r>
               <w:rPr>
                 <w:b w:val="0"/>
+                <w:sz w:val="18"/>
               </w:rPr>
-              <w:t>Partition</w:t>
+              <w:t>FLUXNET/AmeriFlux products</w:t>
             </w:r>
           </w:p>
         </w:tc>
         <w:tc>
           <w:tcPr>
-            <w:tcW w:type="dxa" w:w="3888"/>
-            <w:vAlign w:val="center"/>
+            <w:tcW w:type="dxa" w:w="2880"/>
+            <w:vAlign w:val="top"/>
           </w:tcPr>
           <w:p>
             <w:r/>
             <w:r>
               <w:rPr>
                 <w:b w:val="0"/>
+                <w:sz w:val="18"/>
               </w:rPr>
-              <w:t>Run REddyProc for u* filtering, MDS gap filling, and NEE partitioning.</w:t>
+              <w:t>FULLSET_HH, FULLSET_DD, FULLSET_MM, FULLSET_WW, FULLSET_YY, ERA5 products</w:t>
             </w:r>
           </w:p>
         </w:tc>
         <w:tc>
           <w:tcPr>
-            <w:tcW w:type="dxa" w:w="4896"/>
-            <w:vAlign w:val="center"/>
+            <w:tcW w:type="dxa" w:w="4464"/>
+            <w:vAlign w:val="top"/>
           </w:tcPr>
           <w:p>
             <w:r/>
             <w:r>
               <w:rPr>
                 <w:b w:val="0"/>
+                <w:sz w:val="18"/>
               </w:rPr>
-              <w:t>Gap-filled NEE, GPP, Reco, u* threshold, gap diagnostics.</w:t>
+              <w:t>Maps standardized products such as NEE_VUT_REF, GPP_NT_VUT_REF, RECO_NT_VUT_REF, LE_F_MDS, H_F_MDS, SW_IN_F_MDS, TA_F_MDS, VPD_F_MDS, and USTAR to FluxDash internal names.</w:t>
             </w:r>
           </w:p>
         </w:tc>
@@ -420,93 +341,49 @@
       <w:tr>
         <w:tc>
           <w:tcPr>
-            <w:tcW w:type="dxa" w:w="1728"/>
-            <w:vAlign w:val="center"/>
+            <w:tcW w:type="dxa" w:w="2304"/>
+            <w:vAlign w:val="top"/>
           </w:tcPr>
           <w:p>
             <w:r/>
             <w:r>
               <w:rPr>
                 <w:b w:val="0"/>
+                <w:sz w:val="18"/>
               </w:rPr>
-              <w:t>Results</w:t>
+              <w:t>Generic CSV exports</w:t>
             </w:r>
           </w:p>
         </w:tc>
         <w:tc>
           <w:tcPr>
-            <w:tcW w:type="dxa" w:w="3888"/>
-            <w:vAlign w:val="center"/>
+            <w:tcW w:type="dxa" w:w="2880"/>
+            <w:vAlign w:val="top"/>
           </w:tcPr>
           <w:p>
             <w:r/>
             <w:r>
               <w:rPr>
                 <w:b w:val="0"/>
+                <w:sz w:val="18"/>
               </w:rPr>
-              <w:t>Explore budgets, cumulative fluxes, response curves, footprint plots, and method diagnostics.</w:t>
+              <w:t>Timestamped CSV with flux and meteorological variables</w:t>
             </w:r>
           </w:p>
         </w:tc>
         <w:tc>
           <w:tcPr>
-            <w:tcW w:type="dxa" w:w="4896"/>
-            <w:vAlign w:val="center"/>
+            <w:tcW w:type="dxa" w:w="4464"/>
+            <w:vAlign w:val="top"/>
           </w:tcPr>
           <w:p>
             <w:r/>
             <w:r>
               <w:rPr>
                 <w:b w:val="0"/>
+                <w:sz w:val="18"/>
               </w:rPr>
-              <w:t>Downloadable charts, tables, and manuscript-ready workflow logs.</w:t>
-            </w:r>
-          </w:p>
-        </w:tc>
-      </w:tr>
-      <w:tr>
-        <w:tc>
-          <w:tcPr>
-            <w:tcW w:type="dxa" w:w="1728"/>
-            <w:vAlign w:val="center"/>
-          </w:tcPr>
-          <w:p>
-            <w:r/>
-            <w:r>
-              <w:rPr>
-                <w:b w:val="0"/>
-              </w:rPr>
-              <w:t>Save/Reload</w:t>
-            </w:r>
-          </w:p>
-        </w:tc>
-        <w:tc>
-          <w:tcPr>
-            <w:tcW w:type="dxa" w:w="3888"/>
-            <w:vAlign w:val="center"/>
-          </w:tcPr>
-          <w:p>
-            <w:r/>
-            <w:r>
-              <w:rPr>
-                <w:b w:val="0"/>
-              </w:rPr>
-              <w:t>Save the working state and reopen a project later.</w:t>
-            </w:r>
-          </w:p>
-        </w:tc>
-        <w:tc>
-          <w:tcPr>
-            <w:tcW w:type="dxa" w:w="4896"/>
-            <w:vAlign w:val="center"/>
-          </w:tcPr>
-          <w:p>
-            <w:r/>
-            <w:r>
-              <w:rPr>
-                <w:b w:val="0"/>
-              </w:rPr>
-              <w:t>.fluxdash.json project file.</w:t>
+              <w:t>Uses column mapping and available variables for visualization and analysis when required fields are present.</w:t>
             </w:r>
           </w:p>
         </w:tc>
@@ -518,55 +395,12 @@
         <w:pStyle w:val="Heading1"/>
       </w:pPr>
       <w:r>
-        <w:t>2. Installation and Required Environments</w:t>
+        <w:t>3. Installation and supporting environments</w:t>
       </w:r>
     </w:p>
     <w:p>
-      <w:pPr>
-        <w:pStyle w:val="ListBullet"/>
-      </w:pPr>
       <w:r>
-        <w:t>Windows installer: distribute the built FluxDash Setup 1.0.0.exe to students.</w:t>
-      </w:r>
-    </w:p>
-    <w:p>
-      <w:pPr>
-        <w:pStyle w:val="ListBullet"/>
-      </w:pPr>
-      <w:r>
-        <w:t>Python 3: required for the built-in .ghg extraction and raw covariance fallback.</w:t>
-      </w:r>
-    </w:p>
-    <w:p>
-      <w:pPr>
-        <w:pStyle w:val="ListBullet"/>
-      </w:pPr>
-      <w:r>
-        <w:t>R: required for the Partition tab.</w:t>
-      </w:r>
-    </w:p>
-    <w:p>
-      <w:pPr>
-        <w:pStyle w:val="ListBullet"/>
-      </w:pPr>
-      <w:r>
-        <w:t>REddyProc R package: used for u* filtering, MDS gap filling, and flux partitioning.</w:t>
-      </w:r>
-    </w:p>
-    <w:p>
-      <w:pPr>
-        <w:pStyle w:val="ListBullet"/>
-      </w:pPr>
-      <w:r>
-        <w:t>EddyPro: optional. Use it only when site metadata and EddyPro file templates are configured correctly.</w:t>
-      </w:r>
-    </w:p>
-    <w:p>
-      <w:pPr>
-        <w:pStyle w:val="Heading1"/>
-      </w:pPr>
-      <w:r>
-        <w:t>3. Data Types Supported</w:t>
+        <w:t>Install FluxDash using the Windows installer supplied through the official GitHub Releases page. For the recommended student workflow, install Python 3 and R before running more advanced processing and partitioning functions.</w:t>
       </w:r>
     </w:p>
     <w:tbl>
@@ -577,15 +411,15 @@
         <w:tblLook w:firstColumn="1" w:firstRow="1" w:lastColumn="0" w:lastRow="0" w:noHBand="0" w:noVBand="1" w:val="04A0"/>
       </w:tblPr>
       <w:tblGrid>
-        <w:gridCol w:w="3408"/>
-        <w:gridCol w:w="3408"/>
-        <w:gridCol w:w="3408"/>
+        <w:gridCol w:w="3360"/>
+        <w:gridCol w:w="3360"/>
+        <w:gridCol w:w="3360"/>
       </w:tblGrid>
       <w:tr>
         <w:tc>
           <w:tcPr>
-            <w:tcW w:type="dxa" w:w="2592"/>
-            <w:shd w:fill="178C53"/>
+            <w:tcW w:type="dxa" w:w="2304"/>
+            <w:shd w:fill="D9EAF7"/>
             <w:vAlign w:val="center"/>
           </w:tcPr>
           <w:p>
@@ -593,16 +427,16 @@
             <w:r>
               <w:rPr>
                 <w:b/>
-                <w:color w:val="FFFFFF"/>
+                <w:sz w:val="18"/>
               </w:rPr>
-              <w:t>Input type</w:t>
+              <w:t>Component</w:t>
             </w:r>
           </w:p>
         </w:tc>
         <w:tc>
           <w:tcPr>
-            <w:tcW w:type="dxa" w:w="3744"/>
-            <w:shd w:fill="178C53"/>
+            <w:tcW w:type="dxa" w:w="4032"/>
+            <w:shd w:fill="D9EAF7"/>
             <w:vAlign w:val="center"/>
           </w:tcPr>
           <w:p>
@@ -610,16 +444,16 @@
             <w:r>
               <w:rPr>
                 <w:b/>
-                <w:color w:val="FFFFFF"/>
+                <w:sz w:val="18"/>
               </w:rPr>
-              <w:t>How FluxDash uses it</w:t>
+              <w:t>Purpose</w:t>
             </w:r>
           </w:p>
         </w:tc>
         <w:tc>
           <w:tcPr>
-            <w:tcW w:type="dxa" w:w="4320"/>
-            <w:shd w:fill="178C53"/>
+            <w:tcW w:type="dxa" w:w="3600"/>
+            <w:shd w:fill="D9EAF7"/>
             <w:vAlign w:val="center"/>
           </w:tcPr>
           <w:p>
@@ -627,7 +461,7 @@
             <w:r>
               <w:rPr>
                 <w:b/>
-                <w:color w:val="FFFFFF"/>
+                <w:sz w:val="18"/>
               </w:rPr>
               <w:t>Notes</w:t>
             </w:r>
@@ -637,46 +471,49 @@
       <w:tr>
         <w:tc>
           <w:tcPr>
-            <w:tcW w:type="dxa" w:w="2592"/>
-            <w:vAlign w:val="center"/>
+            <w:tcW w:type="dxa" w:w="2304"/>
+            <w:vAlign w:val="top"/>
           </w:tcPr>
           <w:p>
             <w:r/>
             <w:r>
               <w:rPr>
                 <w:b w:val="0"/>
+                <w:sz w:val="18"/>
               </w:rPr>
-              <w:t>EP-Summary / processed CSV or TXT</w:t>
+              <w:t>FluxDash Windows installer</w:t>
             </w:r>
           </w:p>
         </w:tc>
         <w:tc>
           <w:tcPr>
-            <w:tcW w:type="dxa" w:w="3744"/>
-            <w:vAlign w:val="center"/>
+            <w:tcW w:type="dxa" w:w="4032"/>
+            <w:vAlign w:val="top"/>
           </w:tcPr>
           <w:p>
             <w:r/>
             <w:r>
               <w:rPr>
                 <w:b w:val="0"/>
+                <w:sz w:val="18"/>
               </w:rPr>
-              <w:t>Loaded directly for View and can be used as a source for Partition.</w:t>
+              <w:t>Installs the desktop application.</w:t>
             </w:r>
           </w:p>
         </w:tc>
         <w:tc>
           <w:tcPr>
-            <w:tcW w:type="dxa" w:w="4320"/>
-            <w:vAlign w:val="center"/>
+            <w:tcW w:type="dxa" w:w="3600"/>
+            <w:vAlign w:val="top"/>
           </w:tcPr>
           <w:p>
             <w:r/>
             <w:r>
               <w:rPr>
                 <w:b w:val="0"/>
+                <w:sz w:val="18"/>
               </w:rPr>
-              <w:t>Fastest route when EddyPro outputs already exist.</w:t>
+              <w:t>Use the installer asset from the GitHub release, not the source-code archive automatically generated by GitHub.</w:t>
             </w:r>
           </w:p>
         </w:tc>
@@ -684,46 +521,49 @@
       <w:tr>
         <w:tc>
           <w:tcPr>
-            <w:tcW w:type="dxa" w:w="2592"/>
-            <w:vAlign w:val="center"/>
+            <w:tcW w:type="dxa" w:w="2304"/>
+            <w:vAlign w:val="top"/>
           </w:tcPr>
           <w:p>
             <w:r/>
             <w:r>
               <w:rPr>
                 <w:b w:val="0"/>
+                <w:sz w:val="18"/>
               </w:rPr>
-              <w:t>SmartFlux/EddyPro .ghg with embedded output</w:t>
+              <w:t>Python 3</w:t>
             </w:r>
           </w:p>
         </w:tc>
         <w:tc>
           <w:tcPr>
-            <w:tcW w:type="dxa" w:w="3744"/>
-            <w:vAlign w:val="center"/>
+            <w:tcW w:type="dxa" w:w="4032"/>
+            <w:vAlign w:val="top"/>
           </w:tcPr>
           <w:p>
             <w:r/>
             <w:r>
               <w:rPr>
                 <w:b w:val="0"/>
+                <w:sz w:val="18"/>
               </w:rPr>
-              <w:t>Built-in extractor reads embedded full_output and biomet files.</w:t>
+              <w:t>Supports the built-in .ghg extraction and raw covariance fallback workflow.</w:t>
             </w:r>
           </w:p>
         </w:tc>
         <w:tc>
           <w:tcPr>
-            <w:tcW w:type="dxa" w:w="4320"/>
-            <w:vAlign w:val="center"/>
+            <w:tcW w:type="dxa" w:w="3600"/>
+            <w:vAlign w:val="top"/>
           </w:tcPr>
           <w:p>
             <w:r/>
             <w:r>
               <w:rPr>
                 <w:b w:val="0"/>
+                <w:sz w:val="18"/>
               </w:rPr>
-              <w:t>Good for newer SmartFlux files that already contain processed records.</w:t>
+              <w:t>During installation, select Add Python to PATH.</w:t>
             </w:r>
           </w:p>
         </w:tc>
@@ -731,46 +571,49 @@
       <w:tr>
         <w:tc>
           <w:tcPr>
-            <w:tcW w:type="dxa" w:w="2592"/>
-            <w:vAlign w:val="center"/>
+            <w:tcW w:type="dxa" w:w="2304"/>
+            <w:vAlign w:val="top"/>
           </w:tcPr>
           <w:p>
             <w:r/>
             <w:r>
               <w:rPr>
                 <w:b w:val="0"/>
+                <w:sz w:val="18"/>
               </w:rPr>
-              <w:t>Older .ghg raw archives</w:t>
+              <w:t>R</w:t>
             </w:r>
           </w:p>
         </w:tc>
         <w:tc>
           <w:tcPr>
-            <w:tcW w:type="dxa" w:w="3744"/>
-            <w:vAlign w:val="center"/>
+            <w:tcW w:type="dxa" w:w="4032"/>
+            <w:vAlign w:val="top"/>
           </w:tcPr>
           <w:p>
             <w:r/>
             <w:r>
               <w:rPr>
                 <w:b w:val="0"/>
+                <w:sz w:val="18"/>
               </w:rPr>
-              <w:t>Raw covariance fallback reads high-frequency .data and biomet records.</w:t>
+              <w:t>Required for REddyProc-based u* filtering, MDS gap filling, and partitioning.</w:t>
             </w:r>
           </w:p>
         </w:tc>
         <w:tc>
           <w:tcPr>
-            <w:tcW w:type="dxa" w:w="4320"/>
-            <w:vAlign w:val="center"/>
+            <w:tcW w:type="dxa" w:w="3600"/>
+            <w:vAlign w:val="top"/>
           </w:tcPr>
           <w:p>
             <w:r/>
             <w:r>
               <w:rPr>
                 <w:b w:val="0"/>
+                <w:sz w:val="18"/>
               </w:rPr>
-              <w:t>Teaching/exploratory fallback; validate against EddyPro for publication.</w:t>
+              <w:t>FluxDash can help check/install the REddyProc package.</w:t>
             </w:r>
           </w:p>
         </w:tc>
@@ -778,131 +621,49 @@
       <w:tr>
         <w:tc>
           <w:tcPr>
-            <w:tcW w:type="dxa" w:w="2592"/>
-            <w:vAlign w:val="center"/>
+            <w:tcW w:type="dxa" w:w="2304"/>
+            <w:vAlign w:val="top"/>
           </w:tcPr>
           <w:p>
             <w:r/>
             <w:r>
               <w:rPr>
                 <w:b w:val="0"/>
+                <w:sz w:val="18"/>
               </w:rPr>
-              <w:t>Biomet .data files</w:t>
+              <w:t>REddyProc R package</w:t>
             </w:r>
           </w:p>
         </w:tc>
         <w:tc>
           <w:tcPr>
-            <w:tcW w:type="dxa" w:w="3744"/>
-            <w:vAlign w:val="center"/>
+            <w:tcW w:type="dxa" w:w="4032"/>
+            <w:vAlign w:val="top"/>
           </w:tcPr>
           <w:p>
             <w:r/>
             <w:r>
               <w:rPr>
                 <w:b w:val="0"/>
+                <w:sz w:val="18"/>
               </w:rPr>
-              <w:t>Used to merge radiation, temperature, RH/VPD, PPFD/PAR, and other drivers.</w:t>
+              <w:t>Performs gap filling and flux partitioning in the Partition tab.</w:t>
             </w:r>
           </w:p>
         </w:tc>
         <w:tc>
           <w:tcPr>
-            <w:tcW w:type="dxa" w:w="4320"/>
-            <w:vAlign w:val="center"/>
+            <w:tcW w:type="dxa" w:w="3600"/>
+            <w:vAlign w:val="top"/>
           </w:tcPr>
           <w:p>
             <w:r/>
             <w:r>
               <w:rPr>
                 <w:b w:val="0"/>
+                <w:sz w:val="18"/>
               </w:rPr>
-              <w:t>Needed for reliable gap filling and response analyses.</w:t>
-            </w:r>
-          </w:p>
-        </w:tc>
-      </w:tr>
-    </w:tbl>
-    <w:p/>
-    <w:p>
-      <w:r>
-        <w:br w:type="page"/>
-      </w:r>
-    </w:p>
-    <w:p>
-      <w:pPr>
-        <w:pStyle w:val="Heading1"/>
-      </w:pPr>
-      <w:r>
-        <w:t>4. Process Tab</w:t>
-      </w:r>
-    </w:p>
-    <w:p>
-      <w:r>
-        <w:t>The Process tab converts raw or embedded .ghg information into a half-hourly flux table that can be handed to REddyProc. The default recommendation for class use is the built-in .ghg processor/extractor, because it avoids EddyPro file-template mismatch errors and works with SmartFlux files that already contain usable flux outputs.</w:t>
-      </w:r>
-    </w:p>
-    <w:tbl>
-      <w:tblPr>
-        <w:tblStyle w:val="TableGrid"/>
-        <w:tblW w:type="auto" w:w="0"/>
-        <w:jc w:val="center"/>
-        <w:tblLook w:firstColumn="1" w:firstRow="1" w:lastColumn="0" w:lastRow="0" w:noHBand="0" w:noVBand="1" w:val="04A0"/>
-      </w:tblPr>
-      <w:tblGrid>
-        <w:gridCol w:w="3408"/>
-        <w:gridCol w:w="3408"/>
-        <w:gridCol w:w="3408"/>
-      </w:tblGrid>
-      <w:tr>
-        <w:tc>
-          <w:tcPr>
-            <w:tcW w:type="dxa" w:w="2160"/>
-            <w:shd w:fill="178C53"/>
-            <w:vAlign w:val="center"/>
-          </w:tcPr>
-          <w:p>
-            <w:r/>
-            <w:r>
-              <w:rPr>
-                <w:b/>
-                <w:color w:val="FFFFFF"/>
-              </w:rPr>
-              <w:t>Option</w:t>
-            </w:r>
-          </w:p>
-        </w:tc>
-        <w:tc>
-          <w:tcPr>
-            <w:tcW w:type="dxa" w:w="4032"/>
-            <w:shd w:fill="178C53"/>
-            <w:vAlign w:val="center"/>
-          </w:tcPr>
-          <w:p>
-            <w:r/>
-            <w:r>
-              <w:rPr>
-                <w:b/>
-                <w:color w:val="FFFFFF"/>
-              </w:rPr>
-              <w:t>Meaning</w:t>
-            </w:r>
-          </w:p>
-        </w:tc>
-        <w:tc>
-          <w:tcPr>
-            <w:tcW w:type="dxa" w:w="4464"/>
-            <w:shd w:fill="178C53"/>
-            <w:vAlign w:val="center"/>
-          </w:tcPr>
-          <w:p>
-            <w:r/>
-            <w:r>
-              <w:rPr>
-                <w:b/>
-                <w:color w:val="FFFFFF"/>
-              </w:rPr>
-              <w:t>Manuscript/log relevance</w:t>
+              <w:t>Used for MDS gap filling and nighttime/daytime partitioning workflows.</w:t>
             </w:r>
           </w:p>
         </w:tc>
@@ -910,234 +671,49 @@
       <w:tr>
         <w:tc>
           <w:tcPr>
-            <w:tcW w:type="dxa" w:w="2160"/>
-            <w:vAlign w:val="center"/>
+            <w:tcW w:type="dxa" w:w="2304"/>
+            <w:vAlign w:val="top"/>
           </w:tcPr>
           <w:p>
             <w:r/>
             <w:r>
               <w:rPr>
                 <w:b w:val="0"/>
+                <w:sz w:val="18"/>
               </w:rPr>
-              <w:t>Engine to use</w:t>
+              <w:t>EddyPro</w:t>
             </w:r>
           </w:p>
         </w:tc>
         <w:tc>
           <w:tcPr>
             <w:tcW w:type="dxa" w:w="4032"/>
-            <w:vAlign w:val="center"/>
+            <w:vAlign w:val="top"/>
           </w:tcPr>
           <w:p>
             <w:r/>
             <w:r>
               <w:rPr>
                 <w:b w:val="0"/>
+                <w:sz w:val="18"/>
               </w:rPr>
-              <w:t>Built-in .ghg processor/extractor, EddyPro, or fallback behavior.</w:t>
+              <w:t>Optional advanced processor.</w:t>
             </w:r>
           </w:p>
         </w:tc>
         <w:tc>
           <w:tcPr>
-            <w:tcW w:type="dxa" w:w="4464"/>
-            <w:vAlign w:val="center"/>
+            <w:tcW w:type="dxa" w:w="3600"/>
+            <w:vAlign w:val="top"/>
           </w:tcPr>
           <w:p>
             <w:r/>
             <w:r>
               <w:rPr>
                 <w:b w:val="0"/>
+                <w:sz w:val="18"/>
               </w:rPr>
-              <w:t>State whether outputs came from EddyPro, SmartFlux embedded output, or raw covariance fallback.</w:t>
-            </w:r>
-          </w:p>
-        </w:tc>
-      </w:tr>
-      <w:tr>
-        <w:tc>
-          <w:tcPr>
-            <w:tcW w:type="dxa" w:w="2160"/>
-            <w:vAlign w:val="center"/>
-          </w:tcPr>
-          <w:p>
-            <w:r/>
-            <w:r>
-              <w:rPr>
-                <w:b w:val="0"/>
-              </w:rPr>
-              <w:t>Averaging period</w:t>
-            </w:r>
-          </w:p>
-        </w:tc>
-        <w:tc>
-          <w:tcPr>
-            <w:tcW w:type="dxa" w:w="4032"/>
-            <w:vAlign w:val="center"/>
-          </w:tcPr>
-          <w:p>
-            <w:r/>
-            <w:r>
-              <w:rPr>
-                <w:b w:val="0"/>
-              </w:rPr>
-              <w:t>Usually 30 minutes for EC flux processing.</w:t>
-            </w:r>
-          </w:p>
-        </w:tc>
-        <w:tc>
-          <w:tcPr>
-            <w:tcW w:type="dxa" w:w="4464"/>
-            <w:vAlign w:val="center"/>
-          </w:tcPr>
-          <w:p>
-            <w:r/>
-            <w:r>
-              <w:rPr>
-                <w:b w:val="0"/>
-              </w:rPr>
-              <w:t>Needed for unit conversion from flux rates to period sums.</w:t>
-            </w:r>
-          </w:p>
-        </w:tc>
-      </w:tr>
-      <w:tr>
-        <w:tc>
-          <w:tcPr>
-            <w:tcW w:type="dxa" w:w="2160"/>
-            <w:vAlign w:val="center"/>
-          </w:tcPr>
-          <w:p>
-            <w:r/>
-            <w:r>
-              <w:rPr>
-                <w:b w:val="0"/>
-              </w:rPr>
-              <w:t>Site metadata</w:t>
-            </w:r>
-          </w:p>
-        </w:tc>
-        <w:tc>
-          <w:tcPr>
-            <w:tcW w:type="dxa" w:w="4032"/>
-            <w:vAlign w:val="center"/>
-          </w:tcPr>
-          <w:p>
-            <w:r/>
-            <w:r>
-              <w:rPr>
-                <w:b w:val="0"/>
-              </w:rPr>
-              <w:t>Latitude, longitude, altitude, measurement height, canopy height, roughness length.</w:t>
-            </w:r>
-          </w:p>
-        </w:tc>
-        <w:tc>
-          <w:tcPr>
-            <w:tcW w:type="dxa" w:w="4464"/>
-            <w:vAlign w:val="center"/>
-          </w:tcPr>
-          <w:p>
-            <w:r/>
-            <w:r>
-              <w:rPr>
-                <w:b w:val="0"/>
-              </w:rPr>
-              <w:t>Supports partitioning, footprint interpretation, and reproducibility.</w:t>
-            </w:r>
-          </w:p>
-        </w:tc>
-      </w:tr>
-      <w:tr>
-        <w:tc>
-          <w:tcPr>
-            <w:tcW w:type="dxa" w:w="2160"/>
-            <w:vAlign w:val="center"/>
-          </w:tcPr>
-          <w:p>
-            <w:r/>
-            <w:r>
-              <w:rPr>
-                <w:b w:val="0"/>
-              </w:rPr>
-              <w:t>Corrections</w:t>
-            </w:r>
-          </w:p>
-        </w:tc>
-        <w:tc>
-          <w:tcPr>
-            <w:tcW w:type="dxa" w:w="4032"/>
-            <w:vAlign w:val="center"/>
-          </w:tcPr>
-          <w:p>
-            <w:r/>
-            <w:r>
-              <w:rPr>
-                <w:b w:val="0"/>
-              </w:rPr>
-              <w:t>WPL, spectral corrections, footprint estimation, tilt correction, QC scheme.</w:t>
-            </w:r>
-          </w:p>
-        </w:tc>
-        <w:tc>
-          <w:tcPr>
-            <w:tcW w:type="dxa" w:w="4464"/>
-            <w:vAlign w:val="center"/>
-          </w:tcPr>
-          <w:p>
-            <w:r/>
-            <w:r>
-              <w:rPr>
-                <w:b w:val="0"/>
-              </w:rPr>
-              <w:t>Report correction and QC choices in methods.</w:t>
-            </w:r>
-          </w:p>
-        </w:tc>
-      </w:tr>
-      <w:tr>
-        <w:tc>
-          <w:tcPr>
-            <w:tcW w:type="dxa" w:w="2160"/>
-            <w:vAlign w:val="center"/>
-          </w:tcPr>
-          <w:p>
-            <w:r/>
-            <w:r>
-              <w:rPr>
-                <w:b w:val="0"/>
-              </w:rPr>
-              <w:t>Output subfolder</w:t>
-            </w:r>
-          </w:p>
-        </w:tc>
-        <w:tc>
-          <w:tcPr>
-            <w:tcW w:type="dxa" w:w="4032"/>
-            <w:vAlign w:val="center"/>
-          </w:tcPr>
-          <w:p>
-            <w:r/>
-            <w:r>
-              <w:rPr>
-                <w:b w:val="0"/>
-              </w:rPr>
-              <w:t>Where FluxDash writes fluxdash_processed.csv.</w:t>
-            </w:r>
-          </w:p>
-        </w:tc>
-        <w:tc>
-          <w:tcPr>
-            <w:tcW w:type="dxa" w:w="4464"/>
-            <w:vAlign w:val="center"/>
-          </w:tcPr>
-          <w:p>
-            <w:r/>
-            <w:r>
-              <w:rPr>
-                <w:b w:val="0"/>
-              </w:rPr>
-              <w:t>Stored in workflow log and project file.</w:t>
+              <w:t>Use only if external EddyPro reprocessing is specifically desired.</w:t>
             </w:r>
           </w:p>
         </w:tc>
@@ -1149,12 +725,100 @@
         <w:pStyle w:val="Heading1"/>
       </w:pPr>
       <w:r>
-        <w:t>5. Pre-filtering Before Gap Filling</w:t>
+        <w:t>4. Recommended workflow</w:t>
+      </w:r>
+    </w:p>
+    <w:p>
+      <w:pPr>
+        <w:pStyle w:val="ListNumber"/>
+      </w:pPr>
+      <w:r>
+        <w:t>Open FluxDash and choose the data folder.</w:t>
+      </w:r>
+    </w:p>
+    <w:p>
+      <w:pPr>
+        <w:pStyle w:val="ListNumber"/>
+      </w:pPr>
+      <w:r>
+        <w:t>Use Scan folder to detect .ghg, EP-Summary, FLUXNET/AmeriFlux, or CSV datasets.</w:t>
+      </w:r>
+    </w:p>
+    <w:p>
+      <w:pPr>
+        <w:pStyle w:val="ListNumber"/>
+      </w:pPr>
+      <w:r>
+        <w:t>Review the detected date range and variables in the View tab.</w:t>
+      </w:r>
+    </w:p>
+    <w:p>
+      <w:pPr>
+        <w:pStyle w:val="ListNumber"/>
+      </w:pPr>
+      <w:r>
+        <w:t>Open the Process tab and select the processing engine.</w:t>
+      </w:r>
+    </w:p>
+    <w:p>
+      <w:pPr>
+        <w:pStyle w:val="ListNumber"/>
+      </w:pPr>
+      <w:r>
+        <w:t>Choose a pre-filtering/QC preset and review the variable-specific limits before processing.</w:t>
+      </w:r>
+    </w:p>
+    <w:p>
+      <w:pPr>
+        <w:pStyle w:val="ListNumber"/>
+      </w:pPr>
+      <w:r>
+        <w:t>Run processing and inspect the processed CSV, filter counts, and warnings.</w:t>
+      </w:r>
+    </w:p>
+    <w:p>
+      <w:pPr>
+        <w:pStyle w:val="ListNumber"/>
+      </w:pPr>
+      <w:r>
+        <w:t>Open the Partition tab and select the REddyProc method and u* option.</w:t>
+      </w:r>
+    </w:p>
+    <w:p>
+      <w:pPr>
+        <w:pStyle w:val="ListNumber"/>
+      </w:pPr>
+      <w:r>
+        <w:t>Run partitioning and verify gap-filling statistics before interpreting annual or cumulative budgets.</w:t>
+      </w:r>
+    </w:p>
+    <w:p>
+      <w:pPr>
+        <w:pStyle w:val="ListNumber"/>
+      </w:pPr>
+      <w:r>
+        <w:t>Use the Results tab to visualize NEE, GPP, Reco, EBC, ET, WUE, CUE, footprint, light response, Q10, seasonal patterns, and other derived analyses.</w:t>
+      </w:r>
+    </w:p>
+    <w:p>
+      <w:pPr>
+        <w:pStyle w:val="ListNumber"/>
+      </w:pPr>
+      <w:r>
+        <w:t>Export graphs, tables, partitioned files, and the workflow log.</w:t>
+      </w:r>
+    </w:p>
+    <w:p>
+      <w:pPr>
+        <w:pStyle w:val="Heading1"/>
+      </w:pPr>
+      <w:r>
+        <w:t>5. Pre-filtering and quality-control system</w:t>
       </w:r>
     </w:p>
     <w:p>
       <w:r>
-        <w:t>Pre-filtering is applied before REddyProc gap filling so unrealistic spikes or missing-value codes do not enter the gap-filling and partitioning model. FluxDash keeps the timestamps and converts rejected values to NA by default so the half-hourly time grid remains regular.</w:t>
+        <w:t>FluxDash now includes a stronger pre-filtering and QC panel designed to teach users how raw or processed flux observations are screened before gap filling and partitioning. Rejected values are set to NA by default while timestamps are preserved, allowing REddyProc to operate on a regular half-hour grid.</w:t>
       </w:r>
     </w:p>
     <w:tbl>
@@ -1165,15 +829,15 @@
         <w:tblLook w:firstColumn="1" w:firstRow="1" w:lastColumn="0" w:lastRow="0" w:noHBand="0" w:noVBand="1" w:val="04A0"/>
       </w:tblPr>
       <w:tblGrid>
-        <w:gridCol w:w="3408"/>
-        <w:gridCol w:w="3408"/>
-        <w:gridCol w:w="3408"/>
+        <w:gridCol w:w="3360"/>
+        <w:gridCol w:w="3360"/>
+        <w:gridCol w:w="3360"/>
       </w:tblGrid>
       <w:tr>
         <w:tc>
           <w:tcPr>
-            <w:tcW w:type="dxa" w:w="2592"/>
-            <w:shd w:fill="178C53"/>
+            <w:tcW w:type="dxa" w:w="2016"/>
+            <w:shd w:fill="D9EAF7"/>
             <w:vAlign w:val="center"/>
           </w:tcPr>
           <w:p>
@@ -1181,16 +845,16 @@
             <w:r>
               <w:rPr>
                 <w:b/>
-                <w:color w:val="FFFFFF"/>
+                <w:sz w:val="18"/>
               </w:rPr>
-              <w:t>Default filter</w:t>
+              <w:t>Preset</w:t>
             </w:r>
           </w:p>
         </w:tc>
         <w:tc>
           <w:tcPr>
-            <w:tcW w:type="dxa" w:w="2448"/>
-            <w:shd w:fill="178C53"/>
+            <w:tcW w:type="dxa" w:w="2160"/>
+            <w:shd w:fill="D9EAF7"/>
             <w:vAlign w:val="center"/>
           </w:tcPr>
           <w:p>
@@ -1198,16 +862,16 @@
             <w:r>
               <w:rPr>
                 <w:b/>
-                <w:color w:val="FFFFFF"/>
+                <w:sz w:val="18"/>
               </w:rPr>
-              <w:t>Default range</w:t>
+              <w:t>Accepted QC flags</w:t>
             </w:r>
           </w:p>
         </w:tc>
         <w:tc>
           <w:tcPr>
             <w:tcW w:type="dxa" w:w="5760"/>
-            <w:shd w:fill="178C53"/>
+            <w:shd w:fill="D9EAF7"/>
             <w:vAlign w:val="center"/>
           </w:tcPr>
           <w:p>
@@ -1215,9 +879,9 @@
             <w:r>
               <w:rPr>
                 <w:b/>
-                <w:color w:val="FFFFFF"/>
+                <w:sz w:val="18"/>
               </w:rPr>
-              <w:t>Reason</w:t>
+              <w:t>Suggested use</w:t>
             </w:r>
           </w:p>
         </w:tc>
@@ -1225,46 +889,49 @@
       <w:tr>
         <w:tc>
           <w:tcPr>
-            <w:tcW w:type="dxa" w:w="2592"/>
-            <w:vAlign w:val="center"/>
+            <w:tcW w:type="dxa" w:w="2016"/>
+            <w:vAlign w:val="top"/>
           </w:tcPr>
           <w:p>
             <w:r/>
             <w:r>
               <w:rPr>
                 <w:b w:val="0"/>
+                <w:sz w:val="18"/>
               </w:rPr>
-              <w:t>NEE / CO2 flux</w:t>
+              <w:t>Strict</w:t>
             </w:r>
           </w:p>
         </w:tc>
         <w:tc>
           <w:tcPr>
-            <w:tcW w:type="dxa" w:w="2448"/>
-            <w:vAlign w:val="center"/>
+            <w:tcW w:type="dxa" w:w="2160"/>
+            <w:vAlign w:val="top"/>
           </w:tcPr>
           <w:p>
             <w:r/>
             <w:r>
               <w:rPr>
                 <w:b w:val="0"/>
+                <w:sz w:val="18"/>
               </w:rPr>
-              <w:t>-50 to +50 µmol m-2 s-1</w:t>
+              <w:t>0 only</w:t>
             </w:r>
           </w:p>
         </w:tc>
         <w:tc>
           <w:tcPr>
             <w:tcW w:type="dxa" w:w="5760"/>
-            <w:vAlign w:val="center"/>
+            <w:vAlign w:val="top"/>
           </w:tcPr>
           <w:p>
             <w:r/>
             <w:r>
               <w:rPr>
                 <w:b w:val="0"/>
+                <w:sz w:val="18"/>
               </w:rPr>
-              <w:t>Removes extreme CO2 flux spikes before gap filling.</w:t>
+              <w:t>Conservative screening for high-confidence data and formal analyses when data coverage remains adequate.</w:t>
             </w:r>
           </w:p>
         </w:tc>
@@ -1272,46 +939,49 @@
       <w:tr>
         <w:tc>
           <w:tcPr>
-            <w:tcW w:type="dxa" w:w="2592"/>
-            <w:vAlign w:val="center"/>
+            <w:tcW w:type="dxa" w:w="2016"/>
+            <w:vAlign w:val="top"/>
           </w:tcPr>
           <w:p>
             <w:r/>
             <w:r>
               <w:rPr>
                 <w:b w:val="0"/>
+                <w:sz w:val="18"/>
               </w:rPr>
-              <w:t>Latent heat flux (LE)</w:t>
+              <w:t>Moderate</w:t>
             </w:r>
           </w:p>
         </w:tc>
         <w:tc>
           <w:tcPr>
-            <w:tcW w:type="dxa" w:w="2448"/>
-            <w:vAlign w:val="center"/>
+            <w:tcW w:type="dxa" w:w="2160"/>
+            <w:vAlign w:val="top"/>
           </w:tcPr>
           <w:p>
             <w:r/>
             <w:r>
               <w:rPr>
                 <w:b w:val="0"/>
+                <w:sz w:val="18"/>
               </w:rPr>
-              <w:t>0 to 700 W m-2</w:t>
+              <w:t>0 and 1</w:t>
             </w:r>
           </w:p>
         </w:tc>
         <w:tc>
           <w:tcPr>
             <w:tcW w:type="dxa" w:w="5760"/>
-            <w:vAlign w:val="center"/>
+            <w:vAlign w:val="top"/>
           </w:tcPr>
           <w:p>
             <w:r/>
             <w:r>
               <w:rPr>
                 <w:b w:val="0"/>
+                <w:sz w:val="18"/>
               </w:rPr>
-              <w:t>Removes physically unrealistic ET/LE values for most teaching datasets.</w:t>
+              <w:t>Recommended teaching default; keeps best and acceptable records while excluding poor-quality flags.</w:t>
             </w:r>
           </w:p>
         </w:tc>
@@ -1319,46 +989,49 @@
       <w:tr>
         <w:tc>
           <w:tcPr>
-            <w:tcW w:type="dxa" w:w="2592"/>
-            <w:vAlign w:val="center"/>
+            <w:tcW w:type="dxa" w:w="2016"/>
+            <w:vAlign w:val="top"/>
           </w:tcPr>
           <w:p>
             <w:r/>
             <w:r>
               <w:rPr>
                 <w:b w:val="0"/>
+                <w:sz w:val="18"/>
               </w:rPr>
-              <w:t>Sensible heat flux (H)</w:t>
+              <w:t>Permissive</w:t>
             </w:r>
           </w:p>
         </w:tc>
         <w:tc>
           <w:tcPr>
-            <w:tcW w:type="dxa" w:w="2448"/>
-            <w:vAlign w:val="center"/>
+            <w:tcW w:type="dxa" w:w="2160"/>
+            <w:vAlign w:val="top"/>
           </w:tcPr>
           <w:p>
             <w:r/>
             <w:r>
               <w:rPr>
                 <w:b w:val="0"/>
+                <w:sz w:val="18"/>
               </w:rPr>
-              <w:t>-100 to 700 W m-2</w:t>
+              <w:t>0, 1, and 2</w:t>
             </w:r>
           </w:p>
         </w:tc>
         <w:tc>
           <w:tcPr>
             <w:tcW w:type="dxa" w:w="5760"/>
-            <w:vAlign w:val="center"/>
+            <w:vAlign w:val="top"/>
           </w:tcPr>
           <w:p>
             <w:r/>
             <w:r>
               <w:rPr>
                 <w:b w:val="0"/>
+                <w:sz w:val="18"/>
               </w:rPr>
-              <w:t>Allows negative sensible heat while excluding large spikes.</w:t>
+              <w:t>Exploratory visual inspection; users should document the choice before reporting results.</w:t>
             </w:r>
           </w:p>
         </w:tc>
@@ -1366,46 +1039,49 @@
       <w:tr>
         <w:tc>
           <w:tcPr>
-            <w:tcW w:type="dxa" w:w="2592"/>
-            <w:vAlign w:val="center"/>
+            <w:tcW w:type="dxa" w:w="2016"/>
+            <w:vAlign w:val="top"/>
           </w:tcPr>
           <w:p>
             <w:r/>
             <w:r>
               <w:rPr>
                 <w:b w:val="0"/>
+                <w:sz w:val="18"/>
               </w:rPr>
-              <w:t>Radiation Rg/SW</w:t>
+              <w:t>All permitted</w:t>
             </w:r>
           </w:p>
         </w:tc>
         <w:tc>
           <w:tcPr>
-            <w:tcW w:type="dxa" w:w="2448"/>
-            <w:vAlign w:val="center"/>
+            <w:tcW w:type="dxa" w:w="2160"/>
+            <w:vAlign w:val="top"/>
           </w:tcPr>
           <w:p>
             <w:r/>
             <w:r>
               <w:rPr>
                 <w:b w:val="0"/>
+                <w:sz w:val="18"/>
               </w:rPr>
-              <w:t>0 to 1600 W m-2</w:t>
+              <w:t>All available flags</w:t>
             </w:r>
           </w:p>
         </w:tc>
         <w:tc>
           <w:tcPr>
             <w:tcW w:type="dxa" w:w="5760"/>
-            <w:vAlign w:val="center"/>
+            <w:vAlign w:val="top"/>
           </w:tcPr>
           <w:p>
             <w:r/>
             <w:r>
               <w:rPr>
                 <w:b w:val="0"/>
+                <w:sz w:val="18"/>
               </w:rPr>
-              <w:t>Flags negative radiation and extreme shortwave values when enabled.</w:t>
+              <w:t>Raw-data exploration only; not recommended for final budgets.</w:t>
             </w:r>
           </w:p>
         </w:tc>
@@ -1413,75 +1089,55 @@
       <w:tr>
         <w:tc>
           <w:tcPr>
-            <w:tcW w:type="dxa" w:w="2592"/>
-            <w:vAlign w:val="center"/>
+            <w:tcW w:type="dxa" w:w="2016"/>
+            <w:vAlign w:val="top"/>
           </w:tcPr>
           <w:p>
             <w:r/>
             <w:r>
               <w:rPr>
                 <w:b w:val="0"/>
+                <w:sz w:val="18"/>
               </w:rPr>
-              <w:t>Missing-value codes</w:t>
+              <w:t>Custom</w:t>
             </w:r>
           </w:p>
         </w:tc>
         <w:tc>
           <w:tcPr>
-            <w:tcW w:type="dxa" w:w="2448"/>
-            <w:vAlign w:val="center"/>
+            <w:tcW w:type="dxa" w:w="2160"/>
+            <w:vAlign w:val="top"/>
           </w:tcPr>
           <w:p>
             <w:r/>
             <w:r>
               <w:rPr>
                 <w:b w:val="0"/>
+                <w:sz w:val="18"/>
               </w:rPr>
-              <w:t>-9999, -99999</w:t>
+              <w:t>User-defined</w:t>
             </w:r>
           </w:p>
         </w:tc>
         <w:tc>
           <w:tcPr>
             <w:tcW w:type="dxa" w:w="5760"/>
-            <w:vAlign w:val="center"/>
+            <w:vAlign w:val="top"/>
           </w:tcPr>
           <w:p>
             <w:r/>
             <w:r>
               <w:rPr>
                 <w:b w:val="0"/>
+                <w:sz w:val="18"/>
               </w:rPr>
-              <w:t>Converted to NA before analysis.</w:t>
+              <w:t>Allows site-specific or software-specific flag systems.</w:t>
             </w:r>
           </w:p>
         </w:tc>
       </w:tr>
     </w:tbl>
     <w:p/>
-    <w:p>
-      <w:r>
-        <w:t>Users may edit these ranges based on site type, instrument behavior, climate, and instructor guidance. The workflow log records the exact limits used.</w:t>
-      </w:r>
-    </w:p>
-    <w:p>
-      <w:r>
-        <w:br w:type="page"/>
-      </w:r>
-    </w:p>
-    <w:p>
-      <w:pPr>
-        <w:pStyle w:val="Heading1"/>
-      </w:pPr>
-      <w:r>
-        <w:t>6. Partition Tab: Gap Filling and Flux Partitioning</w:t>
-      </w:r>
-    </w:p>
-    <w:p>
-      <w:r>
-        <w:t>The Partition tab uses REddyProc to filter low-turbulence periods, gap-fill NEE, and partition NEE into GPP and ecosystem respiration. This is the core step that turns half-hourly flux data into interpretable carbon budgets.</w:t>
-      </w:r>
-    </w:p>
     <w:tbl>
       <w:tblPr>
         <w:tblStyle w:val="TableGrid"/>
@@ -1490,15 +1146,15 @@
         <w:tblLook w:firstColumn="1" w:firstRow="1" w:lastColumn="0" w:lastRow="0" w:noHBand="0" w:noVBand="1" w:val="04A0"/>
       </w:tblPr>
       <w:tblGrid>
-        <w:gridCol w:w="3408"/>
-        <w:gridCol w:w="3408"/>
-        <w:gridCol w:w="3408"/>
+        <w:gridCol w:w="3360"/>
+        <w:gridCol w:w="3360"/>
+        <w:gridCol w:w="3360"/>
       </w:tblGrid>
       <w:tr>
         <w:tc>
           <w:tcPr>
-            <w:tcW w:type="dxa" w:w="2304"/>
-            <w:shd w:fill="178C53"/>
+            <w:tcW w:type="dxa" w:w="2016"/>
+            <w:shd w:fill="D9EAF7"/>
             <w:vAlign w:val="center"/>
           </w:tcPr>
           <w:p>
@@ -1506,16 +1162,16 @@
             <w:r>
               <w:rPr>
                 <w:b/>
-                <w:color w:val="FFFFFF"/>
+                <w:sz w:val="18"/>
               </w:rPr>
-              <w:t>Choice</w:t>
+              <w:t>Variable group</w:t>
             </w:r>
           </w:p>
         </w:tc>
         <w:tc>
           <w:tcPr>
-            <w:tcW w:type="dxa" w:w="3456"/>
-            <w:shd w:fill="178C53"/>
+            <w:tcW w:type="dxa" w:w="3024"/>
+            <w:shd w:fill="D9EAF7"/>
             <w:vAlign w:val="center"/>
           </w:tcPr>
           <w:p>
@@ -1523,16 +1179,16 @@
             <w:r>
               <w:rPr>
                 <w:b/>
-                <w:color w:val="FFFFFF"/>
+                <w:sz w:val="18"/>
               </w:rPr>
-              <w:t>What it controls</w:t>
+              <w:t>QC/source column examples</w:t>
             </w:r>
           </w:p>
         </w:tc>
         <w:tc>
           <w:tcPr>
-            <w:tcW w:type="dxa" w:w="4896"/>
-            <w:shd w:fill="178C53"/>
+            <w:tcW w:type="dxa" w:w="5040"/>
+            <w:shd w:fill="D9EAF7"/>
             <w:vAlign w:val="center"/>
           </w:tcPr>
           <w:p>
@@ -1540,9 +1196,394 @@
             <w:r>
               <w:rPr>
                 <w:b/>
-                <w:color w:val="FFFFFF"/>
+                <w:sz w:val="18"/>
               </w:rPr>
-              <w:t>Recommended reporting</w:t>
+              <w:t>How FluxDash applies the flag</w:t>
+            </w:r>
+          </w:p>
+        </w:tc>
+      </w:tr>
+      <w:tr>
+        <w:tc>
+          <w:tcPr>
+            <w:tcW w:type="dxa" w:w="2016"/>
+            <w:vAlign w:val="top"/>
+          </w:tcPr>
+          <w:p>
+            <w:r/>
+            <w:r>
+              <w:rPr>
+                <w:b w:val="0"/>
+                <w:sz w:val="18"/>
+              </w:rPr>
+              <w:t>CO2 / NEE</w:t>
+            </w:r>
+          </w:p>
+        </w:tc>
+        <w:tc>
+          <w:tcPr>
+            <w:tcW w:type="dxa" w:w="3024"/>
+            <w:vAlign w:val="top"/>
+          </w:tcPr>
+          <w:p>
+            <w:r/>
+            <w:r>
+              <w:rPr>
+                <w:b w:val="0"/>
+                <w:sz w:val="18"/>
+              </w:rPr>
+              <w:t>qc_co2_flux</w:t>
+            </w:r>
+          </w:p>
+        </w:tc>
+        <w:tc>
+          <w:tcPr>
+            <w:tcW w:type="dxa" w:w="5040"/>
+            <w:vAlign w:val="top"/>
+          </w:tcPr>
+          <w:p>
+            <w:r/>
+            <w:r>
+              <w:rPr>
+                <w:b w:val="0"/>
+                <w:sz w:val="18"/>
+              </w:rPr>
+              <w:t>Masks NEE/co2_flux only; it does not automatically remove H or LE.</w:t>
+            </w:r>
+          </w:p>
+        </w:tc>
+      </w:tr>
+      <w:tr>
+        <w:tc>
+          <w:tcPr>
+            <w:tcW w:type="dxa" w:w="2016"/>
+            <w:vAlign w:val="top"/>
+          </w:tcPr>
+          <w:p>
+            <w:r/>
+            <w:r>
+              <w:rPr>
+                <w:b w:val="0"/>
+                <w:sz w:val="18"/>
+              </w:rPr>
+              <w:t>Sensible heat</w:t>
+            </w:r>
+          </w:p>
+        </w:tc>
+        <w:tc>
+          <w:tcPr>
+            <w:tcW w:type="dxa" w:w="3024"/>
+            <w:vAlign w:val="top"/>
+          </w:tcPr>
+          <w:p>
+            <w:r/>
+            <w:r>
+              <w:rPr>
+                <w:b w:val="0"/>
+                <w:sz w:val="18"/>
+              </w:rPr>
+              <w:t>qc_H</w:t>
+            </w:r>
+          </w:p>
+        </w:tc>
+        <w:tc>
+          <w:tcPr>
+            <w:tcW w:type="dxa" w:w="5040"/>
+            <w:vAlign w:val="top"/>
+          </w:tcPr>
+          <w:p>
+            <w:r/>
+            <w:r>
+              <w:rPr>
+                <w:b w:val="0"/>
+                <w:sz w:val="18"/>
+              </w:rPr>
+              <w:t>Masks H only.</w:t>
+            </w:r>
+          </w:p>
+        </w:tc>
+      </w:tr>
+      <w:tr>
+        <w:tc>
+          <w:tcPr>
+            <w:tcW w:type="dxa" w:w="2016"/>
+            <w:vAlign w:val="top"/>
+          </w:tcPr>
+          <w:p>
+            <w:r/>
+            <w:r>
+              <w:rPr>
+                <w:b w:val="0"/>
+                <w:sz w:val="18"/>
+              </w:rPr>
+              <w:t>Latent heat</w:t>
+            </w:r>
+          </w:p>
+        </w:tc>
+        <w:tc>
+          <w:tcPr>
+            <w:tcW w:type="dxa" w:w="3024"/>
+            <w:vAlign w:val="top"/>
+          </w:tcPr>
+          <w:p>
+            <w:r/>
+            <w:r>
+              <w:rPr>
+                <w:b w:val="0"/>
+                <w:sz w:val="18"/>
+              </w:rPr>
+              <w:t>qc_LE</w:t>
+            </w:r>
+          </w:p>
+        </w:tc>
+        <w:tc>
+          <w:tcPr>
+            <w:tcW w:type="dxa" w:w="5040"/>
+            <w:vAlign w:val="top"/>
+          </w:tcPr>
+          <w:p>
+            <w:r/>
+            <w:r>
+              <w:rPr>
+                <w:b w:val="0"/>
+                <w:sz w:val="18"/>
+              </w:rPr>
+              <w:t>Masks LE only.</w:t>
+            </w:r>
+          </w:p>
+        </w:tc>
+      </w:tr>
+      <w:tr>
+        <w:tc>
+          <w:tcPr>
+            <w:tcW w:type="dxa" w:w="2016"/>
+            <w:vAlign w:val="top"/>
+          </w:tcPr>
+          <w:p>
+            <w:r/>
+            <w:r>
+              <w:rPr>
+                <w:b w:val="0"/>
+                <w:sz w:val="18"/>
+              </w:rPr>
+              <w:t>Water vapor</w:t>
+            </w:r>
+          </w:p>
+        </w:tc>
+        <w:tc>
+          <w:tcPr>
+            <w:tcW w:type="dxa" w:w="3024"/>
+            <w:vAlign w:val="top"/>
+          </w:tcPr>
+          <w:p>
+            <w:r/>
+            <w:r>
+              <w:rPr>
+                <w:b w:val="0"/>
+                <w:sz w:val="18"/>
+              </w:rPr>
+              <w:t>qc_h2o_flux</w:t>
+            </w:r>
+          </w:p>
+        </w:tc>
+        <w:tc>
+          <w:tcPr>
+            <w:tcW w:type="dxa" w:w="5040"/>
+            <w:vAlign w:val="top"/>
+          </w:tcPr>
+          <w:p>
+            <w:r/>
+            <w:r>
+              <w:rPr>
+                <w:b w:val="0"/>
+                <w:sz w:val="18"/>
+              </w:rPr>
+              <w:t>Masks h2o_flux only when present.</w:t>
+            </w:r>
+          </w:p>
+        </w:tc>
+      </w:tr>
+      <w:tr>
+        <w:tc>
+          <w:tcPr>
+            <w:tcW w:type="dxa" w:w="2016"/>
+            <w:vAlign w:val="top"/>
+          </w:tcPr>
+          <w:p>
+            <w:r/>
+            <w:r>
+              <w:rPr>
+                <w:b w:val="0"/>
+                <w:sz w:val="18"/>
+              </w:rPr>
+              <w:t>Momentum</w:t>
+            </w:r>
+          </w:p>
+        </w:tc>
+        <w:tc>
+          <w:tcPr>
+            <w:tcW w:type="dxa" w:w="3024"/>
+            <w:vAlign w:val="top"/>
+          </w:tcPr>
+          <w:p>
+            <w:r/>
+            <w:r>
+              <w:rPr>
+                <w:b w:val="0"/>
+                <w:sz w:val="18"/>
+              </w:rPr>
+              <w:t>qc_Tau</w:t>
+            </w:r>
+          </w:p>
+        </w:tc>
+        <w:tc>
+          <w:tcPr>
+            <w:tcW w:type="dxa" w:w="5040"/>
+            <w:vAlign w:val="top"/>
+          </w:tcPr>
+          <w:p>
+            <w:r/>
+            <w:r>
+              <w:rPr>
+                <w:b w:val="0"/>
+                <w:sz w:val="18"/>
+              </w:rPr>
+              <w:t>Masks Tau only when present.</w:t>
+            </w:r>
+          </w:p>
+        </w:tc>
+      </w:tr>
+      <w:tr>
+        <w:tc>
+          <w:tcPr>
+            <w:tcW w:type="dxa" w:w="2016"/>
+            <w:vAlign w:val="top"/>
+          </w:tcPr>
+          <w:p>
+            <w:r/>
+            <w:r>
+              <w:rPr>
+                <w:b w:val="0"/>
+                <w:sz w:val="18"/>
+              </w:rPr>
+              <w:t>Methane</w:t>
+            </w:r>
+          </w:p>
+        </w:tc>
+        <w:tc>
+          <w:tcPr>
+            <w:tcW w:type="dxa" w:w="3024"/>
+            <w:vAlign w:val="top"/>
+          </w:tcPr>
+          <w:p>
+            <w:r/>
+            <w:r>
+              <w:rPr>
+                <w:b w:val="0"/>
+                <w:sz w:val="18"/>
+              </w:rPr>
+              <w:t>qc_ch4_flux</w:t>
+            </w:r>
+          </w:p>
+        </w:tc>
+        <w:tc>
+          <w:tcPr>
+            <w:tcW w:type="dxa" w:w="5040"/>
+            <w:vAlign w:val="top"/>
+          </w:tcPr>
+          <w:p>
+            <w:r/>
+            <w:r>
+              <w:rPr>
+                <w:b w:val="0"/>
+                <w:sz w:val="18"/>
+              </w:rPr>
+              <w:t>Masks ch4_flux only when present.</w:t>
+            </w:r>
+          </w:p>
+        </w:tc>
+      </w:tr>
+    </w:tbl>
+    <w:p/>
+    <w:tbl>
+      <w:tblPr>
+        <w:tblStyle w:val="TableGrid"/>
+        <w:tblW w:type="auto" w:w="0"/>
+        <w:jc w:val="center"/>
+        <w:tblLook w:firstColumn="1" w:firstRow="1" w:lastColumn="0" w:lastRow="0" w:noHBand="0" w:noVBand="1" w:val="04A0"/>
+      </w:tblPr>
+      <w:tblGrid>
+        <w:gridCol w:w="2520"/>
+        <w:gridCol w:w="2520"/>
+        <w:gridCol w:w="2520"/>
+        <w:gridCol w:w="2520"/>
+      </w:tblGrid>
+      <w:tr>
+        <w:tc>
+          <w:tcPr>
+            <w:tcW w:type="dxa" w:w="2304"/>
+            <w:shd w:fill="D9EAF7"/>
+            <w:vAlign w:val="center"/>
+          </w:tcPr>
+          <w:p>
+            <w:r/>
+            <w:r>
+              <w:rPr>
+                <w:b/>
+                <w:sz w:val="18"/>
+              </w:rPr>
+              <w:t>Variable</w:t>
+            </w:r>
+          </w:p>
+        </w:tc>
+        <w:tc>
+          <w:tcPr>
+            <w:tcW w:type="dxa" w:w="2016"/>
+            <w:shd w:fill="D9EAF7"/>
+            <w:vAlign w:val="center"/>
+          </w:tcPr>
+          <w:p>
+            <w:r/>
+            <w:r>
+              <w:rPr>
+                <w:b/>
+                <w:sz w:val="18"/>
+              </w:rPr>
+              <w:t>Default lower bound</w:t>
+            </w:r>
+          </w:p>
+        </w:tc>
+        <w:tc>
+          <w:tcPr>
+            <w:tcW w:type="dxa" w:w="2016"/>
+            <w:shd w:fill="D9EAF7"/>
+            <w:vAlign w:val="center"/>
+          </w:tcPr>
+          <w:p>
+            <w:r/>
+            <w:r>
+              <w:rPr>
+                <w:b/>
+                <w:sz w:val="18"/>
+              </w:rPr>
+              <w:t>Default upper bound</w:t>
+            </w:r>
+          </w:p>
+        </w:tc>
+        <w:tc>
+          <w:tcPr>
+            <w:tcW w:type="dxa" w:w="3456"/>
+            <w:shd w:fill="D9EAF7"/>
+            <w:vAlign w:val="center"/>
+          </w:tcPr>
+          <w:p>
+            <w:r/>
+            <w:r>
+              <w:rPr>
+                <w:b/>
+                <w:sz w:val="18"/>
+              </w:rPr>
+              <w:t>Action</w:t>
             </w:r>
           </w:p>
         </w:tc>
@@ -1551,45 +1592,64 @@
         <w:tc>
           <w:tcPr>
             <w:tcW w:type="dxa" w:w="2304"/>
-            <w:vAlign w:val="center"/>
+            <w:vAlign w:val="top"/>
           </w:tcPr>
           <w:p>
             <w:r/>
             <w:r>
               <w:rPr>
                 <w:b w:val="0"/>
+                <w:sz w:val="18"/>
               </w:rPr>
-              <w:t>Partitioning method</w:t>
+              <w:t>NEE / co2_flux</w:t>
+            </w:r>
+          </w:p>
+        </w:tc>
+        <w:tc>
+          <w:tcPr>
+            <w:tcW w:type="dxa" w:w="2016"/>
+            <w:vAlign w:val="top"/>
+          </w:tcPr>
+          <w:p>
+            <w:r/>
+            <w:r>
+              <w:rPr>
+                <w:b w:val="0"/>
+                <w:sz w:val="18"/>
+              </w:rPr>
+              <w:t>-50 umol m-2 s-1</w:t>
+            </w:r>
+          </w:p>
+        </w:tc>
+        <w:tc>
+          <w:tcPr>
+            <w:tcW w:type="dxa" w:w="2016"/>
+            <w:vAlign w:val="top"/>
+          </w:tcPr>
+          <w:p>
+            <w:r/>
+            <w:r>
+              <w:rPr>
+                <w:b w:val="0"/>
+                <w:sz w:val="18"/>
+              </w:rPr>
+              <w:t>+50 umol m-2 s-1</w:t>
             </w:r>
           </w:p>
         </w:tc>
         <w:tc>
           <w:tcPr>
             <w:tcW w:type="dxa" w:w="3456"/>
-            <w:vAlign w:val="center"/>
+            <w:vAlign w:val="top"/>
           </w:tcPr>
           <w:p>
             <w:r/>
             <w:r>
               <w:rPr>
                 <w:b w:val="0"/>
+                <w:sz w:val="18"/>
               </w:rPr>
-              <w:t>Nighttime/Reichstein, daytime/Lasslop, or both.</w:t>
-            </w:r>
-          </w:p>
-        </w:tc>
-        <w:tc>
-          <w:tcPr>
-            <w:tcW w:type="dxa" w:w="4896"/>
-            <w:vAlign w:val="center"/>
-          </w:tcPr>
-          <w:p>
-            <w:r/>
-            <w:r>
-              <w:rPr>
-                <w:b w:val="0"/>
-              </w:rPr>
-              <w:t>State the method and whether final GPP/Reco came from nighttime, daytime, or comparison outputs.</w:t>
+              <w:t>Set NEE to NA; preserve original value.</w:t>
             </w:r>
           </w:p>
         </w:tc>
@@ -1598,45 +1658,64 @@
         <w:tc>
           <w:tcPr>
             <w:tcW w:type="dxa" w:w="2304"/>
-            <w:vAlign w:val="center"/>
+            <w:vAlign w:val="top"/>
           </w:tcPr>
           <w:p>
             <w:r/>
             <w:r>
               <w:rPr>
                 <w:b w:val="0"/>
+                <w:sz w:val="18"/>
               </w:rPr>
-              <w:t>u* mode</w:t>
+              <w:t>LE</w:t>
+            </w:r>
+          </w:p>
+        </w:tc>
+        <w:tc>
+          <w:tcPr>
+            <w:tcW w:type="dxa" w:w="2016"/>
+            <w:vAlign w:val="top"/>
+          </w:tcPr>
+          <w:p>
+            <w:r/>
+            <w:r>
+              <w:rPr>
+                <w:b w:val="0"/>
+                <w:sz w:val="18"/>
+              </w:rPr>
+              <w:t>-100 W m-2</w:t>
+            </w:r>
+          </w:p>
+        </w:tc>
+        <w:tc>
+          <w:tcPr>
+            <w:tcW w:type="dxa" w:w="2016"/>
+            <w:vAlign w:val="top"/>
+          </w:tcPr>
+          <w:p>
+            <w:r/>
+            <w:r>
+              <w:rPr>
+                <w:b w:val="0"/>
+                <w:sz w:val="18"/>
+              </w:rPr>
+              <w:t>+1000 W m-2</w:t>
             </w:r>
           </w:p>
         </w:tc>
         <w:tc>
           <w:tcPr>
             <w:tcW w:type="dxa" w:w="3456"/>
-            <w:vAlign w:val="center"/>
+            <w:vAlign w:val="top"/>
           </w:tcPr>
           <w:p>
             <w:r/>
             <w:r>
               <w:rPr>
                 <w:b w:val="0"/>
+                <w:sz w:val="18"/>
               </w:rPr>
-              <w:t>Auto-estimated bootstrapped threshold or manual threshold.</w:t>
-            </w:r>
-          </w:p>
-        </w:tc>
-        <w:tc>
-          <w:tcPr>
-            <w:tcW w:type="dxa" w:w="4896"/>
-            <w:vAlign w:val="center"/>
-          </w:tcPr>
-          <w:p>
-            <w:r/>
-            <w:r>
-              <w:rPr>
-                <w:b w:val="0"/>
-              </w:rPr>
-              <w:t>Report u* threshold, confidence interval when available, and percentage removed.</w:t>
+              <w:t>Set LE to NA; preserve original value.</w:t>
             </w:r>
           </w:p>
         </w:tc>
@@ -1645,45 +1724,64 @@
         <w:tc>
           <w:tcPr>
             <w:tcW w:type="dxa" w:w="2304"/>
-            <w:vAlign w:val="center"/>
+            <w:vAlign w:val="top"/>
           </w:tcPr>
           <w:p>
             <w:r/>
             <w:r>
               <w:rPr>
                 <w:b w:val="0"/>
+                <w:sz w:val="18"/>
               </w:rPr>
-              <w:t>MDS gap filling</w:t>
+              <w:t>H</w:t>
+            </w:r>
+          </w:p>
+        </w:tc>
+        <w:tc>
+          <w:tcPr>
+            <w:tcW w:type="dxa" w:w="2016"/>
+            <w:vAlign w:val="top"/>
+          </w:tcPr>
+          <w:p>
+            <w:r/>
+            <w:r>
+              <w:rPr>
+                <w:b w:val="0"/>
+                <w:sz w:val="18"/>
+              </w:rPr>
+              <w:t>-250 W m-2</w:t>
+            </w:r>
+          </w:p>
+        </w:tc>
+        <w:tc>
+          <w:tcPr>
+            <w:tcW w:type="dxa" w:w="2016"/>
+            <w:vAlign w:val="top"/>
+          </w:tcPr>
+          <w:p>
+            <w:r/>
+            <w:r>
+              <w:rPr>
+                <w:b w:val="0"/>
+                <w:sz w:val="18"/>
+              </w:rPr>
+              <w:t>+800 W m-2</w:t>
             </w:r>
           </w:p>
         </w:tc>
         <w:tc>
           <w:tcPr>
             <w:tcW w:type="dxa" w:w="3456"/>
-            <w:vAlign w:val="center"/>
+            <w:vAlign w:val="top"/>
           </w:tcPr>
           <w:p>
             <w:r/>
             <w:r>
               <w:rPr>
                 <w:b w:val="0"/>
+                <w:sz w:val="18"/>
               </w:rPr>
-              <w:t>REddyProc gap-fills missing NEE using meteorological drivers.</w:t>
-            </w:r>
-          </w:p>
-        </w:tc>
-        <w:tc>
-          <w:tcPr>
-            <w:tcW w:type="dxa" w:w="4896"/>
-            <w:vAlign w:val="center"/>
-          </w:tcPr>
-          <w:p>
-            <w:r/>
-            <w:r>
-              <w:rPr>
-                <w:b w:val="0"/>
-              </w:rPr>
-              <w:t>Report method, software, gap fraction, and uncertainty where available.</w:t>
+              <w:t>Set H to NA; preserve original value.</w:t>
             </w:r>
           </w:p>
         </w:tc>
@@ -1692,45 +1790,64 @@
         <w:tc>
           <w:tcPr>
             <w:tcW w:type="dxa" w:w="2304"/>
-            <w:vAlign w:val="center"/>
+            <w:vAlign w:val="top"/>
           </w:tcPr>
           <w:p>
             <w:r/>
             <w:r>
               <w:rPr>
                 <w:b w:val="0"/>
+                <w:sz w:val="18"/>
               </w:rPr>
-              <w:t>Latitude/longitude/time zone</w:t>
+              <w:t>Rn</w:t>
+            </w:r>
+          </w:p>
+        </w:tc>
+        <w:tc>
+          <w:tcPr>
+            <w:tcW w:type="dxa" w:w="2016"/>
+            <w:vAlign w:val="top"/>
+          </w:tcPr>
+          <w:p>
+            <w:r/>
+            <w:r>
+              <w:rPr>
+                <w:b w:val="0"/>
+                <w:sz w:val="18"/>
+              </w:rPr>
+              <w:t>-200 W m-2</w:t>
+            </w:r>
+          </w:p>
+        </w:tc>
+        <w:tc>
+          <w:tcPr>
+            <w:tcW w:type="dxa" w:w="2016"/>
+            <w:vAlign w:val="top"/>
+          </w:tcPr>
+          <w:p>
+            <w:r/>
+            <w:r>
+              <w:rPr>
+                <w:b w:val="0"/>
+                <w:sz w:val="18"/>
+              </w:rPr>
+              <w:t>+1200 W m-2</w:t>
             </w:r>
           </w:p>
         </w:tc>
         <w:tc>
           <w:tcPr>
             <w:tcW w:type="dxa" w:w="3456"/>
-            <w:vAlign w:val="center"/>
+            <w:vAlign w:val="top"/>
           </w:tcPr>
           <w:p>
             <w:r/>
             <w:r>
               <w:rPr>
                 <w:b w:val="0"/>
+                <w:sz w:val="18"/>
               </w:rPr>
-              <w:t>Used by REddyProc to define radiation/day-night context.</w:t>
-            </w:r>
-          </w:p>
-        </w:tc>
-        <w:tc>
-          <w:tcPr>
-            <w:tcW w:type="dxa" w:w="4896"/>
-            <w:vAlign w:val="center"/>
-          </w:tcPr>
-          <w:p>
-            <w:r/>
-            <w:r>
-              <w:rPr>
-                <w:b w:val="0"/>
-              </w:rPr>
-              <w:t>Confirm site metadata and time zone in methods.</w:t>
+              <w:t>Set Rn to NA if outside plausible range.</w:t>
             </w:r>
           </w:p>
         </w:tc>
@@ -1739,45 +1856,328 @@
         <w:tc>
           <w:tcPr>
             <w:tcW w:type="dxa" w:w="2304"/>
-            <w:vAlign w:val="center"/>
+            <w:vAlign w:val="top"/>
           </w:tcPr>
           <w:p>
             <w:r/>
             <w:r>
               <w:rPr>
                 <w:b w:val="0"/>
+                <w:sz w:val="18"/>
               </w:rPr>
-              <w:t>Input CSV</w:t>
+              <w:t>Rg / SW_IN</w:t>
+            </w:r>
+          </w:p>
+        </w:tc>
+        <w:tc>
+          <w:tcPr>
+            <w:tcW w:type="dxa" w:w="2016"/>
+            <w:vAlign w:val="top"/>
+          </w:tcPr>
+          <w:p>
+            <w:r/>
+            <w:r>
+              <w:rPr>
+                <w:b w:val="0"/>
+                <w:sz w:val="18"/>
+              </w:rPr>
+              <w:t>0 W m-2</w:t>
+            </w:r>
+          </w:p>
+        </w:tc>
+        <w:tc>
+          <w:tcPr>
+            <w:tcW w:type="dxa" w:w="2016"/>
+            <w:vAlign w:val="top"/>
+          </w:tcPr>
+          <w:p>
+            <w:r/>
+            <w:r>
+              <w:rPr>
+                <w:b w:val="0"/>
+                <w:sz w:val="18"/>
+              </w:rPr>
+              <w:t>+1400 W m-2</w:t>
             </w:r>
           </w:p>
         </w:tc>
         <w:tc>
           <w:tcPr>
             <w:tcW w:type="dxa" w:w="3456"/>
-            <w:vAlign w:val="center"/>
+            <w:vAlign w:val="top"/>
           </w:tcPr>
           <w:p>
             <w:r/>
             <w:r>
               <w:rPr>
                 <w:b w:val="0"/>
+                <w:sz w:val="18"/>
               </w:rPr>
-              <w:t>Usually the latest fluxdash_processed.csv.</w:t>
+              <w:t>Clamp small negative nighttime drift to 0 when selected; otherwise set invalid values to NA.</w:t>
             </w:r>
           </w:p>
         </w:tc>
+      </w:tr>
+      <w:tr>
         <w:tc>
           <w:tcPr>
-            <w:tcW w:type="dxa" w:w="4896"/>
-            <w:vAlign w:val="center"/>
+            <w:tcW w:type="dxa" w:w="2304"/>
+            <w:vAlign w:val="top"/>
           </w:tcPr>
           <w:p>
             <w:r/>
             <w:r>
               <w:rPr>
                 <w:b w:val="0"/>
+                <w:sz w:val="18"/>
               </w:rPr>
-              <w:t>Recorded in the workflow log.</w:t>
+              <w:t>u*</w:t>
+            </w:r>
+          </w:p>
+        </w:tc>
+        <w:tc>
+          <w:tcPr>
+            <w:tcW w:type="dxa" w:w="2016"/>
+            <w:vAlign w:val="top"/>
+          </w:tcPr>
+          <w:p>
+            <w:r/>
+            <w:r>
+              <w:rPr>
+                <w:b w:val="0"/>
+                <w:sz w:val="18"/>
+              </w:rPr>
+              <w:t>0 m s-1</w:t>
+            </w:r>
+          </w:p>
+        </w:tc>
+        <w:tc>
+          <w:tcPr>
+            <w:tcW w:type="dxa" w:w="2016"/>
+            <w:vAlign w:val="top"/>
+          </w:tcPr>
+          <w:p>
+            <w:r/>
+            <w:r>
+              <w:rPr>
+                <w:b w:val="0"/>
+                <w:sz w:val="18"/>
+              </w:rPr>
+              <w:t>3 m s-1</w:t>
+            </w:r>
+          </w:p>
+        </w:tc>
+        <w:tc>
+          <w:tcPr>
+            <w:tcW w:type="dxa" w:w="3456"/>
+            <w:vAlign w:val="top"/>
+          </w:tcPr>
+          <w:p>
+            <w:r/>
+            <w:r>
+              <w:rPr>
+                <w:b w:val="0"/>
+                <w:sz w:val="18"/>
+              </w:rPr>
+              <w:t>Set invalid u* values to NA.</w:t>
+            </w:r>
+          </w:p>
+        </w:tc>
+      </w:tr>
+      <w:tr>
+        <w:tc>
+          <w:tcPr>
+            <w:tcW w:type="dxa" w:w="2304"/>
+            <w:vAlign w:val="top"/>
+          </w:tcPr>
+          <w:p>
+            <w:r/>
+            <w:r>
+              <w:rPr>
+                <w:b w:val="0"/>
+                <w:sz w:val="18"/>
+              </w:rPr>
+              <w:t>Tair</w:t>
+            </w:r>
+          </w:p>
+        </w:tc>
+        <w:tc>
+          <w:tcPr>
+            <w:tcW w:type="dxa" w:w="2016"/>
+            <w:vAlign w:val="top"/>
+          </w:tcPr>
+          <w:p>
+            <w:r/>
+            <w:r>
+              <w:rPr>
+                <w:b w:val="0"/>
+                <w:sz w:val="18"/>
+              </w:rPr>
+              <w:t>-50 C</w:t>
+            </w:r>
+          </w:p>
+        </w:tc>
+        <w:tc>
+          <w:tcPr>
+            <w:tcW w:type="dxa" w:w="2016"/>
+            <w:vAlign w:val="top"/>
+          </w:tcPr>
+          <w:p>
+            <w:r/>
+            <w:r>
+              <w:rPr>
+                <w:b w:val="0"/>
+                <w:sz w:val="18"/>
+              </w:rPr>
+              <w:t>+60 C</w:t>
+            </w:r>
+          </w:p>
+        </w:tc>
+        <w:tc>
+          <w:tcPr>
+            <w:tcW w:type="dxa" w:w="3456"/>
+            <w:vAlign w:val="top"/>
+          </w:tcPr>
+          <w:p>
+            <w:r/>
+            <w:r>
+              <w:rPr>
+                <w:b w:val="0"/>
+                <w:sz w:val="18"/>
+              </w:rPr>
+              <w:t>Set invalid air temperature to NA.</w:t>
+            </w:r>
+          </w:p>
+        </w:tc>
+      </w:tr>
+      <w:tr>
+        <w:tc>
+          <w:tcPr>
+            <w:tcW w:type="dxa" w:w="2304"/>
+            <w:vAlign w:val="top"/>
+          </w:tcPr>
+          <w:p>
+            <w:r/>
+            <w:r>
+              <w:rPr>
+                <w:b w:val="0"/>
+                <w:sz w:val="18"/>
+              </w:rPr>
+              <w:t>VPD</w:t>
+            </w:r>
+          </w:p>
+        </w:tc>
+        <w:tc>
+          <w:tcPr>
+            <w:tcW w:type="dxa" w:w="2016"/>
+            <w:vAlign w:val="top"/>
+          </w:tcPr>
+          <w:p>
+            <w:r/>
+            <w:r>
+              <w:rPr>
+                <w:b w:val="0"/>
+                <w:sz w:val="18"/>
+              </w:rPr>
+              <w:t>0 kPa</w:t>
+            </w:r>
+          </w:p>
+        </w:tc>
+        <w:tc>
+          <w:tcPr>
+            <w:tcW w:type="dxa" w:w="2016"/>
+            <w:vAlign w:val="top"/>
+          </w:tcPr>
+          <w:p>
+            <w:r/>
+            <w:r>
+              <w:rPr>
+                <w:b w:val="0"/>
+                <w:sz w:val="18"/>
+              </w:rPr>
+              <w:t>10 kPa</w:t>
+            </w:r>
+          </w:p>
+        </w:tc>
+        <w:tc>
+          <w:tcPr>
+            <w:tcW w:type="dxa" w:w="3456"/>
+            <w:vAlign w:val="top"/>
+          </w:tcPr>
+          <w:p>
+            <w:r/>
+            <w:r>
+              <w:rPr>
+                <w:b w:val="0"/>
+                <w:sz w:val="18"/>
+              </w:rPr>
+              <w:t>Clamp small negative values to 0 or set invalid values to NA.</w:t>
+            </w:r>
+          </w:p>
+        </w:tc>
+      </w:tr>
+      <w:tr>
+        <w:tc>
+          <w:tcPr>
+            <w:tcW w:type="dxa" w:w="2304"/>
+            <w:vAlign w:val="top"/>
+          </w:tcPr>
+          <w:p>
+            <w:r/>
+            <w:r>
+              <w:rPr>
+                <w:b w:val="0"/>
+                <w:sz w:val="18"/>
+              </w:rPr>
+              <w:t>RH</w:t>
+            </w:r>
+          </w:p>
+        </w:tc>
+        <w:tc>
+          <w:tcPr>
+            <w:tcW w:type="dxa" w:w="2016"/>
+            <w:vAlign w:val="top"/>
+          </w:tcPr>
+          <w:p>
+            <w:r/>
+            <w:r>
+              <w:rPr>
+                <w:b w:val="0"/>
+                <w:sz w:val="18"/>
+              </w:rPr>
+              <w:t>0%</w:t>
+            </w:r>
+          </w:p>
+        </w:tc>
+        <w:tc>
+          <w:tcPr>
+            <w:tcW w:type="dxa" w:w="2016"/>
+            <w:vAlign w:val="top"/>
+          </w:tcPr>
+          <w:p>
+            <w:r/>
+            <w:r>
+              <w:rPr>
+                <w:b w:val="0"/>
+                <w:sz w:val="18"/>
+              </w:rPr>
+              <w:t>100%</w:t>
+            </w:r>
+          </w:p>
+        </w:tc>
+        <w:tc>
+          <w:tcPr>
+            <w:tcW w:type="dxa" w:w="3456"/>
+            <w:vAlign w:val="top"/>
+          </w:tcPr>
+          <w:p>
+            <w:r/>
+            <w:r>
+              <w:rPr>
+                <w:b w:val="0"/>
+                <w:sz w:val="18"/>
+              </w:rPr>
+              <w:t>Cap RH above 100% to 100% when selected.</w:t>
             </w:r>
           </w:p>
         </w:tc>
@@ -1789,12 +2189,12 @@
         <w:pStyle w:val="Heading1"/>
       </w:pPr>
       <w:r>
-        <w:t>7. Results Tab</w:t>
+        <w:t>6. Instrument diagnostics and slow-driver cleaning</w:t>
       </w:r>
     </w:p>
     <w:p>
       <w:r>
-        <w:t>The Results tab is designed as an interactive analysis explorer. Users select a preset, period range, grouping interval, statistic, unit conversion, and metric set. Charts and tables can be downloaded for reports or lab assignments.</w:t>
+        <w:t>FluxDash can screen optical and signal diagnostics when they are available in the dataset. These checks are configurable because column names differ among instruments and output formats. Common examples include AGC, RSSI, signal strength, LI-7200 diagnostics, and LI-7500 signal metrics.</w:t>
       </w:r>
     </w:p>
     <w:tbl>
@@ -1805,15 +2205,15 @@
         <w:tblLook w:firstColumn="1" w:firstRow="1" w:lastColumn="0" w:lastRow="0" w:noHBand="0" w:noVBand="1" w:val="04A0"/>
       </w:tblPr>
       <w:tblGrid>
-        <w:gridCol w:w="3408"/>
-        <w:gridCol w:w="3408"/>
-        <w:gridCol w:w="3408"/>
+        <w:gridCol w:w="3360"/>
+        <w:gridCol w:w="3360"/>
+        <w:gridCol w:w="3360"/>
       </w:tblGrid>
       <w:tr>
         <w:tc>
           <w:tcPr>
-            <w:tcW w:type="dxa" w:w="2592"/>
-            <w:shd w:fill="178C53"/>
+            <w:tcW w:type="dxa" w:w="2880"/>
+            <w:shd w:fill="D9EAF7"/>
             <w:vAlign w:val="center"/>
           </w:tcPr>
           <w:p>
@@ -1821,16 +2221,16 @@
             <w:r>
               <w:rPr>
                 <w:b/>
-                <w:color w:val="FFFFFF"/>
+                <w:sz w:val="18"/>
               </w:rPr>
-              <w:t>Preset group</w:t>
+              <w:t>Rule</w:t>
             </w:r>
           </w:p>
         </w:tc>
         <w:tc>
           <w:tcPr>
-            <w:tcW w:type="dxa" w:w="3456"/>
-            <w:shd w:fill="178C53"/>
+            <w:tcW w:type="dxa" w:w="3312"/>
+            <w:shd w:fill="D9EAF7"/>
             <w:vAlign w:val="center"/>
           </w:tcPr>
           <w:p>
@@ -1838,16 +2238,16 @@
             <w:r>
               <w:rPr>
                 <w:b/>
-                <w:color w:val="FFFFFF"/>
+                <w:sz w:val="18"/>
               </w:rPr>
-              <w:t>Examples</w:t>
+              <w:t>Default behavior</w:t>
             </w:r>
           </w:p>
         </w:tc>
         <w:tc>
           <w:tcPr>
-            <w:tcW w:type="dxa" w:w="4608"/>
-            <w:shd w:fill="178C53"/>
+            <w:tcW w:type="dxa" w:w="3600"/>
+            <w:shd w:fill="D9EAF7"/>
             <w:vAlign w:val="center"/>
           </w:tcPr>
           <w:p>
@@ -1855,9 +2255,9 @@
             <w:r>
               <w:rPr>
                 <w:b/>
-                <w:color w:val="FFFFFF"/>
+                <w:sz w:val="18"/>
               </w:rPr>
-              <w:t>Use</w:t>
+              <w:t>Important caution</w:t>
             </w:r>
           </w:p>
         </w:tc>
@@ -1865,46 +2265,49 @@
       <w:tr>
         <w:tc>
           <w:tcPr>
-            <w:tcW w:type="dxa" w:w="2592"/>
-            <w:vAlign w:val="center"/>
+            <w:tcW w:type="dxa" w:w="2880"/>
+            <w:vAlign w:val="top"/>
           </w:tcPr>
           <w:p>
             <w:r/>
             <w:r>
               <w:rPr>
                 <w:b w:val="0"/>
+                <w:sz w:val="18"/>
               </w:rPr>
-              <w:t>Carbon budgets</w:t>
+              <w:t>AGC / optical diagnostic</w:t>
             </w:r>
           </w:p>
         </w:tc>
         <w:tc>
           <w:tcPr>
-            <w:tcW w:type="dxa" w:w="3456"/>
-            <w:vAlign w:val="center"/>
+            <w:tcW w:type="dxa" w:w="3312"/>
+            <w:vAlign w:val="top"/>
           </w:tcPr>
           <w:p>
             <w:r/>
             <w:r>
               <w:rPr>
                 <w:b w:val="0"/>
+                <w:sz w:val="18"/>
               </w:rPr>
-              <w:t>Cumulative NEE/GPP/Reco, source/sink, NEP, CUE.</w:t>
+              <w:t>Mask selected fast flux outputs when AGC exceeds 65%.</w:t>
             </w:r>
           </w:p>
         </w:tc>
         <w:tc>
           <w:tcPr>
-            <w:tcW w:type="dxa" w:w="4608"/>
-            <w:vAlign w:val="center"/>
+            <w:tcW w:type="dxa" w:w="3600"/>
+            <w:vAlign w:val="top"/>
           </w:tcPr>
           <w:p>
             <w:r/>
             <w:r>
               <w:rPr>
                 <w:b w:val="0"/>
+                <w:sz w:val="18"/>
               </w:rPr>
-              <w:t>Annual/monthly/daily budgets and source-sink interpretation.</w:t>
+              <w:t>Use only when the dataset truly reports AGC in comparable units.</w:t>
             </w:r>
           </w:p>
         </w:tc>
@@ -1912,46 +2315,49 @@
       <w:tr>
         <w:tc>
           <w:tcPr>
-            <w:tcW w:type="dxa" w:w="2592"/>
-            <w:vAlign w:val="center"/>
+            <w:tcW w:type="dxa" w:w="2880"/>
+            <w:vAlign w:val="top"/>
           </w:tcPr>
           <w:p>
             <w:r/>
             <w:r>
               <w:rPr>
                 <w:b w:val="0"/>
+                <w:sz w:val="18"/>
               </w:rPr>
-              <w:t>Energy and water</w:t>
+              <w:t>RSSI / signal strength</w:t>
             </w:r>
           </w:p>
         </w:tc>
         <w:tc>
           <w:tcPr>
-            <w:tcW w:type="dxa" w:w="3456"/>
-            <w:vAlign w:val="center"/>
+            <w:tcW w:type="dxa" w:w="3312"/>
+            <w:vAlign w:val="top"/>
           </w:tcPr>
           <w:p>
             <w:r/>
             <w:r>
               <w:rPr>
                 <w:b w:val="0"/>
+                <w:sz w:val="18"/>
               </w:rPr>
-              <w:t>LE, H, ET, Bowen ratio, EBC, WUE.</w:t>
+              <w:t>Mask selected fast flux outputs when RSSI or signal strength is below 80%.</w:t>
             </w:r>
           </w:p>
         </w:tc>
         <w:tc>
           <w:tcPr>
-            <w:tcW w:type="dxa" w:w="4608"/>
-            <w:vAlign w:val="center"/>
+            <w:tcW w:type="dxa" w:w="3600"/>
+            <w:vAlign w:val="top"/>
           </w:tcPr>
           <w:p>
             <w:r/>
             <w:r>
               <w:rPr>
                 <w:b w:val="0"/>
+                <w:sz w:val="18"/>
               </w:rPr>
-              <w:t>Water-cycle and energy-balance interpretation.</w:t>
+              <w:t>Column definitions vary; review instrument documentation.</w:t>
             </w:r>
           </w:p>
         </w:tc>
@@ -1959,46 +2365,49 @@
       <w:tr>
         <w:tc>
           <w:tcPr>
-            <w:tcW w:type="dxa" w:w="2592"/>
-            <w:vAlign w:val="center"/>
+            <w:tcW w:type="dxa" w:w="2880"/>
+            <w:vAlign w:val="top"/>
           </w:tcPr>
           <w:p>
             <w:r/>
             <w:r>
               <w:rPr>
                 <w:b w:val="0"/>
+                <w:sz w:val="18"/>
               </w:rPr>
-              <w:t>Diagnostics</w:t>
+              <w:t>Negative nighttime radiation</w:t>
             </w:r>
           </w:p>
         </w:tc>
         <w:tc>
           <w:tcPr>
-            <w:tcW w:type="dxa" w:w="3456"/>
-            <w:vAlign w:val="center"/>
+            <w:tcW w:type="dxa" w:w="3312"/>
+            <w:vAlign w:val="top"/>
           </w:tcPr>
           <w:p>
             <w:r/>
             <w:r>
               <w:rPr>
                 <w:b w:val="0"/>
+                <w:sz w:val="18"/>
               </w:rPr>
-              <w:t>Gap filling, u* threshold, method comparison.</w:t>
+              <w:t>Clamp Rg &lt; 0 to 0 when selected.</w:t>
             </w:r>
           </w:p>
         </w:tc>
         <w:tc>
           <w:tcPr>
-            <w:tcW w:type="dxa" w:w="4608"/>
-            <w:vAlign w:val="center"/>
+            <w:tcW w:type="dxa" w:w="3600"/>
+            <w:vAlign w:val="top"/>
           </w:tcPr>
           <w:p>
             <w:r/>
             <w:r>
               <w:rPr>
                 <w:b w:val="0"/>
+                <w:sz w:val="18"/>
               </w:rPr>
-              <w:t>Evaluate data quality and processing effects.</w:t>
+              <w:t>Do not confuse Rg/SW_IN with net radiation Rn.</w:t>
             </w:r>
           </w:p>
         </w:tc>
@@ -2006,46 +2415,49 @@
       <w:tr>
         <w:tc>
           <w:tcPr>
-            <w:tcW w:type="dxa" w:w="2592"/>
-            <w:vAlign w:val="center"/>
+            <w:tcW w:type="dxa" w:w="2880"/>
+            <w:vAlign w:val="top"/>
           </w:tcPr>
           <w:p>
             <w:r/>
             <w:r>
               <w:rPr>
                 <w:b w:val="0"/>
+                <w:sz w:val="18"/>
               </w:rPr>
-              <w:t>Driver responses</w:t>
+              <w:t>RH saturation</w:t>
             </w:r>
           </w:p>
         </w:tc>
         <w:tc>
           <w:tcPr>
-            <w:tcW w:type="dxa" w:w="3456"/>
-            <w:vAlign w:val="center"/>
+            <w:tcW w:type="dxa" w:w="3312"/>
+            <w:vAlign w:val="top"/>
           </w:tcPr>
           <w:p>
             <w:r/>
             <w:r>
               <w:rPr>
                 <w:b w:val="0"/>
+                <w:sz w:val="18"/>
               </w:rPr>
-              <w:t>Light response, VPD response, Q10 temperature response.</w:t>
+              <w:t>Cap RH &gt; 100% at 100%.</w:t>
             </w:r>
           </w:p>
         </w:tc>
         <w:tc>
           <w:tcPr>
-            <w:tcW w:type="dxa" w:w="4608"/>
-            <w:vAlign w:val="center"/>
+            <w:tcW w:type="dxa" w:w="3600"/>
+            <w:vAlign w:val="top"/>
           </w:tcPr>
           <w:p>
             <w:r/>
             <w:r>
               <w:rPr>
                 <w:b w:val="0"/>
+                <w:sz w:val="18"/>
               </w:rPr>
-              <w:t>Mechanistic interpretation for manuscripts and lab reports.</w:t>
+              <w:t>Values far outside range may indicate sensor error and should be inspected.</w:t>
             </w:r>
           </w:p>
         </w:tc>
@@ -2053,46 +2465,99 @@
       <w:tr>
         <w:tc>
           <w:tcPr>
-            <w:tcW w:type="dxa" w:w="2592"/>
-            <w:vAlign w:val="center"/>
+            <w:tcW w:type="dxa" w:w="2880"/>
+            <w:vAlign w:val="top"/>
           </w:tcPr>
           <w:p>
             <w:r/>
             <w:r>
               <w:rPr>
                 <w:b w:val="0"/>
+                <w:sz w:val="18"/>
               </w:rPr>
-              <w:t>Footprint</w:t>
+              <w:t>VPD under saturation</w:t>
             </w:r>
           </w:p>
         </w:tc>
         <w:tc>
           <w:tcPr>
-            <w:tcW w:type="dxa" w:w="3456"/>
-            <w:vAlign w:val="center"/>
+            <w:tcW w:type="dxa" w:w="3312"/>
+            <w:vAlign w:val="top"/>
           </w:tcPr>
           <w:p>
             <w:r/>
             <w:r>
               <w:rPr>
                 <w:b w:val="0"/>
+                <w:sz w:val="18"/>
               </w:rPr>
-              <w:t>Kljun/EddyPro contour climatology and source-distance point view.</w:t>
+              <w:t>Set VPD to 0 when RH is 100% if selected.</w:t>
             </w:r>
           </w:p>
         </w:tc>
         <w:tc>
           <w:tcPr>
-            <w:tcW w:type="dxa" w:w="4608"/>
-            <w:vAlign w:val="center"/>
+            <w:tcW w:type="dxa" w:w="3600"/>
+            <w:vAlign w:val="top"/>
           </w:tcPr>
           <w:p>
             <w:r/>
             <w:r>
               <w:rPr>
                 <w:b w:val="0"/>
+                <w:sz w:val="18"/>
               </w:rPr>
-              <w:t>Assess site representativeness and fetch direction.</w:t>
+              <w:t>Check VPD units; FluxDash normalizes hPa/kPa/Pa where possible.</w:t>
+            </w:r>
+          </w:p>
+        </w:tc>
+      </w:tr>
+      <w:tr>
+        <w:tc>
+          <w:tcPr>
+            <w:tcW w:type="dxa" w:w="2880"/>
+            <w:vAlign w:val="top"/>
+          </w:tcPr>
+          <w:p>
+            <w:r/>
+            <w:r>
+              <w:rPr>
+                <w:b w:val="0"/>
+                <w:sz w:val="18"/>
+              </w:rPr>
+              <w:t>MAD driver flagging</w:t>
+            </w:r>
+          </w:p>
+        </w:tc>
+        <w:tc>
+          <w:tcPr>
+            <w:tcW w:type="dxa" w:w="3312"/>
+            <w:vAlign w:val="top"/>
+          </w:tcPr>
+          <w:p>
+            <w:r/>
+            <w:r>
+              <w:rPr>
+                <w:b w:val="0"/>
+                <w:sz w:val="18"/>
+              </w:rPr>
+              <w:t>Flag meteorological driver outliers using 4 x MAD by default.</w:t>
+            </w:r>
+          </w:p>
+        </w:tc>
+        <w:tc>
+          <w:tcPr>
+            <w:tcW w:type="dxa" w:w="3600"/>
+            <w:vAlign w:val="top"/>
+          </w:tcPr>
+          <w:p>
+            <w:r/>
+            <w:r>
+              <w:rPr>
+                <w:b w:val="0"/>
+                <w:sz w:val="18"/>
+              </w:rPr>
+              <w:t>Default is flag-only so true extreme events are not automatically removed.</w:t>
             </w:r>
           </w:p>
         </w:tc>
@@ -2104,45 +2569,12 @@
         <w:pStyle w:val="Heading1"/>
       </w:pPr>
       <w:r>
-        <w:t>8. Light-Response and Q10 Plots</w:t>
+        <w:t>7. Nighttime u* mask, gap filling, and partitioning</w:t>
       </w:r>
     </w:p>
     <w:p>
       <w:r>
-        <w:t>FluxDash v1.0 allows users to plot NEE or GPP against SW/Rg, PAR, or PPFD. Users can show raw points, binned means, fitted curves, and fitted equations. For NEE light response, the displayed model is rectangular-hyperbola style:</w:t>
-      </w:r>
-    </w:p>
-    <w:p>
-      <w:r>
-        <w:t>NEE = Rd - (GPPmax × I) / (K + I)</w:t>
-      </w:r>
-    </w:p>
-    <w:p>
-      <w:r>
-        <w:t>For GPP light saturation, the displayed model is:</w:t>
-      </w:r>
-    </w:p>
-    <w:p>
-      <w:r>
-        <w:t>GPP = (GPPmax × I) / (K + I)</w:t>
-      </w:r>
-    </w:p>
-    <w:p>
-      <w:r>
-        <w:t>For temperature sensitivity, FluxDash fits the log-linear form Reco = exp(a + bT) and reports Q10 = exp(10b). These fits are intended for teaching and screening; publication-quality analyses should be reviewed against accepted EC modeling practice and site-specific assumptions.</w:t>
-      </w:r>
-    </w:p>
-    <w:p>
-      <w:pPr>
-        <w:pStyle w:val="Heading1"/>
-      </w:pPr>
-      <w:r>
-        <w:t>9. Analysis-Level Outlier Handling</w:t>
-      </w:r>
-    </w:p>
-    <w:p>
-      <w:r>
-        <w:t>The Results tab includes outlier tools for response plots. These filters affect the visualization and exported analysis table, not the underlying processed or partitioned file. They are useful when a response plot contains obvious driver artifacts, such as repeated radiation values that create a vertical cluster.</w:t>
+        <w:t>FluxDash separates pre-processing QC from REddyProc partitioning. A user may optionally apply a pre-partitioning nighttime u* NEE-only mask, but the main REddyProc workflow still handles u* threshold estimation, gap filling, and partitioning when the Partition tab is used.</w:t>
       </w:r>
     </w:p>
     <w:tbl>
@@ -2153,15 +2585,15 @@
         <w:tblLook w:firstColumn="1" w:firstRow="1" w:lastColumn="0" w:lastRow="0" w:noHBand="0" w:noVBand="1" w:val="04A0"/>
       </w:tblPr>
       <w:tblGrid>
-        <w:gridCol w:w="3408"/>
-        <w:gridCol w:w="3408"/>
-        <w:gridCol w:w="3408"/>
+        <w:gridCol w:w="3360"/>
+        <w:gridCol w:w="3360"/>
+        <w:gridCol w:w="3360"/>
       </w:tblGrid>
       <w:tr>
         <w:tc>
           <w:tcPr>
-            <w:tcW w:type="dxa" w:w="2880"/>
-            <w:shd w:fill="178C53"/>
+            <w:tcW w:type="dxa" w:w="2448"/>
+            <w:shd w:fill="D9EAF7"/>
             <w:vAlign w:val="center"/>
           </w:tcPr>
           <w:p>
@@ -2169,16 +2601,16 @@
             <w:r>
               <w:rPr>
                 <w:b/>
-                <w:color w:val="FFFFFF"/>
+                <w:sz w:val="18"/>
               </w:rPr>
-              <w:t>Outlier option</w:t>
+              <w:t>Process</w:t>
             </w:r>
           </w:p>
         </w:tc>
         <w:tc>
           <w:tcPr>
-            <w:tcW w:type="dxa" w:w="4032"/>
-            <w:shd w:fill="178C53"/>
+            <w:tcW w:type="dxa" w:w="4608"/>
+            <w:shd w:fill="D9EAF7"/>
             <w:vAlign w:val="center"/>
           </w:tcPr>
           <w:p>
@@ -2186,16 +2618,16 @@
             <w:r>
               <w:rPr>
                 <w:b/>
-                <w:color w:val="FFFFFF"/>
+                <w:sz w:val="18"/>
               </w:rPr>
-              <w:t>How it works</w:t>
+              <w:t>FluxDash behavior</w:t>
             </w:r>
           </w:p>
         </w:tc>
         <w:tc>
           <w:tcPr>
-            <w:tcW w:type="dxa" w:w="3744"/>
-            <w:shd w:fill="178C53"/>
+            <w:tcW w:type="dxa" w:w="3168"/>
+            <w:shd w:fill="D9EAF7"/>
             <w:vAlign w:val="center"/>
           </w:tcPr>
           <w:p>
@@ -2203,9 +2635,9 @@
             <w:r>
               <w:rPr>
                 <w:b/>
-                <w:color w:val="FFFFFF"/>
+                <w:sz w:val="18"/>
               </w:rPr>
-              <w:t>When to use</w:t>
+              <w:t>Reporting reminder</w:t>
             </w:r>
           </w:p>
         </w:tc>
@@ -2213,46 +2645,49 @@
       <w:tr>
         <w:tc>
           <w:tcPr>
-            <w:tcW w:type="dxa" w:w="2880"/>
-            <w:vAlign w:val="center"/>
+            <w:tcW w:type="dxa" w:w="2448"/>
+            <w:vAlign w:val="top"/>
           </w:tcPr>
           <w:p>
             <w:r/>
             <w:r>
               <w:rPr>
                 <w:b w:val="0"/>
+                <w:sz w:val="18"/>
               </w:rPr>
-              <w:t>No analysis outlier filter</w:t>
+              <w:t>Nighttime u* NEE-only mask</w:t>
             </w:r>
           </w:p>
         </w:tc>
         <w:tc>
           <w:tcPr>
-            <w:tcW w:type="dxa" w:w="4032"/>
-            <w:vAlign w:val="center"/>
+            <w:tcW w:type="dxa" w:w="4608"/>
+            <w:vAlign w:val="top"/>
           </w:tcPr>
           <w:p>
             <w:r/>
             <w:r>
               <w:rPr>
                 <w:b w:val="0"/>
+                <w:sz w:val="18"/>
               </w:rPr>
-              <w:t>Plots all finite selected points.</w:t>
+              <w:t>For records with Rg &lt; 10 W m-2 and u* below the selected threshold, mask nighttime NEE only. H, LE, and daytime NEE are not removed using this rule.</w:t>
             </w:r>
           </w:p>
         </w:tc>
         <w:tc>
           <w:tcPr>
-            <w:tcW w:type="dxa" w:w="3744"/>
-            <w:vAlign w:val="center"/>
+            <w:tcW w:type="dxa" w:w="3168"/>
+            <w:vAlign w:val="top"/>
           </w:tcPr>
           <w:p>
             <w:r/>
             <w:r>
               <w:rPr>
                 <w:b w:val="0"/>
+                <w:sz w:val="18"/>
               </w:rPr>
-              <w:t>Default for transparency.</w:t>
+              <w:t>Report the threshold, radiation criterion, and whether the rule was applied before partitioning.</w:t>
             </w:r>
           </w:p>
         </w:tc>
@@ -2260,46 +2695,49 @@
       <w:tr>
         <w:tc>
           <w:tcPr>
-            <w:tcW w:type="dxa" w:w="2880"/>
-            <w:vAlign w:val="center"/>
+            <w:tcW w:type="dxa" w:w="2448"/>
+            <w:vAlign w:val="top"/>
           </w:tcPr>
           <w:p>
             <w:r/>
             <w:r>
               <w:rPr>
                 <w:b w:val="0"/>
+                <w:sz w:val="18"/>
               </w:rPr>
-              <w:t>Remove IQR outliers</w:t>
+              <w:t>Automatic u* estimation</w:t>
             </w:r>
           </w:p>
         </w:tc>
         <w:tc>
           <w:tcPr>
-            <w:tcW w:type="dxa" w:w="4032"/>
-            <w:vAlign w:val="center"/>
+            <w:tcW w:type="dxa" w:w="4608"/>
+            <w:vAlign w:val="top"/>
           </w:tcPr>
           <w:p>
             <w:r/>
             <w:r>
               <w:rPr>
                 <w:b w:val="0"/>
+                <w:sz w:val="18"/>
               </w:rPr>
-              <w:t>Removes points outside 1.5 × IQR limits in x/y.</w:t>
+              <w:t>Uses REddyProc when possible. If automatic estimation is not finite, FluxDash falls back to the manual threshold and records this in the log.</w:t>
             </w:r>
           </w:p>
         </w:tc>
         <w:tc>
           <w:tcPr>
-            <w:tcW w:type="dxa" w:w="3744"/>
-            <w:vAlign w:val="center"/>
+            <w:tcW w:type="dxa" w:w="3168"/>
+            <w:vAlign w:val="top"/>
           </w:tcPr>
           <w:p>
             <w:r/>
             <w:r>
               <w:rPr>
                 <w:b w:val="0"/>
+                <w:sz w:val="18"/>
               </w:rPr>
-              <w:t>General exploratory cleanup.</w:t>
+              <w:t>Report the final threshold and any fallback.</w:t>
             </w:r>
           </w:p>
         </w:tc>
@@ -2307,46 +2745,49 @@
       <w:tr>
         <w:tc>
           <w:tcPr>
-            <w:tcW w:type="dxa" w:w="2880"/>
-            <w:vAlign w:val="center"/>
+            <w:tcW w:type="dxa" w:w="2448"/>
+            <w:vAlign w:val="top"/>
           </w:tcPr>
           <w:p>
             <w:r/>
             <w:r>
               <w:rPr>
                 <w:b w:val="0"/>
+                <w:sz w:val="18"/>
               </w:rPr>
-              <w:t>Trim x/y percentiles</w:t>
+              <w:t>MDS gap filling</w:t>
             </w:r>
           </w:p>
         </w:tc>
         <w:tc>
           <w:tcPr>
-            <w:tcW w:type="dxa" w:w="4032"/>
-            <w:vAlign w:val="center"/>
+            <w:tcW w:type="dxa" w:w="4608"/>
+            <w:vAlign w:val="top"/>
           </w:tcPr>
           <w:p>
             <w:r/>
             <w:r>
               <w:rPr>
                 <w:b w:val="0"/>
+                <w:sz w:val="18"/>
               </w:rPr>
-              <w:t>Removes extreme tails based on selected percent.</w:t>
+              <w:t>Gap fills NEE and drivers through REddyProc. FluxDash records missing-before and gap-filled counts.</w:t>
             </w:r>
           </w:p>
         </w:tc>
         <w:tc>
           <w:tcPr>
-            <w:tcW w:type="dxa" w:w="3744"/>
-            <w:vAlign w:val="center"/>
+            <w:tcW w:type="dxa" w:w="3168"/>
+            <w:vAlign w:val="top"/>
           </w:tcPr>
           <w:p>
             <w:r/>
             <w:r>
               <w:rPr>
                 <w:b w:val="0"/>
+                <w:sz w:val="18"/>
               </w:rPr>
-              <w:t>When a few extremes dominate the axis.</w:t>
+              <w:t>Review the gap-filling completeness before using annual budgets.</w:t>
             </w:r>
           </w:p>
         </w:tc>
@@ -2354,46 +2795,49 @@
       <w:tr>
         <w:tc>
           <w:tcPr>
-            <w:tcW w:type="dxa" w:w="2880"/>
-            <w:vAlign w:val="center"/>
+            <w:tcW w:type="dxa" w:w="2448"/>
+            <w:vAlign w:val="top"/>
           </w:tcPr>
           <w:p>
             <w:r/>
             <w:r>
               <w:rPr>
                 <w:b w:val="0"/>
+                <w:sz w:val="18"/>
               </w:rPr>
-              <w:t>Manual x/y range</w:t>
+              <w:t>Nighttime/Reichstein partitioning</w:t>
             </w:r>
           </w:p>
         </w:tc>
         <w:tc>
           <w:tcPr>
-            <w:tcW w:type="dxa" w:w="4032"/>
-            <w:vAlign w:val="center"/>
+            <w:tcW w:type="dxa" w:w="4608"/>
+            <w:vAlign w:val="top"/>
           </w:tcPr>
           <w:p>
             <w:r/>
             <w:r>
               <w:rPr>
                 <w:b w:val="0"/>
+                <w:sz w:val="18"/>
               </w:rPr>
-              <w:t>Keeps only points within user-defined x and y ranges.</w:t>
+              <w:t>Produces Reco and GPP based on nighttime temperature-response relationships.</w:t>
             </w:r>
           </w:p>
         </w:tc>
         <w:tc>
           <w:tcPr>
-            <w:tcW w:type="dxa" w:w="3744"/>
-            <w:vAlign w:val="center"/>
+            <w:tcW w:type="dxa" w:w="3168"/>
+            <w:vAlign w:val="top"/>
           </w:tcPr>
           <w:p>
             <w:r/>
             <w:r>
               <w:rPr>
                 <w:b w:val="0"/>
+                <w:sz w:val="18"/>
               </w:rPr>
-              <w:t>When the instructor knows valid driver/flux bounds.</w:t>
+              <w:t>State the method in manuscript or lab report.</w:t>
             </w:r>
           </w:p>
         </w:tc>
@@ -2401,46 +2845,49 @@
       <w:tr>
         <w:tc>
           <w:tcPr>
-            <w:tcW w:type="dxa" w:w="2880"/>
-            <w:vAlign w:val="center"/>
+            <w:tcW w:type="dxa" w:w="2448"/>
+            <w:vAlign w:val="top"/>
           </w:tcPr>
           <w:p>
             <w:r/>
             <w:r>
               <w:rPr>
                 <w:b w:val="0"/>
+                <w:sz w:val="18"/>
               </w:rPr>
-              <w:t>Remove repeated x-spike clusters</w:t>
+              <w:t>Daytime/Lasslop partitioning</w:t>
             </w:r>
           </w:p>
         </w:tc>
         <w:tc>
           <w:tcPr>
-            <w:tcW w:type="dxa" w:w="4032"/>
-            <w:vAlign w:val="center"/>
+            <w:tcW w:type="dxa" w:w="4608"/>
+            <w:vAlign w:val="top"/>
           </w:tcPr>
           <w:p>
             <w:r/>
             <w:r>
               <w:rPr>
                 <w:b w:val="0"/>
+                <w:sz w:val="18"/>
               </w:rPr>
-              <w:t>Removes heavily repeated x values using the selected tolerance.</w:t>
+              <w:t>Produces daytime light-response partitioning variables when the Lasslop method is selected.</w:t>
             </w:r>
           </w:p>
         </w:tc>
         <w:tc>
           <w:tcPr>
-            <w:tcW w:type="dxa" w:w="3744"/>
-            <w:vAlign w:val="center"/>
+            <w:tcW w:type="dxa" w:w="3168"/>
+            <w:vAlign w:val="top"/>
           </w:tcPr>
           <w:p>
             <w:r/>
             <w:r>
               <w:rPr>
                 <w:b w:val="0"/>
+                <w:sz w:val="18"/>
               </w:rPr>
-              <w:t>For suspicious vertical bands around one radiation/driver value.</w:t>
+              <w:t>If automatic u* fails, confirm the fallback manual threshold in the workflow log.</w:t>
             </w:r>
           </w:p>
         </w:tc>
@@ -2452,12 +2899,647 @@
         <w:pStyle w:val="Heading1"/>
       </w:pPr>
       <w:r>
-        <w:t>10. Footprint Visualization</w:t>
+        <w:t>8. Full output preservation</w:t>
       </w:r>
     </w:p>
     <w:p>
       <w:r>
-        <w:t>FluxDash can visualize footprint source-distance outputs and Kljun/EddyPro percentile columns when they exist in the processed data. The contour explorer aggregates footprint percentile distances by wind direction and can overlay contours on an optional background image. This is a diagnostic visualization, not a full GIS georeferencing workflow.</w:t>
+        <w:t>FluxDash is designed to preserve traceability from original input through cleaned, gap-filled, and partitioned output. The final partitioned file attempts to retain original/source variables, processed/renamed variables, pre-filter flags, reject-reason columns, gap-filling flags, partitioning columns, derived variables, and footprint columns.</w:t>
+      </w:r>
+    </w:p>
+    <w:tbl>
+      <w:tblPr>
+        <w:tblStyle w:val="TableGrid"/>
+        <w:tblW w:type="auto" w:w="0"/>
+        <w:jc w:val="center"/>
+        <w:tblLook w:firstColumn="1" w:firstRow="1" w:lastColumn="0" w:lastRow="0" w:noHBand="0" w:noVBand="1" w:val="04A0"/>
+      </w:tblPr>
+      <w:tblGrid>
+        <w:gridCol w:w="5040"/>
+        <w:gridCol w:w="5040"/>
+      </w:tblGrid>
+      <w:tr>
+        <w:tc>
+          <w:tcPr>
+            <w:tcW w:type="dxa" w:w="3024"/>
+            <w:shd w:fill="D9EAF7"/>
+            <w:vAlign w:val="center"/>
+          </w:tcPr>
+          <w:p>
+            <w:r/>
+            <w:r>
+              <w:rPr>
+                <w:b/>
+                <w:sz w:val="18"/>
+              </w:rPr>
+              <w:t>Output category</w:t>
+            </w:r>
+          </w:p>
+        </w:tc>
+        <w:tc>
+          <w:tcPr>
+            <w:tcW w:type="dxa" w:w="6912"/>
+            <w:shd w:fill="D9EAF7"/>
+            <w:vAlign w:val="center"/>
+          </w:tcPr>
+          <w:p>
+            <w:r/>
+            <w:r>
+              <w:rPr>
+                <w:b/>
+                <w:sz w:val="18"/>
+              </w:rPr>
+              <w:t>Examples</w:t>
+            </w:r>
+          </w:p>
+        </w:tc>
+      </w:tr>
+      <w:tr>
+        <w:tc>
+          <w:tcPr>
+            <w:tcW w:type="dxa" w:w="3024"/>
+            <w:vAlign w:val="top"/>
+          </w:tcPr>
+          <w:p>
+            <w:r/>
+            <w:r>
+              <w:rPr>
+                <w:b w:val="0"/>
+                <w:sz w:val="18"/>
+              </w:rPr>
+              <w:t>Original/source columns</w:t>
+            </w:r>
+          </w:p>
+        </w:tc>
+        <w:tc>
+          <w:tcPr>
+            <w:tcW w:type="dxa" w:w="6912"/>
+            <w:vAlign w:val="top"/>
+          </w:tcPr>
+          <w:p>
+            <w:r/>
+            <w:r>
+              <w:rPr>
+                <w:b w:val="0"/>
+                <w:sz w:val="18"/>
+              </w:rPr>
+              <w:t>Original instrument variables, biomet variables, albedo if available, footprint percentiles, diagnostic variables.</w:t>
+            </w:r>
+          </w:p>
+        </w:tc>
+      </w:tr>
+      <w:tr>
+        <w:tc>
+          <w:tcPr>
+            <w:tcW w:type="dxa" w:w="3024"/>
+            <w:vAlign w:val="top"/>
+          </w:tcPr>
+          <w:p>
+            <w:r/>
+            <w:r>
+              <w:rPr>
+                <w:b w:val="0"/>
+                <w:sz w:val="18"/>
+              </w:rPr>
+              <w:t>Preserved original values</w:t>
+            </w:r>
+          </w:p>
+        </w:tc>
+        <w:tc>
+          <w:tcPr>
+            <w:tcW w:type="dxa" w:w="6912"/>
+            <w:vAlign w:val="top"/>
+          </w:tcPr>
+          <w:p>
+            <w:r/>
+            <w:r>
+              <w:rPr>
+                <w:b w:val="0"/>
+                <w:sz w:val="18"/>
+              </w:rPr>
+              <w:t>NEE_orig_input, H_orig_input, LE_orig_input, Rn_orig_input, Rg_orig_input, VPD_orig_input.</w:t>
+            </w:r>
+          </w:p>
+        </w:tc>
+      </w:tr>
+      <w:tr>
+        <w:tc>
+          <w:tcPr>
+            <w:tcW w:type="dxa" w:w="3024"/>
+            <w:vAlign w:val="top"/>
+          </w:tcPr>
+          <w:p>
+            <w:r/>
+            <w:r>
+              <w:rPr>
+                <w:b w:val="0"/>
+                <w:sz w:val="18"/>
+              </w:rPr>
+              <w:t>Cleaned/processed values</w:t>
+            </w:r>
+          </w:p>
+        </w:tc>
+        <w:tc>
+          <w:tcPr>
+            <w:tcW w:type="dxa" w:w="6912"/>
+            <w:vAlign w:val="top"/>
+          </w:tcPr>
+          <w:p>
+            <w:r/>
+            <w:r>
+              <w:rPr>
+                <w:b w:val="0"/>
+                <w:sz w:val="18"/>
+              </w:rPr>
+              <w:t>co2_flux, H, LE, Rn, Rg, Tair, VPD, RH after selected cleaning rules.</w:t>
+            </w:r>
+          </w:p>
+        </w:tc>
+      </w:tr>
+      <w:tr>
+        <w:tc>
+          <w:tcPr>
+            <w:tcW w:type="dxa" w:w="3024"/>
+            <w:vAlign w:val="top"/>
+          </w:tcPr>
+          <w:p>
+            <w:r/>
+            <w:r>
+              <w:rPr>
+                <w:b w:val="0"/>
+                <w:sz w:val="18"/>
+              </w:rPr>
+              <w:t>Pre-filter/reject flags</w:t>
+            </w:r>
+          </w:p>
+        </w:tc>
+        <w:tc>
+          <w:tcPr>
+            <w:tcW w:type="dxa" w:w="6912"/>
+            <w:vAlign w:val="top"/>
+          </w:tcPr>
+          <w:p>
+            <w:r/>
+            <w:r>
+              <w:rPr>
+                <w:b w:val="0"/>
+                <w:sz w:val="18"/>
+              </w:rPr>
+              <w:t>NEE_prefilter_flag, H_prefilter_flag, LE_prefilter_flag, Rg_prefilter_flag, reject-reason columns.</w:t>
+            </w:r>
+          </w:p>
+        </w:tc>
+      </w:tr>
+      <w:tr>
+        <w:tc>
+          <w:tcPr>
+            <w:tcW w:type="dxa" w:w="3024"/>
+            <w:vAlign w:val="top"/>
+          </w:tcPr>
+          <w:p>
+            <w:r/>
+            <w:r>
+              <w:rPr>
+                <w:b w:val="0"/>
+                <w:sz w:val="18"/>
+              </w:rPr>
+              <w:t>Gap-filled values</w:t>
+            </w:r>
+          </w:p>
+        </w:tc>
+        <w:tc>
+          <w:tcPr>
+            <w:tcW w:type="dxa" w:w="6912"/>
+            <w:vAlign w:val="top"/>
+          </w:tcPr>
+          <w:p>
+            <w:r/>
+            <w:r>
+              <w:rPr>
+                <w:b w:val="0"/>
+                <w:sz w:val="18"/>
+              </w:rPr>
+              <w:t>NEE_uStar_f, NEE_U50_f, NEE_gapfilled_flag, driver-filled variables where available.</w:t>
+            </w:r>
+          </w:p>
+        </w:tc>
+      </w:tr>
+      <w:tr>
+        <w:tc>
+          <w:tcPr>
+            <w:tcW w:type="dxa" w:w="3024"/>
+            <w:vAlign w:val="top"/>
+          </w:tcPr>
+          <w:p>
+            <w:r/>
+            <w:r>
+              <w:rPr>
+                <w:b w:val="0"/>
+                <w:sz w:val="18"/>
+              </w:rPr>
+              <w:t>Partitioned values</w:t>
+            </w:r>
+          </w:p>
+        </w:tc>
+        <w:tc>
+          <w:tcPr>
+            <w:tcW w:type="dxa" w:w="6912"/>
+            <w:vAlign w:val="top"/>
+          </w:tcPr>
+          <w:p>
+            <w:r/>
+            <w:r>
+              <w:rPr>
+                <w:b w:val="0"/>
+                <w:sz w:val="18"/>
+              </w:rPr>
+              <w:t>GPP_uStar_f, Reco_uStar, GPP_DT_uStar, Reco_DT_uStar and uncertainty columns.</w:t>
+            </w:r>
+          </w:p>
+        </w:tc>
+      </w:tr>
+      <w:tr>
+        <w:tc>
+          <w:tcPr>
+            <w:tcW w:type="dxa" w:w="3024"/>
+            <w:vAlign w:val="top"/>
+          </w:tcPr>
+          <w:p>
+            <w:r/>
+            <w:r>
+              <w:rPr>
+                <w:b w:val="0"/>
+                <w:sz w:val="18"/>
+              </w:rPr>
+              <w:t>Derived analysis variables</w:t>
+            </w:r>
+          </w:p>
+        </w:tc>
+        <w:tc>
+          <w:tcPr>
+            <w:tcW w:type="dxa" w:w="6912"/>
+            <w:vAlign w:val="top"/>
+          </w:tcPr>
+          <w:p>
+            <w:r/>
+            <w:r>
+              <w:rPr>
+                <w:b w:val="0"/>
+                <w:sz w:val="18"/>
+              </w:rPr>
+              <w:t>ET, NEP, CUE, WUE, Bowen ratio, EBC, albedo, available energy, turbulent energy.</w:t>
+            </w:r>
+          </w:p>
+        </w:tc>
+      </w:tr>
+    </w:tbl>
+    <w:p/>
+    <w:p>
+      <w:pPr>
+        <w:pStyle w:val="Heading1"/>
+      </w:pPr>
+      <w:r>
+        <w:t>9. Results Explorer</w:t>
+      </w:r>
+    </w:p>
+    <w:p>
+      <w:r>
+        <w:t>The Results Explorer provides interactive analysis after processing and partitioning. Users can select presets, date ranges, grouping periods, summary statistics, unit conversions, outlier-handling options, and downloadable graphs/tables.</w:t>
+      </w:r>
+    </w:p>
+    <w:tbl>
+      <w:tblPr>
+        <w:tblStyle w:val="TableGrid"/>
+        <w:tblW w:type="auto" w:w="0"/>
+        <w:jc w:val="center"/>
+        <w:tblLook w:firstColumn="1" w:firstRow="1" w:lastColumn="0" w:lastRow="0" w:noHBand="0" w:noVBand="1" w:val="04A0"/>
+      </w:tblPr>
+      <w:tblGrid>
+        <w:gridCol w:w="5040"/>
+        <w:gridCol w:w="5040"/>
+      </w:tblGrid>
+      <w:tr>
+        <w:tc>
+          <w:tcPr>
+            <w:tcW w:type="dxa" w:w="3024"/>
+            <w:shd w:fill="D9EAF7"/>
+            <w:vAlign w:val="center"/>
+          </w:tcPr>
+          <w:p>
+            <w:r/>
+            <w:r>
+              <w:rPr>
+                <w:b/>
+                <w:sz w:val="18"/>
+              </w:rPr>
+              <w:t>Analysis preset</w:t>
+            </w:r>
+          </w:p>
+        </w:tc>
+        <w:tc>
+          <w:tcPr>
+            <w:tcW w:type="dxa" w:w="6912"/>
+            <w:shd w:fill="D9EAF7"/>
+            <w:vAlign w:val="center"/>
+          </w:tcPr>
+          <w:p>
+            <w:r/>
+            <w:r>
+              <w:rPr>
+                <w:b/>
+                <w:sz w:val="18"/>
+              </w:rPr>
+              <w:t>Purpose</w:t>
+            </w:r>
+          </w:p>
+        </w:tc>
+      </w:tr>
+      <w:tr>
+        <w:tc>
+          <w:tcPr>
+            <w:tcW w:type="dxa" w:w="3024"/>
+            <w:vAlign w:val="top"/>
+          </w:tcPr>
+          <w:p>
+            <w:r/>
+            <w:r>
+              <w:rPr>
+                <w:b w:val="0"/>
+                <w:sz w:val="18"/>
+              </w:rPr>
+              <w:t>Cumulative NEE/GPP/Reco</w:t>
+            </w:r>
+          </w:p>
+        </w:tc>
+        <w:tc>
+          <w:tcPr>
+            <w:tcW w:type="dxa" w:w="6912"/>
+            <w:vAlign w:val="top"/>
+          </w:tcPr>
+          <w:p>
+            <w:r/>
+            <w:r>
+              <w:rPr>
+                <w:b w:val="0"/>
+                <w:sz w:val="18"/>
+              </w:rPr>
+              <w:t>Shows cumulative carbon exchange, source/sink status, and annual or seasonal budgets. NEE now prefers gap-filled REddyProc columns before falling back to original co2_flux.</w:t>
+            </w:r>
+          </w:p>
+        </w:tc>
+      </w:tr>
+      <w:tr>
+        <w:tc>
+          <w:tcPr>
+            <w:tcW w:type="dxa" w:w="3024"/>
+            <w:vAlign w:val="top"/>
+          </w:tcPr>
+          <w:p>
+            <w:r/>
+            <w:r>
+              <w:rPr>
+                <w:b w:val="0"/>
+                <w:sz w:val="18"/>
+              </w:rPr>
+              <w:t>Light response</w:t>
+            </w:r>
+          </w:p>
+        </w:tc>
+        <w:tc>
+          <w:tcPr>
+            <w:tcW w:type="dxa" w:w="6912"/>
+            <w:vAlign w:val="top"/>
+          </w:tcPr>
+          <w:p>
+            <w:r/>
+            <w:r>
+              <w:rPr>
+                <w:b w:val="0"/>
+                <w:sz w:val="18"/>
+              </w:rPr>
+              <w:t>Plots NEE or GPP against SW/Rg, PAR, or PPFD. Users can choose raw points, binned means, fitted curve, and robust-envelope fitting.</w:t>
+            </w:r>
+          </w:p>
+        </w:tc>
+      </w:tr>
+      <w:tr>
+        <w:tc>
+          <w:tcPr>
+            <w:tcW w:type="dxa" w:w="3024"/>
+            <w:vAlign w:val="top"/>
+          </w:tcPr>
+          <w:p>
+            <w:r/>
+            <w:r>
+              <w:rPr>
+                <w:b w:val="0"/>
+                <w:sz w:val="18"/>
+              </w:rPr>
+              <w:t>Temperature response / Q10</w:t>
+            </w:r>
+          </w:p>
+        </w:tc>
+        <w:tc>
+          <w:tcPr>
+            <w:tcW w:type="dxa" w:w="6912"/>
+            <w:vAlign w:val="top"/>
+          </w:tcPr>
+          <w:p>
+            <w:r/>
+            <w:r>
+              <w:rPr>
+                <w:b w:val="0"/>
+                <w:sz w:val="18"/>
+              </w:rPr>
+              <w:t>Relates Reco to air or soil temperature and reports fitted Q10-style parameters.</w:t>
+            </w:r>
+          </w:p>
+        </w:tc>
+      </w:tr>
+      <w:tr>
+        <w:tc>
+          <w:tcPr>
+            <w:tcW w:type="dxa" w:w="3024"/>
+            <w:vAlign w:val="top"/>
+          </w:tcPr>
+          <w:p>
+            <w:r/>
+            <w:r>
+              <w:rPr>
+                <w:b w:val="0"/>
+                <w:sz w:val="18"/>
+              </w:rPr>
+              <w:t>Energy balance closure</w:t>
+            </w:r>
+          </w:p>
+        </w:tc>
+        <w:tc>
+          <w:tcPr>
+            <w:tcW w:type="dxa" w:w="6912"/>
+            <w:vAlign w:val="top"/>
+          </w:tcPr>
+          <w:p>
+            <w:r/>
+            <w:r>
+              <w:rPr>
+                <w:b w:val="0"/>
+                <w:sz w:val="18"/>
+              </w:rPr>
+              <w:t>Plots or summarizes (H + LE) relative to available energy such as Rn - G, reports ratio, slope, intercept, R2, and n when available.</w:t>
+            </w:r>
+          </w:p>
+        </w:tc>
+      </w:tr>
+      <w:tr>
+        <w:tc>
+          <w:tcPr>
+            <w:tcW w:type="dxa" w:w="3024"/>
+            <w:vAlign w:val="top"/>
+          </w:tcPr>
+          <w:p>
+            <w:r/>
+            <w:r>
+              <w:rPr>
+                <w:b w:val="0"/>
+                <w:sz w:val="18"/>
+              </w:rPr>
+              <w:t>Gap-filling diagnostics</w:t>
+            </w:r>
+          </w:p>
+        </w:tc>
+        <w:tc>
+          <w:tcPr>
+            <w:tcW w:type="dxa" w:w="6912"/>
+            <w:vAlign w:val="top"/>
+          </w:tcPr>
+          <w:p>
+            <w:r/>
+            <w:r>
+              <w:rPr>
+                <w:b w:val="0"/>
+                <w:sz w:val="18"/>
+              </w:rPr>
+              <w:t>Summarizes original missing NEE, pre-filtered NEE, gap-filled NEE, and remaining data completeness.</w:t>
+            </w:r>
+          </w:p>
+        </w:tc>
+      </w:tr>
+      <w:tr>
+        <w:tc>
+          <w:tcPr>
+            <w:tcW w:type="dxa" w:w="3024"/>
+            <w:vAlign w:val="top"/>
+          </w:tcPr>
+          <w:p>
+            <w:r/>
+            <w:r>
+              <w:rPr>
+                <w:b w:val="0"/>
+                <w:sz w:val="18"/>
+              </w:rPr>
+              <w:t>Footprint explorer</w:t>
+            </w:r>
+          </w:p>
+        </w:tc>
+        <w:tc>
+          <w:tcPr>
+            <w:tcW w:type="dxa" w:w="6912"/>
+            <w:vAlign w:val="top"/>
+          </w:tcPr>
+          <w:p>
+            <w:r/>
+            <w:r>
+              <w:rPr>
+                <w:b w:val="0"/>
+                <w:sz w:val="18"/>
+              </w:rPr>
+              <w:t>Visualizes EddyPro/Kljun footprint percentile outputs and wind-direction source-area diagnostics.</w:t>
+            </w:r>
+          </w:p>
+        </w:tc>
+      </w:tr>
+      <w:tr>
+        <w:tc>
+          <w:tcPr>
+            <w:tcW w:type="dxa" w:w="3024"/>
+            <w:vAlign w:val="top"/>
+          </w:tcPr>
+          <w:p>
+            <w:r/>
+            <w:r>
+              <w:rPr>
+                <w:b w:val="0"/>
+                <w:sz w:val="18"/>
+              </w:rPr>
+              <w:t>Seasonal and diel patterns</w:t>
+            </w:r>
+          </w:p>
+        </w:tc>
+        <w:tc>
+          <w:tcPr>
+            <w:tcW w:type="dxa" w:w="6912"/>
+            <w:vAlign w:val="top"/>
+          </w:tcPr>
+          <w:p>
+            <w:r/>
+            <w:r>
+              <w:rPr>
+                <w:b w:val="0"/>
+                <w:sz w:val="18"/>
+              </w:rPr>
+              <w:t>Displays monthly, seasonal, and mean diel cycles for NEE, GPP, Reco, H, LE, ET, and related variables.</w:t>
+            </w:r>
+          </w:p>
+        </w:tc>
+      </w:tr>
+    </w:tbl>
+    <w:p/>
+    <w:p>
+      <w:pPr>
+        <w:pStyle w:val="Heading1"/>
+      </w:pPr>
+      <w:r>
+        <w:t>10. Recent v1.0.0 maintenance updates</w:t>
+      </w:r>
+    </w:p>
+    <w:p>
+      <w:pPr>
+        <w:pStyle w:val="ListBullet"/>
+      </w:pPr>
+      <w:r>
+        <w:t>Results mapping now prefers gap-filled NEE columns such as NEE_U50_f or NEE_uStar_f for cumulative NEE and carbon-budget outputs.</w:t>
+      </w:r>
+    </w:p>
+    <w:p>
+      <w:pPr>
+        <w:pStyle w:val="ListBullet"/>
+      </w:pPr>
+      <w:r>
+        <w:t>Light-response fitting now includes a robust-envelope fitting basis so GPP vs PPFD/PAR/SW better follows a rising-to-saturation pattern when the selected period supports it.</w:t>
+      </w:r>
+    </w:p>
+    <w:p>
+      <w:pPr>
+        <w:pStyle w:val="ListBullet"/>
+      </w:pPr>
+      <w:r>
+        <w:t>Lasslop/daytime partitioning output handling was made safe when automatic u* estimation fails and the workflow falls back to the manual threshold.</w:t>
+      </w:r>
+    </w:p>
+    <w:p>
+      <w:pPr>
+        <w:pStyle w:val="ListBullet"/>
+      </w:pPr>
+      <w:r>
+        <w:t>VPD display now prefers normalized VPD columns to reduce Pa/hPa/kPa scale confusion.</w:t>
+      </w:r>
+    </w:p>
+    <w:p>
+      <w:pPr>
+        <w:pStyle w:val="ListBullet"/>
+      </w:pPr>
+      <w:r>
+        <w:t>The workflow log records QC presets, accepted flags, diagnostic thresholds, MAD driver flagging, nighttime u* NEE-only masks, source-column mappings, fit basis, and supporting references.</w:t>
       </w:r>
     </w:p>
     <w:p>
@@ -2465,17 +3547,263 @@
         <w:pStyle w:val="Heading1"/>
       </w:pPr>
       <w:r>
-        <w:t>11. Save/Reload and Workflow Log</w:t>
+        <w:t>11. Light-response interpretation</w:t>
       </w:r>
     </w:p>
     <w:p>
       <w:r>
-        <w:t>Use Save project to create a .fluxdash.json file that stores folder paths, settings, selected variables, processing outputs, partitioning results, result controls, footprint background, and workflow events. Use Open project to continue later.</w:t>
+        <w:t>A biologically reasonable GPP light-response curve often starts near zero at low light, increases rapidly at low to moderate radiation, and approaches saturation at high radiation. If the selected period is early-season, sparse, filtered heavily, or dominated by changing phenology, temperature, or VPD, the apparent relationship may look more linear and may not show a clear plateau. FluxDash therefore reports the fitted equation and parameters, but users should inspect binned means and data coverage before interpreting GPPmax or alpha.</w:t>
+      </w:r>
+    </w:p>
+    <w:tbl>
+      <w:tblPr>
+        <w:tblStyle w:val="TableGrid"/>
+        <w:tblW w:type="auto" w:w="0"/>
+        <w:jc w:val="center"/>
+        <w:tblLook w:firstColumn="1" w:firstRow="1" w:lastColumn="0" w:lastRow="0" w:noHBand="0" w:noVBand="1" w:val="04A0"/>
+      </w:tblPr>
+      <w:tblGrid>
+        <w:gridCol w:w="3360"/>
+        <w:gridCol w:w="3360"/>
+        <w:gridCol w:w="3360"/>
+      </w:tblGrid>
+      <w:tr>
+        <w:tc>
+          <w:tcPr>
+            <w:tcW w:type="dxa" w:w="2880"/>
+            <w:shd w:fill="D9EAF7"/>
+            <w:vAlign w:val="center"/>
+          </w:tcPr>
+          <w:p>
+            <w:r/>
+            <w:r>
+              <w:rPr>
+                <w:b/>
+                <w:sz w:val="18"/>
+              </w:rPr>
+              <w:t>Response</w:t>
+            </w:r>
+          </w:p>
+        </w:tc>
+        <w:tc>
+          <w:tcPr>
+            <w:tcW w:type="dxa" w:w="3744"/>
+            <w:shd w:fill="D9EAF7"/>
+            <w:vAlign w:val="center"/>
+          </w:tcPr>
+          <w:p>
+            <w:r/>
+            <w:r>
+              <w:rPr>
+                <w:b/>
+                <w:sz w:val="18"/>
+              </w:rPr>
+              <w:t>Expected direction</w:t>
+            </w:r>
+          </w:p>
+        </w:tc>
+        <w:tc>
+          <w:tcPr>
+            <w:tcW w:type="dxa" w:w="3456"/>
+            <w:shd w:fill="D9EAF7"/>
+            <w:vAlign w:val="center"/>
+          </w:tcPr>
+          <w:p>
+            <w:r/>
+            <w:r>
+              <w:rPr>
+                <w:b/>
+                <w:sz w:val="18"/>
+              </w:rPr>
+              <w:t>Recommended fit basis</w:t>
+            </w:r>
+          </w:p>
+        </w:tc>
+      </w:tr>
+      <w:tr>
+        <w:tc>
+          <w:tcPr>
+            <w:tcW w:type="dxa" w:w="2880"/>
+            <w:vAlign w:val="top"/>
+          </w:tcPr>
+          <w:p>
+            <w:r/>
+            <w:r>
+              <w:rPr>
+                <w:b w:val="0"/>
+                <w:sz w:val="18"/>
+              </w:rPr>
+              <w:t>GPP vs PPFD/PAR/SW</w:t>
+            </w:r>
+          </w:p>
+        </w:tc>
+        <w:tc>
+          <w:tcPr>
+            <w:tcW w:type="dxa" w:w="3744"/>
+            <w:vAlign w:val="top"/>
+          </w:tcPr>
+          <w:p>
+            <w:r/>
+            <w:r>
+              <w:rPr>
+                <w:b w:val="0"/>
+                <w:sz w:val="18"/>
+              </w:rPr>
+              <w:t>Positive GPP rises with light and may plateau at high radiation.</w:t>
+            </w:r>
+          </w:p>
+        </w:tc>
+        <w:tc>
+          <w:tcPr>
+            <w:tcW w:type="dxa" w:w="3456"/>
+            <w:vAlign w:val="top"/>
+          </w:tcPr>
+          <w:p>
+            <w:r/>
+            <w:r>
+              <w:rPr>
+                <w:b w:val="0"/>
+                <w:sz w:val="18"/>
+              </w:rPr>
+              <w:t>Robust envelope bins or binned means.</w:t>
+            </w:r>
+          </w:p>
+        </w:tc>
+      </w:tr>
+      <w:tr>
+        <w:tc>
+          <w:tcPr>
+            <w:tcW w:type="dxa" w:w="2880"/>
+            <w:vAlign w:val="top"/>
+          </w:tcPr>
+          <w:p>
+            <w:r/>
+            <w:r>
+              <w:rPr>
+                <w:b w:val="0"/>
+                <w:sz w:val="18"/>
+              </w:rPr>
+              <w:t>NEE vs PPFD/PAR/SW</w:t>
+            </w:r>
+          </w:p>
+        </w:tc>
+        <w:tc>
+          <w:tcPr>
+            <w:tcW w:type="dxa" w:w="3744"/>
+            <w:vAlign w:val="top"/>
+          </w:tcPr>
+          <w:p>
+            <w:r/>
+            <w:r>
+              <w:rPr>
+                <w:b w:val="0"/>
+                <w:sz w:val="18"/>
+              </w:rPr>
+              <w:t>NEE often becomes more negative as light increases under uptake conditions.</w:t>
+            </w:r>
+          </w:p>
+        </w:tc>
+        <w:tc>
+          <w:tcPr>
+            <w:tcW w:type="dxa" w:w="3456"/>
+            <w:vAlign w:val="top"/>
+          </w:tcPr>
+          <w:p>
+            <w:r/>
+            <w:r>
+              <w:rPr>
+                <w:b w:val="0"/>
+                <w:sz w:val="18"/>
+              </w:rPr>
+              <w:t>Lower-envelope bins or binned means.</w:t>
+            </w:r>
+          </w:p>
+        </w:tc>
+      </w:tr>
+      <w:tr>
+        <w:tc>
+          <w:tcPr>
+            <w:tcW w:type="dxa" w:w="2880"/>
+            <w:vAlign w:val="top"/>
+          </w:tcPr>
+          <w:p>
+            <w:r/>
+            <w:r>
+              <w:rPr>
+                <w:b w:val="0"/>
+                <w:sz w:val="18"/>
+              </w:rPr>
+              <w:t>Early-season or partial-year data</w:t>
+            </w:r>
+          </w:p>
+        </w:tc>
+        <w:tc>
+          <w:tcPr>
+            <w:tcW w:type="dxa" w:w="3744"/>
+            <w:vAlign w:val="top"/>
+          </w:tcPr>
+          <w:p>
+            <w:r/>
+            <w:r>
+              <w:rPr>
+                <w:b w:val="0"/>
+                <w:sz w:val="18"/>
+              </w:rPr>
+              <w:t>May not show clear saturation because canopy, VPD, and temperature also change.</w:t>
+            </w:r>
+          </w:p>
+        </w:tc>
+        <w:tc>
+          <w:tcPr>
+            <w:tcW w:type="dxa" w:w="3456"/>
+            <w:vAlign w:val="top"/>
+          </w:tcPr>
+          <w:p>
+            <w:r/>
+            <w:r>
+              <w:rPr>
+                <w:b w:val="0"/>
+                <w:sz w:val="18"/>
+              </w:rPr>
+              <w:t>Use seasonal subsets and inspect binned means.</w:t>
+            </w:r>
+          </w:p>
+        </w:tc>
+      </w:tr>
+    </w:tbl>
+    <w:p/>
+    <w:p>
+      <w:pPr>
+        <w:pStyle w:val="Heading1"/>
+      </w:pPr>
+      <w:r>
+        <w:t>12. Energy balance closure</w:t>
       </w:r>
     </w:p>
     <w:p>
       <w:r>
-        <w:t>The workflow log is designed for reproducibility. It records the user choices from processing through partitioning and results, including references supporting the selected methods. It can be exported as a text file and used when drafting a methods section or reviewing a student lab submission.</w:t>
+        <w:t>Energy balance closure should use net radiation, not incoming shortwave radiation. The recommended x-axis is available energy and the y-axis is turbulent energy:</w:t>
+      </w:r>
+    </w:p>
+    <w:p>
+      <w:pPr>
+        <w:pStyle w:val="ListBullet"/>
+      </w:pPr>
+      <w:r>
+        <w:t>Available energy = Rn - G or Rn - mean(SHF plates)</w:t>
+      </w:r>
+    </w:p>
+    <w:p>
+      <w:pPr>
+        <w:pStyle w:val="ListBullet"/>
+      </w:pPr>
+      <w:r>
+        <w:t>Turbulent energy = H + LE</w:t>
+      </w:r>
+    </w:p>
+    <w:p>
+      <w:r>
+        <w:t>Energy balance closure can be reported as both a regression slope/intercept/R2 and as a ratio of sums: sum(H + LE) / sum(Rn - G). Users should check whether G already represents the soil heat flux before subtracting both G and averaged soil heat-flux plates.</w:t>
       </w:r>
     </w:p>
     <w:p>
@@ -2483,7 +3811,12 @@
         <w:pStyle w:val="Heading1"/>
       </w:pPr>
       <w:r>
-        <w:t>12. Help Menu</w:t>
+        <w:t>13. Workflow log and manuscript support</w:t>
+      </w:r>
+    </w:p>
+    <w:p>
+      <w:r>
+        <w:t>The exportable workflow log is intended to help users report exactly what was done. It includes dataset metadata, processing engine, date range, site settings, pre-filter/QC settings, filter counts, partitioning method, u* settings, gap statistics, source-column mappings, results-view settings, and references supporting the selected workflow.</w:t>
       </w:r>
     </w:p>
     <w:p>
@@ -2491,7 +3824,7 @@
         <w:pStyle w:val="ListBullet"/>
       </w:pPr>
       <w:r>
-        <w:t>Help &gt; About FluxDash opens the software purpose, author, copyright, and reference list.</w:t>
+        <w:t>State NEE sign convention: negative NEE indicates net ecosystem CO2 uptake/sink.</w:t>
       </w:r>
     </w:p>
     <w:p>
@@ -2499,7 +3832,7 @@
         <w:pStyle w:val="ListBullet"/>
       </w:pPr>
       <w:r>
-        <w:t>Help &gt; Open Software Documentation (PDF) opens the bundled PDF copy of this document.</w:t>
+        <w:t>Report pre-filter limits, missing-value codes, QC flag acceptance, and whether rejected values were set to NA before gap filling.</w:t>
       </w:r>
     </w:p>
     <w:p>
@@ -2507,7 +3840,23 @@
         <w:pStyle w:val="ListBullet"/>
       </w:pPr>
       <w:r>
-        <w:t>Help &gt; Open Software Documentation (Word) opens the editable DOCX copy of this document.</w:t>
+        <w:t>Report u* method/value, gap-filling software, gap fraction, and partitioning method.</w:t>
+      </w:r>
+    </w:p>
+    <w:p>
+      <w:pPr>
+        <w:pStyle w:val="ListBullet"/>
+      </w:pPr>
+      <w:r>
+        <w:t>For light-response curves, state whether NEE or GPP was plotted and whether SW, PAR, or PPFD was used.</w:t>
+      </w:r>
+    </w:p>
+    <w:p>
+      <w:pPr>
+        <w:pStyle w:val="ListBullet"/>
+      </w:pPr>
+      <w:r>
+        <w:t>For footprint figures, state whether the plot used EddyPro/Kljun footprint percentile outputs or a full FFP recomputation.</w:t>
       </w:r>
     </w:p>
     <w:p>
@@ -2515,7 +3864,382 @@
         <w:pStyle w:val="Heading1"/>
       </w:pPr>
       <w:r>
-        <w:t>13. Sign Conventions and Unit Notes</w:t>
+        <w:t>14. Troubleshooting</w:t>
+      </w:r>
+    </w:p>
+    <w:tbl>
+      <w:tblPr>
+        <w:tblStyle w:val="TableGrid"/>
+        <w:tblW w:type="auto" w:w="0"/>
+        <w:jc w:val="center"/>
+        <w:tblLook w:firstColumn="1" w:firstRow="1" w:lastColumn="0" w:lastRow="0" w:noHBand="0" w:noVBand="1" w:val="04A0"/>
+      </w:tblPr>
+      <w:tblGrid>
+        <w:gridCol w:w="3360"/>
+        <w:gridCol w:w="3360"/>
+        <w:gridCol w:w="3360"/>
+      </w:tblGrid>
+      <w:tr>
+        <w:tc>
+          <w:tcPr>
+            <w:tcW w:type="dxa" w:w="2880"/>
+            <w:shd w:fill="D9EAF7"/>
+            <w:vAlign w:val="center"/>
+          </w:tcPr>
+          <w:p>
+            <w:r/>
+            <w:r>
+              <w:rPr>
+                <w:b/>
+                <w:sz w:val="18"/>
+              </w:rPr>
+              <w:t>Issue</w:t>
+            </w:r>
+          </w:p>
+        </w:tc>
+        <w:tc>
+          <w:tcPr>
+            <w:tcW w:type="dxa" w:w="3456"/>
+            <w:shd w:fill="D9EAF7"/>
+            <w:vAlign w:val="center"/>
+          </w:tcPr>
+          <w:p>
+            <w:r/>
+            <w:r>
+              <w:rPr>
+                <w:b/>
+                <w:sz w:val="18"/>
+              </w:rPr>
+              <w:t>Likely cause</w:t>
+            </w:r>
+          </w:p>
+        </w:tc>
+        <w:tc>
+          <w:tcPr>
+            <w:tcW w:type="dxa" w:w="3744"/>
+            <w:shd w:fill="D9EAF7"/>
+            <w:vAlign w:val="center"/>
+          </w:tcPr>
+          <w:p>
+            <w:r/>
+            <w:r>
+              <w:rPr>
+                <w:b/>
+                <w:sz w:val="18"/>
+              </w:rPr>
+              <w:t>Suggested response</w:t>
+            </w:r>
+          </w:p>
+        </w:tc>
+      </w:tr>
+      <w:tr>
+        <w:tc>
+          <w:tcPr>
+            <w:tcW w:type="dxa" w:w="2880"/>
+            <w:vAlign w:val="top"/>
+          </w:tcPr>
+          <w:p>
+            <w:r/>
+            <w:r>
+              <w:rPr>
+                <w:b w:val="0"/>
+                <w:sz w:val="18"/>
+              </w:rPr>
+              <w:t>No valid results produced from .ghg files</w:t>
+            </w:r>
+          </w:p>
+        </w:tc>
+        <w:tc>
+          <w:tcPr>
+            <w:tcW w:type="dxa" w:w="3456"/>
+            <w:vAlign w:val="top"/>
+          </w:tcPr>
+          <w:p>
+            <w:r/>
+            <w:r>
+              <w:rPr>
+                <w:b w:val="0"/>
+                <w:sz w:val="18"/>
+              </w:rPr>
+              <w:t>Files may contain only raw high-frequency data without embedded EddyPro output.</w:t>
+            </w:r>
+          </w:p>
+        </w:tc>
+        <w:tc>
+          <w:tcPr>
+            <w:tcW w:type="dxa" w:w="3744"/>
+            <w:vAlign w:val="top"/>
+          </w:tcPr>
+          <w:p>
+            <w:r/>
+            <w:r>
+              <w:rPr>
+                <w:b w:val="0"/>
+                <w:sz w:val="18"/>
+              </w:rPr>
+              <w:t>Use the built-in raw fallback or process through EddyPro; inspect one representative .ghg archive.</w:t>
+            </w:r>
+          </w:p>
+        </w:tc>
+      </w:tr>
+      <w:tr>
+        <w:tc>
+          <w:tcPr>
+            <w:tcW w:type="dxa" w:w="2880"/>
+            <w:vAlign w:val="top"/>
+          </w:tcPr>
+          <w:p>
+            <w:r/>
+            <w:r>
+              <w:rPr>
+                <w:b w:val="0"/>
+                <w:sz w:val="18"/>
+              </w:rPr>
+              <w:t>Automatic u* result not finite</w:t>
+            </w:r>
+          </w:p>
+        </w:tc>
+        <w:tc>
+          <w:tcPr>
+            <w:tcW w:type="dxa" w:w="3456"/>
+            <w:vAlign w:val="top"/>
+          </w:tcPr>
+          <w:p>
+            <w:r/>
+            <w:r>
+              <w:rPr>
+                <w:b w:val="0"/>
+                <w:sz w:val="18"/>
+              </w:rPr>
+              <w:t>Too few valid nighttime NEE records or too much filtering.</w:t>
+            </w:r>
+          </w:p>
+        </w:tc>
+        <w:tc>
+          <w:tcPr>
+            <w:tcW w:type="dxa" w:w="3744"/>
+            <w:vAlign w:val="top"/>
+          </w:tcPr>
+          <w:p>
+            <w:r/>
+            <w:r>
+              <w:rPr>
+                <w:b w:val="0"/>
+                <w:sz w:val="18"/>
+              </w:rPr>
+              <w:t>Use a defensible manual threshold and document the fallback in the log.</w:t>
+            </w:r>
+          </w:p>
+        </w:tc>
+      </w:tr>
+      <w:tr>
+        <w:tc>
+          <w:tcPr>
+            <w:tcW w:type="dxa" w:w="2880"/>
+            <w:vAlign w:val="top"/>
+          </w:tcPr>
+          <w:p>
+            <w:r/>
+            <w:r>
+              <w:rPr>
+                <w:b w:val="0"/>
+                <w:sz w:val="18"/>
+              </w:rPr>
+              <w:t>Cumulative NEE appears to have gaps</w:t>
+            </w:r>
+          </w:p>
+        </w:tc>
+        <w:tc>
+          <w:tcPr>
+            <w:tcW w:type="dxa" w:w="3456"/>
+            <w:vAlign w:val="top"/>
+          </w:tcPr>
+          <w:p>
+            <w:r/>
+            <w:r>
+              <w:rPr>
+                <w:b w:val="0"/>
+                <w:sz w:val="18"/>
+              </w:rPr>
+              <w:t>Results may be using original NEE rather than gap-filled NEE, or selected columns/date range are incomplete.</w:t>
+            </w:r>
+          </w:p>
+        </w:tc>
+        <w:tc>
+          <w:tcPr>
+            <w:tcW w:type="dxa" w:w="3744"/>
+            <w:vAlign w:val="top"/>
+          </w:tcPr>
+          <w:p>
+            <w:r/>
+            <w:r>
+              <w:rPr>
+                <w:b w:val="0"/>
+                <w:sz w:val="18"/>
+              </w:rPr>
+              <w:t>Use the latest build; verify source-column mapping and gap-filling diagnostics.</w:t>
+            </w:r>
+          </w:p>
+        </w:tc>
+      </w:tr>
+      <w:tr>
+        <w:tc>
+          <w:tcPr>
+            <w:tcW w:type="dxa" w:w="2880"/>
+            <w:vAlign w:val="top"/>
+          </w:tcPr>
+          <w:p>
+            <w:r/>
+            <w:r>
+              <w:rPr>
+                <w:b w:val="0"/>
+                <w:sz w:val="18"/>
+              </w:rPr>
+              <w:t>Light-response curve does not plateau</w:t>
+            </w:r>
+          </w:p>
+        </w:tc>
+        <w:tc>
+          <w:tcPr>
+            <w:tcW w:type="dxa" w:w="3456"/>
+            <w:vAlign w:val="top"/>
+          </w:tcPr>
+          <w:p>
+            <w:r/>
+            <w:r>
+              <w:rPr>
+                <w:b w:val="0"/>
+                <w:sz w:val="18"/>
+              </w:rPr>
+              <w:t>Partial season, insufficient high-light saturation, phenological change, or fit basis not appropriate.</w:t>
+            </w:r>
+          </w:p>
+        </w:tc>
+        <w:tc>
+          <w:tcPr>
+            <w:tcW w:type="dxa" w:w="3744"/>
+            <w:vAlign w:val="top"/>
+          </w:tcPr>
+          <w:p>
+            <w:r/>
+            <w:r>
+              <w:rPr>
+                <w:b w:val="0"/>
+                <w:sz w:val="18"/>
+              </w:rPr>
+              <w:t>Use robust-envelope bins, seasonal subsets, and inspect binned means before interpreting parameters.</w:t>
+            </w:r>
+          </w:p>
+        </w:tc>
+      </w:tr>
+      <w:tr>
+        <w:tc>
+          <w:tcPr>
+            <w:tcW w:type="dxa" w:w="2880"/>
+            <w:vAlign w:val="top"/>
+          </w:tcPr>
+          <w:p>
+            <w:r/>
+            <w:r>
+              <w:rPr>
+                <w:b w:val="0"/>
+                <w:sz w:val="18"/>
+              </w:rPr>
+              <w:t>Energy balance closure slope is low</w:t>
+            </w:r>
+          </w:p>
+        </w:tc>
+        <w:tc>
+          <w:tcPr>
+            <w:tcW w:type="dxa" w:w="3456"/>
+            <w:vAlign w:val="top"/>
+          </w:tcPr>
+          <w:p>
+            <w:r/>
+            <w:r>
+              <w:rPr>
+                <w:b w:val="0"/>
+                <w:sz w:val="18"/>
+              </w:rPr>
+              <w:t>Possible wrong radiation column, double-counted G/soil heat flux, sign convention issue, poor QC, or missing storage terms.</w:t>
+            </w:r>
+          </w:p>
+        </w:tc>
+        <w:tc>
+          <w:tcPr>
+            <w:tcW w:type="dxa" w:w="3744"/>
+            <w:vAlign w:val="top"/>
+          </w:tcPr>
+          <w:p>
+            <w:r/>
+            <w:r>
+              <w:rPr>
+                <w:b w:val="0"/>
+                <w:sz w:val="18"/>
+              </w:rPr>
+              <w:t>Use Rn rather than Rg/SW_IN, compare Rn-G vs Rn-SHFmean, and filter complete daytime records.</w:t>
+            </w:r>
+          </w:p>
+        </w:tc>
+      </w:tr>
+      <w:tr>
+        <w:tc>
+          <w:tcPr>
+            <w:tcW w:type="dxa" w:w="2880"/>
+            <w:vAlign w:val="top"/>
+          </w:tcPr>
+          <w:p>
+            <w:r/>
+            <w:r>
+              <w:rPr>
+                <w:b w:val="0"/>
+                <w:sz w:val="18"/>
+              </w:rPr>
+              <w:t>Lasslop output error after R completes</w:t>
+            </w:r>
+          </w:p>
+        </w:tc>
+        <w:tc>
+          <w:tcPr>
+            <w:tcW w:type="dxa" w:w="3456"/>
+            <w:vAlign w:val="top"/>
+          </w:tcPr>
+          <w:p>
+            <w:r/>
+            <w:r>
+              <w:rPr>
+                <w:b w:val="0"/>
+                <w:sz w:val="18"/>
+              </w:rPr>
+              <w:t>UI handling of null u* CI or missing mapping.</w:t>
+            </w:r>
+          </w:p>
+        </w:tc>
+        <w:tc>
+          <w:tcPr>
+            <w:tcW w:type="dxa" w:w="3744"/>
+            <w:vAlign w:val="top"/>
+          </w:tcPr>
+          <w:p>
+            <w:r/>
+            <w:r>
+              <w:rPr>
+                <w:b w:val="0"/>
+                <w:sz w:val="18"/>
+              </w:rPr>
+              <w:t>Use the latest maintenance build; check workflow log for fallback threshold and output columns.</w:t>
+            </w:r>
+          </w:p>
+        </w:tc>
+      </w:tr>
+    </w:tbl>
+    <w:p/>
+    <w:p>
+      <w:pPr>
+        <w:pStyle w:val="Heading1"/>
+      </w:pPr>
+      <w:r>
+        <w:t>15. References and methodological basis</w:t>
       </w:r>
     </w:p>
     <w:p>
@@ -2523,7 +4247,7 @@
         <w:pStyle w:val="ListBullet"/>
       </w:pPr>
       <w:r>
-        <w:t>NEE follows the atmospheric convention: negative NEE means net ecosystem CO2 uptake/sink; positive NEE means net ecosystem CO2 release/source.</w:t>
+        <w:t>Aubinet, M., Vesala, T., &amp; Papale, D. (2012). Eddy Covariance: A Practical Guide to Measurement and Data Analysis. Springer.</w:t>
       </w:r>
     </w:p>
     <w:p>
@@ -2531,7 +4255,7 @@
         <w:pStyle w:val="ListBullet"/>
       </w:pPr>
       <w:r>
-        <w:t>GPP and Reco are shown as positive magnitudes in most FluxDash result plots.</w:t>
+        <w:t>Baldocchi, D. (2003). Assessing the eddy covariance technique for evaluating carbon dioxide exchange rates of ecosystems. Global Change Biology, 9, 479-492.</w:t>
       </w:r>
     </w:p>
     <w:p>
@@ -2539,7 +4263,7 @@
         <w:pStyle w:val="ListBullet"/>
       </w:pPr>
       <w:r>
-        <w:t>NEP is calculated as -NEE, so positive NEP indicates carbon gain from the ecosystem perspective.</w:t>
+        <w:t>Burba, G. (2013). Eddy Covariance Method for Scientific, Industrial, Agricultural, and Regulatory Applications. LI-COR Biosciences.</w:t>
       </w:r>
     </w:p>
     <w:p>
@@ -2547,7 +4271,7 @@
         <w:pStyle w:val="ListBullet"/>
       </w:pPr>
       <w:r>
-        <w:t>Flux-rate to carbon-sum conversions use the selected time step, typically 1800 seconds for 30-minute data.</w:t>
+        <w:t>Davidson, E. A., &amp; Janssens, I. A. (2006). Temperature sensitivity of soil carbon decomposition and feedbacks to climate change. Nature, 440, 165-173.</w:t>
       </w:r>
     </w:p>
     <w:p>
@@ -2555,7 +4279,143 @@
         <w:pStyle w:val="ListBullet"/>
       </w:pPr>
       <w:r>
-        <w:t>LE-to-ET conversion uses latent heat of vaporization approximated as 2.45 MJ kg-1.</w:t>
+        <w:t>Falge, E., et al. (2001). Gap filling strategies for defensible annual sums of net ecosystem exchange. Agricultural and Forest Meteorology, 107, 43-69.</w:t>
+      </w:r>
+    </w:p>
+    <w:p>
+      <w:pPr>
+        <w:pStyle w:val="ListBullet"/>
+      </w:pPr>
+      <w:r>
+        <w:t>Foken, T. (2008). The energy balance closure problem: an overview. Ecological Applications, 18, 1351-1367.</w:t>
+      </w:r>
+    </w:p>
+    <w:p>
+      <w:pPr>
+        <w:pStyle w:val="ListBullet"/>
+      </w:pPr>
+      <w:r>
+        <w:t>Foken, T., &amp; Wichura, B. (1996). Tools for quality assessment of surface-based flux measurements. Agricultural and Forest Meteorology, 78, 83-105.</w:t>
+      </w:r>
+    </w:p>
+    <w:p>
+      <w:pPr>
+        <w:pStyle w:val="ListBullet"/>
+      </w:pPr>
+      <w:r>
+        <w:t>Kljun, N., Calanca, P., Rotach, M. W., &amp; Schmid, H. P. (2015). A simple two-dimensional parameterisation for Flux Footprint Prediction. Geoscientific Model Development, 8, 3695-3713.</w:t>
+      </w:r>
+    </w:p>
+    <w:p>
+      <w:pPr>
+        <w:pStyle w:val="ListBullet"/>
+      </w:pPr>
+      <w:r>
+        <w:t>Kormann, R., &amp; Meixner, F. X. (2001). An analytical footprint model for non-neutral stratification. Boundary-Layer Meteorology, 99, 207-224.</w:t>
+      </w:r>
+    </w:p>
+    <w:p>
+      <w:pPr>
+        <w:pStyle w:val="ListBullet"/>
+      </w:pPr>
+      <w:r>
+        <w:t>Lasslop, G., Reichstein, M., Papale, D., et al. (2010). Separation of net ecosystem exchange into assimilation and respiration using a light response curve approach. Global Change Biology, 16, 187-208.</w:t>
+      </w:r>
+    </w:p>
+    <w:p>
+      <w:pPr>
+        <w:pStyle w:val="ListBullet"/>
+      </w:pPr>
+      <w:r>
+        <w:t>Lloyd, J., &amp; Taylor, J. A. (1994). On the temperature dependence of soil respiration. Functional Ecology, 8, 315-323.</w:t>
+      </w:r>
+    </w:p>
+    <w:p>
+      <w:pPr>
+        <w:pStyle w:val="ListBullet"/>
+      </w:pPr>
+      <w:r>
+        <w:t>Massman, W. J. (2000). A simple method for estimating frequency response corrections for eddy covariance systems. Agricultural and Forest Meteorology, 104, 185-198.</w:t>
+      </w:r>
+    </w:p>
+    <w:p>
+      <w:pPr>
+        <w:pStyle w:val="ListBullet"/>
+      </w:pPr>
+      <w:r>
+        <w:t>Massman, W. J. (2001). Reply to comment by Rannik on frequency response corrections. Agricultural and Forest Meteorology, 107, 247-251.</w:t>
+      </w:r>
+    </w:p>
+    <w:p>
+      <w:pPr>
+        <w:pStyle w:val="ListBullet"/>
+      </w:pPr>
+      <w:r>
+        <w:t>Mauder, M., &amp; Foken, T. (2011). Documentation and instruction manual of the eddy covariance software package TK3. Universität Bayreuth.</w:t>
+      </w:r>
+    </w:p>
+    <w:p>
+      <w:pPr>
+        <w:pStyle w:val="ListBullet"/>
+      </w:pPr>
+      <w:r>
+        <w:t>Moncrieff, J. B., et al. (1997). A system to measure surface fluxes of momentum, sensible heat, water vapour and carbon dioxide. Journal of Hydrology, 188-189, 589-611.</w:t>
+      </w:r>
+    </w:p>
+    <w:p>
+      <w:pPr>
+        <w:pStyle w:val="ListBullet"/>
+      </w:pPr>
+      <w:r>
+        <w:t>Papale, D., et al. (2006). Towards a standardized processing of net ecosystem exchange measured with eddy covariance technique. Biogeosciences, 3, 571-583.</w:t>
+      </w:r>
+    </w:p>
+    <w:p>
+      <w:pPr>
+        <w:pStyle w:val="ListBullet"/>
+      </w:pPr>
+      <w:r>
+        <w:t>Pastorello, G., et al. (2020). The FLUXNET2015 dataset and the ONEFlux processing pipeline. Scientific Data, 7, 225.</w:t>
+      </w:r>
+    </w:p>
+    <w:p>
+      <w:pPr>
+        <w:pStyle w:val="ListBullet"/>
+      </w:pPr>
+      <w:r>
+        <w:t>Reichstein, M., et al. (2005). On the separation of net ecosystem exchange into assimilation and ecosystem respiration. Global Change Biology, 11, 1424-1439.</w:t>
+      </w:r>
+    </w:p>
+    <w:p>
+      <w:pPr>
+        <w:pStyle w:val="ListBullet"/>
+      </w:pPr>
+      <w:r>
+        <w:t>Vickers, D., &amp; Mahrt, L. (1997). Quality control and flux sampling problems for tower and aircraft data. Journal of Atmospheric and Oceanic Technology, 14, 512-526.</w:t>
+      </w:r>
+    </w:p>
+    <w:p>
+      <w:pPr>
+        <w:pStyle w:val="ListBullet"/>
+      </w:pPr>
+      <w:r>
+        <w:t>Webb, E. K., Pearman, G. I., &amp; Leuning, R. (1980). Correction of flux measurements for density effects due to heat and water vapour transfer. Quarterly Journal of the Royal Meteorological Society, 106, 85-100.</w:t>
+      </w:r>
+    </w:p>
+    <w:p>
+      <w:pPr>
+        <w:pStyle w:val="ListBullet"/>
+      </w:pPr>
+      <w:r>
+        <w:t>Wilson, K., et al. (2002). Energy balance closure at FLUXNET sites. Agricultural and Forest Meteorology, 113, 223-243.</w:t>
+      </w:r>
+    </w:p>
+    <w:p>
+      <w:pPr>
+        <w:pStyle w:val="ListBullet"/>
+      </w:pPr>
+      <w:r>
+        <w:t>Wutzler, T., et al. (2018). Basic and extensible post-processing of eddy covariance flux data with REddyProc. Biogeosciences, 15, 5015-5030.</w:t>
       </w:r>
     </w:p>
     <w:p>
@@ -2563,771 +4423,27 @@
         <w:pStyle w:val="Heading1"/>
       </w:pPr>
       <w:r>
-        <w:t>14. Known Limitations and Best Practices</w:t>
-      </w:r>
-    </w:p>
-    <w:p>
-      <w:pPr>
-        <w:pStyle w:val="ListBullet"/>
-      </w:pPr>
-      <w:r>
-        <w:t>Do not treat the raw covariance fallback as a complete EddyPro replacement for manuscripts.</w:t>
-      </w:r>
-    </w:p>
-    <w:p>
-      <w:pPr>
-        <w:pStyle w:val="ListBullet"/>
-      </w:pPr>
-      <w:r>
-        <w:t>Always review input units, time zone, measurement height, radiation drivers, VPD/Tair availability, and gap fractions.</w:t>
-      </w:r>
-    </w:p>
-    <w:p>
-      <w:pPr>
-        <w:pStyle w:val="ListBullet"/>
-      </w:pPr>
-      <w:r>
-        <w:t>Use pre-filtering carefully. Removing too much data can bias gap filling and annual budgets.</w:t>
-      </w:r>
-    </w:p>
-    <w:p>
-      <w:pPr>
-        <w:pStyle w:val="ListBullet"/>
-      </w:pPr>
-      <w:r>
-        <w:t>Outlier filters in the Results tab are for analysis visualization and table export only; they do not change the original partitioned CSV.</w:t>
-      </w:r>
-    </w:p>
-    <w:p>
-      <w:pPr>
-        <w:pStyle w:val="ListBullet"/>
-      </w:pPr>
-      <w:r>
-        <w:t>For publication, document instrument setup, correction methods, QC criteria, u* threshold method/value, gap-filling method, partitioning method, footprint model, annual budget uncertainty, and sign convention.</w:t>
-      </w:r>
-    </w:p>
-    <w:p>
-      <w:pPr>
-        <w:pStyle w:val="Heading1"/>
-      </w:pPr>
-      <w:r>
-        <w:t>15. Reference Library</w:t>
-      </w:r>
-    </w:p>
-    <w:p>
-      <w:pPr>
-        <w:pStyle w:val="ListNumber"/>
-      </w:pPr>
-      <w:r>
-        <w:t>Aubinet, M., Vesala, T., and Papale, D. (2012). Eddy Covariance: A Practical Guide to Measurement and Data Analysis. Springer.</w:t>
-      </w:r>
-    </w:p>
-    <w:p>
-      <w:pPr>
-        <w:pStyle w:val="ListNumber"/>
-      </w:pPr>
-      <w:r>
-        <w:t>Baldocchi, D. (2003). Assessing ecosystem carbon balance: problems and prospects of the eddy covariance technique. Global Change Biology.</w:t>
-      </w:r>
-    </w:p>
-    <w:p>
-      <w:pPr>
-        <w:pStyle w:val="ListNumber"/>
-      </w:pPr>
-      <w:r>
-        <w:t>Burba, G. (2013). Eddy Covariance Method for Scientific, Industrial, Agricultural, and Regulatory Applications.</w:t>
-      </w:r>
-    </w:p>
-    <w:p>
-      <w:pPr>
-        <w:pStyle w:val="ListNumber"/>
-      </w:pPr>
-      <w:r>
-        <w:t>Davidson, E. A., and Janssens, I. A. (2006). Temperature sensitivity of soil carbon decomposition and feedbacks to climate change. Nature.</w:t>
-      </w:r>
-    </w:p>
-    <w:p>
-      <w:pPr>
-        <w:pStyle w:val="ListNumber"/>
-      </w:pPr>
-      <w:r>
-        <w:t>Falge, E. et al. (2001). Gap filling strategies for defensible annual sums of net ecosystem exchange. Agricultural and Forest Meteorology.</w:t>
-      </w:r>
-    </w:p>
-    <w:p>
-      <w:pPr>
-        <w:pStyle w:val="ListNumber"/>
-      </w:pPr>
-      <w:r>
-        <w:t>Foken, T., and Wichura, B. (1996). Tools for quality assessment of surface-based flux measurements. Agricultural and Forest Meteorology.</w:t>
-      </w:r>
-    </w:p>
-    <w:p>
-      <w:pPr>
-        <w:pStyle w:val="ListNumber"/>
-      </w:pPr>
-      <w:r>
-        <w:t>Foken, T. (2008). The energy balance closure problem: an overview. Ecological Applications.</w:t>
-      </w:r>
-    </w:p>
-    <w:p>
-      <w:pPr>
-        <w:pStyle w:val="ListNumber"/>
-      </w:pPr>
-      <w:r>
-        <w:t>Kljun, N., Calanca, P., Rotach, M. W., and Schmid, H. P. (2015). A simple two-dimensional parameterisation for Flux Footprint Prediction (FFP). Geoscientific Model Development, 8, 3695-3713.</w:t>
-      </w:r>
-    </w:p>
-    <w:p>
-      <w:pPr>
-        <w:pStyle w:val="ListNumber"/>
-      </w:pPr>
-      <w:r>
-        <w:t>Kormann, R., and Meixner, F. X. (2001). An analytical footprint model for non-neutral stratification. Boundary-Layer Meteorology.</w:t>
-      </w:r>
-    </w:p>
-    <w:p>
-      <w:pPr>
-        <w:pStyle w:val="ListNumber"/>
-      </w:pPr>
-      <w:r>
-        <w:t>Lasslop, G. et al. (2010). Separation of net ecosystem exchange into assimilation and respiration using a light response curve approach. Global Change Biology.</w:t>
-      </w:r>
-    </w:p>
-    <w:p>
-      <w:pPr>
-        <w:pStyle w:val="ListNumber"/>
-      </w:pPr>
-      <w:r>
-        <w:t>LI-COR Biosciences. EddyPro 7 Software Operating Instructions and Eddy Covariance support documentation.</w:t>
-      </w:r>
-    </w:p>
-    <w:p>
-      <w:pPr>
-        <w:pStyle w:val="ListNumber"/>
-      </w:pPr>
-      <w:r>
-        <w:t>Lloyd, J., and Taylor, J. A. (1994). On the temperature dependence of soil respiration. Functional Ecology.</w:t>
-      </w:r>
-    </w:p>
-    <w:p>
-      <w:pPr>
-        <w:pStyle w:val="ListNumber"/>
-      </w:pPr>
-      <w:r>
-        <w:t>Massman, W. J. (2000, 2001). Spectral attenuation corrections for eddy covariance flux measurements. Boundary-Layer Meteorology.</w:t>
-      </w:r>
-    </w:p>
-    <w:p>
-      <w:pPr>
-        <w:pStyle w:val="ListNumber"/>
-      </w:pPr>
-      <w:r>
-        <w:t>Mauder, M., and Foken, T. (2011). Documentation and instruction manual of the eddy covariance software package TK3. Universität Bayreuth.</w:t>
-      </w:r>
-    </w:p>
-    <w:p>
-      <w:pPr>
-        <w:pStyle w:val="ListNumber"/>
-      </w:pPr>
-      <w:r>
-        <w:t>Moncrieff, J. B. et al. (1997). A system to measure surface fluxes of momentum, sensible heat, water vapor and carbon dioxide. Journal of Hydrology.</w:t>
-      </w:r>
-    </w:p>
-    <w:p>
-      <w:pPr>
-        <w:pStyle w:val="ListNumber"/>
-      </w:pPr>
-      <w:r>
-        <w:t>Papale, D. et al. (2006). Towards a standardized processing of net ecosystem exchange measured with eddy covariance technique. Biogeosciences.</w:t>
-      </w:r>
-    </w:p>
-    <w:p>
-      <w:pPr>
-        <w:pStyle w:val="ListNumber"/>
-      </w:pPr>
-      <w:r>
-        <w:t>Reichstein, M. et al. (2005). On the separation of net ecosystem exchange into assimilation and ecosystem respiration: review and improved algorithm. Global Change Biology.</w:t>
-      </w:r>
-    </w:p>
-    <w:p>
-      <w:pPr>
-        <w:pStyle w:val="ListNumber"/>
-      </w:pPr>
-      <w:r>
-        <w:t>REddyProc package documentation and Wutzler, T. et al. (2018). Basic and extensible post-processing of eddy covariance flux data with REddyProc. Biogeosciences.</w:t>
-      </w:r>
-    </w:p>
-    <w:p>
-      <w:pPr>
-        <w:pStyle w:val="ListNumber"/>
-      </w:pPr>
-      <w:r>
-        <w:t>Vickers, D., and Mahrt, L. (1997). Quality control and flux sampling problems for tower and aircraft data. Journal of Atmospheric and Oceanic Technology.</w:t>
-      </w:r>
-    </w:p>
-    <w:p>
-      <w:pPr>
-        <w:pStyle w:val="ListNumber"/>
-      </w:pPr>
-      <w:r>
-        <w:t>Webb, E. K., Pearman, G. I., and Leuning, R. (1980). Correction of flux measurements for density effects due to heat and water vapour transfer. Quarterly Journal of the Royal Meteorological Society.</w:t>
-      </w:r>
-    </w:p>
-    <w:p>
-      <w:pPr>
-        <w:pStyle w:val="ListNumber"/>
-      </w:pPr>
-      <w:r>
-        <w:t>Wilson, K. et al. (2002). Energy balance closure at FLUXNET sites. Agricultural and Forest Meteorology.</w:t>
-      </w:r>
-    </w:p>
-    <w:p/>
-    <w:p>
-      <w:pPr>
-        <w:pStyle w:val="Heading1"/>
-      </w:pPr>
-      <w:r>
-        <w:t>FLUXNET/AmeriFlux CSV Dataset Support</w:t>
+        <w:t>16. Ownership and permitted use</w:t>
       </w:r>
     </w:p>
     <w:p>
       <w:r>
-        <w:t>FluxDash v1.0 can now operate on standardized FLUXNET and AmeriFlux CSV datasets in addition to .ghg and EP-Summary files. This allows instructors to use public flux products for teaching when raw tower files are not available or when the goal is to focus on interpretation rather than raw high-frequency processing.</w:t>
-      </w:r>
-    </w:p>
-    <w:p>
-      <w:pPr>
-        <w:pStyle w:val="Heading2"/>
-      </w:pPr>
-      <w:r>
-        <w:t>Supported FLUXNET-style files</w:t>
-      </w:r>
-    </w:p>
-    <w:p>
-      <w:pPr>
-        <w:pStyle w:val="ListBullet"/>
-      </w:pPr>
-      <w:r>
-        <w:t>FULLSET_HH: half-hourly full data product. Preferred for detailed response curves, diel patterns, and cumulative budgets.</w:t>
-      </w:r>
-    </w:p>
-    <w:p>
-      <w:pPr>
-        <w:pStyle w:val="ListBullet"/>
-      </w:pPr>
-      <w:r>
-        <w:t>FULLSET_DD, FULLSET_WW, FULLSET_MM, FULLSET_YY: daily, weekly, monthly, and yearly products. Useful for temporal summaries and annual budget exercises.</w:t>
-      </w:r>
-    </w:p>
-    <w:p>
-      <w:pPr>
-        <w:pStyle w:val="ListBullet"/>
-      </w:pPr>
-      <w:r>
-        <w:t>ERA5_HH, ERA5_DD, ERA5_WW, ERA5_MM, ERA5_YY: meteorological driver products. Useful for climate-driver comparisons when direct tower variables are limited.</w:t>
-      </w:r>
-    </w:p>
-    <w:p>
-      <w:pPr>
-        <w:pStyle w:val="ListBullet"/>
-      </w:pPr>
-      <w:r>
-        <w:t>AUXNEE and AUXMETEO files: read as supporting metadata where available; the main Results Explorer uses FULLSET products first.</w:t>
-      </w:r>
-    </w:p>
-    <w:p>
-      <w:pPr>
-        <w:pStyle w:val="Heading2"/>
-      </w:pPr>
-      <w:r>
-        <w:t>Column mapping used by FluxDash</w:t>
-      </w:r>
-    </w:p>
-    <w:tbl>
-      <w:tblPr>
-        <w:tblStyle w:val="TableGrid"/>
-        <w:tblW w:type="auto" w:w="0"/>
-        <w:tblLook w:firstColumn="1" w:firstRow="1" w:lastColumn="0" w:lastRow="0" w:noHBand="0" w:noVBand="1" w:val="04A0"/>
-      </w:tblPr>
-      <w:tblGrid>
-        <w:gridCol w:w="3408"/>
-        <w:gridCol w:w="3408"/>
-        <w:gridCol w:w="3408"/>
-      </w:tblGrid>
-      <w:tr>
-        <w:tc>
-          <w:tcPr>
-            <w:tcW w:type="dxa" w:w="3408"/>
-          </w:tcPr>
-          <w:p>
-            <w:r>
-              <w:t>FluxDash variable</w:t>
-            </w:r>
-          </w:p>
-        </w:tc>
-        <w:tc>
-          <w:tcPr>
-            <w:tcW w:type="dxa" w:w="3408"/>
-          </w:tcPr>
-          <w:p>
-            <w:r>
-              <w:t>Preferred FLUXNET/AmeriFlux columns</w:t>
-            </w:r>
-          </w:p>
-        </w:tc>
-        <w:tc>
-          <w:tcPr>
-            <w:tcW w:type="dxa" w:w="3408"/>
-          </w:tcPr>
-          <w:p>
-            <w:r>
-              <w:t>Notes</w:t>
-            </w:r>
-          </w:p>
-        </w:tc>
-      </w:tr>
-      <w:tr>
-        <w:tc>
-          <w:tcPr>
-            <w:tcW w:type="dxa" w:w="3408"/>
-          </w:tcPr>
-          <w:p>
-            <w:r>
-              <w:t>NEE / co2_flux</w:t>
-            </w:r>
-          </w:p>
-        </w:tc>
-        <w:tc>
-          <w:tcPr>
-            <w:tcW w:type="dxa" w:w="3408"/>
-          </w:tcPr>
-          <w:p>
-            <w:r>
-              <w:t>NEE_VUT_REF, NEE_CUT_REF, NEE_VUT_USTAR50, NEE_CUT_USTAR50</w:t>
-            </w:r>
-          </w:p>
-        </w:tc>
-        <w:tc>
-          <w:tcPr>
-            <w:tcW w:type="dxa" w:w="3408"/>
-          </w:tcPr>
-          <w:p>
-            <w:r>
-              <w:t>Atmospheric convention: negative values indicate ecosystem CO2 uptake.</w:t>
-            </w:r>
-          </w:p>
-        </w:tc>
-      </w:tr>
-      <w:tr>
-        <w:tc>
-          <w:tcPr>
-            <w:tcW w:type="dxa" w:w="3408"/>
-          </w:tcPr>
-          <w:p>
-            <w:r>
-              <w:t>GPP</w:t>
-            </w:r>
-          </w:p>
-        </w:tc>
-        <w:tc>
-          <w:tcPr>
-            <w:tcW w:type="dxa" w:w="3408"/>
-          </w:tcPr>
-          <w:p>
-            <w:r>
-              <w:t>GPP_NT_VUT_REF, GPP_DT_VUT_REF, GPP_NT/DT USTAR50 or MEAN variants</w:t>
-            </w:r>
-          </w:p>
-        </w:tc>
-        <w:tc>
-          <w:tcPr>
-            <w:tcW w:type="dxa" w:w="3408"/>
-          </w:tcPr>
-          <w:p>
-            <w:r>
-              <w:t>Shown as positive carbon uptake in Results.</w:t>
-            </w:r>
-          </w:p>
-        </w:tc>
-      </w:tr>
-      <w:tr>
-        <w:tc>
-          <w:tcPr>
-            <w:tcW w:type="dxa" w:w="3408"/>
-          </w:tcPr>
-          <w:p>
-            <w:r>
-              <w:t>Reco / RE</w:t>
-            </w:r>
-          </w:p>
-        </w:tc>
-        <w:tc>
-          <w:tcPr>
-            <w:tcW w:type="dxa" w:w="3408"/>
-          </w:tcPr>
-          <w:p>
-            <w:r>
-              <w:t>RECO_NT_VUT_REF, RECO_DT_VUT_REF, RECO_NT/DT USTAR50 or MEAN variants</w:t>
-            </w:r>
-          </w:p>
-        </w:tc>
-        <w:tc>
-          <w:tcPr>
-            <w:tcW w:type="dxa" w:w="3408"/>
-          </w:tcPr>
-          <w:p>
-            <w:r>
-              <w:t>Shown as positive ecosystem respiration.</w:t>
-            </w:r>
-          </w:p>
-        </w:tc>
-      </w:tr>
-      <w:tr>
-        <w:tc>
-          <w:tcPr>
-            <w:tcW w:type="dxa" w:w="3408"/>
-          </w:tcPr>
-          <w:p>
-            <w:r>
-              <w:t>LE</w:t>
-            </w:r>
-          </w:p>
-        </w:tc>
-        <w:tc>
-          <w:tcPr>
-            <w:tcW w:type="dxa" w:w="3408"/>
-          </w:tcPr>
-          <w:p>
-            <w:r>
-              <w:t>LE_F_MDS, LE_CORR, LE</w:t>
-            </w:r>
-          </w:p>
-        </w:tc>
-        <w:tc>
-          <w:tcPr>
-            <w:tcW w:type="dxa" w:w="3408"/>
-          </w:tcPr>
-          <w:p>
-            <w:r>
-              <w:t>Latent heat flux in W m-2.</w:t>
-            </w:r>
-          </w:p>
-        </w:tc>
-      </w:tr>
-      <w:tr>
-        <w:tc>
-          <w:tcPr>
-            <w:tcW w:type="dxa" w:w="3408"/>
-          </w:tcPr>
-          <w:p>
-            <w:r>
-              <w:t>H</w:t>
-            </w:r>
-          </w:p>
-        </w:tc>
-        <w:tc>
-          <w:tcPr>
-            <w:tcW w:type="dxa" w:w="3408"/>
-          </w:tcPr>
-          <w:p>
-            <w:r>
-              <w:t>H_F_MDS, H_CORR, H</w:t>
-            </w:r>
-          </w:p>
-        </w:tc>
-        <w:tc>
-          <w:tcPr>
-            <w:tcW w:type="dxa" w:w="3408"/>
-          </w:tcPr>
-          <w:p>
-            <w:r>
-              <w:t>Sensible heat flux in W m-2.</w:t>
-            </w:r>
-          </w:p>
-        </w:tc>
-      </w:tr>
-      <w:tr>
-        <w:tc>
-          <w:tcPr>
-            <w:tcW w:type="dxa" w:w="3408"/>
-          </w:tcPr>
-          <w:p>
-            <w:r>
-              <w:t>Radiation / Rg</w:t>
-            </w:r>
-          </w:p>
-        </w:tc>
-        <w:tc>
-          <w:tcPr>
-            <w:tcW w:type="dxa" w:w="3408"/>
-          </w:tcPr>
-          <w:p>
-            <w:r>
-              <w:t>SW_IN_F_MDS, SW_IN_F, SW_IN_ERA, SW_IN</w:t>
-            </w:r>
-          </w:p>
-        </w:tc>
-        <w:tc>
-          <w:tcPr>
-            <w:tcW w:type="dxa" w:w="3408"/>
-          </w:tcPr>
-          <w:p>
-            <w:r>
-              <w:t>Used for light-response analyses when PPFD/PAR is unavailable.</w:t>
-            </w:r>
-          </w:p>
-        </w:tc>
-      </w:tr>
-      <w:tr>
-        <w:tc>
-          <w:tcPr>
-            <w:tcW w:type="dxa" w:w="3408"/>
-          </w:tcPr>
-          <w:p>
-            <w:r>
-              <w:t>PPFD / PAR</w:t>
-            </w:r>
-          </w:p>
-        </w:tc>
-        <w:tc>
-          <w:tcPr>
-            <w:tcW w:type="dxa" w:w="3408"/>
-          </w:tcPr>
-          <w:p>
-            <w:r>
-              <w:t>PPFD_IN, PPFD</w:t>
-            </w:r>
-          </w:p>
-        </w:tc>
-        <w:tc>
-          <w:tcPr>
-            <w:tcW w:type="dxa" w:w="3408"/>
-          </w:tcPr>
-          <w:p>
-            <w:r>
-              <w:t>Preferred driver for photosynthetic light-response curves when present.</w:t>
-            </w:r>
-          </w:p>
-        </w:tc>
-      </w:tr>
-      <w:tr>
-        <w:tc>
-          <w:tcPr>
-            <w:tcW w:type="dxa" w:w="3408"/>
-          </w:tcPr>
-          <w:p>
-            <w:r>
-              <w:t>Tair</w:t>
-            </w:r>
-          </w:p>
-        </w:tc>
-        <w:tc>
-          <w:tcPr>
-            <w:tcW w:type="dxa" w:w="3408"/>
-          </w:tcPr>
-          <w:p>
-            <w:r>
-              <w:t>TA_F_MDS, TA_F, TA_ERA</w:t>
-            </w:r>
-          </w:p>
-        </w:tc>
-        <w:tc>
-          <w:tcPr>
-            <w:tcW w:type="dxa" w:w="3408"/>
-          </w:tcPr>
-          <w:p>
-            <w:r>
-              <w:t>Air temperature for Q10 and driver analyses.</w:t>
-            </w:r>
-          </w:p>
-        </w:tc>
-      </w:tr>
-      <w:tr>
-        <w:tc>
-          <w:tcPr>
-            <w:tcW w:type="dxa" w:w="3408"/>
-          </w:tcPr>
-          <w:p>
-            <w:r>
-              <w:t>VPD</w:t>
-            </w:r>
-          </w:p>
-        </w:tc>
-        <w:tc>
-          <w:tcPr>
-            <w:tcW w:type="dxa" w:w="3408"/>
-          </w:tcPr>
-          <w:p>
-            <w:r>
-              <w:t>VPD_F_MDS, VPD_F, VPD_ERA</w:t>
-            </w:r>
-          </w:p>
-        </w:tc>
-        <w:tc>
-          <w:tcPr>
-            <w:tcW w:type="dxa" w:w="3408"/>
-          </w:tcPr>
-          <w:p>
-            <w:r>
-              <w:t>Used for stomatal/VPD response plots.</w:t>
-            </w:r>
-          </w:p>
-        </w:tc>
-      </w:tr>
-      <w:tr>
-        <w:tc>
-          <w:tcPr>
-            <w:tcW w:type="dxa" w:w="3408"/>
-          </w:tcPr>
-          <w:p>
-            <w:r>
-              <w:t>u*</w:t>
-            </w:r>
-          </w:p>
-        </w:tc>
-        <w:tc>
-          <w:tcPr>
-            <w:tcW w:type="dxa" w:w="3408"/>
-          </w:tcPr>
-          <w:p>
-            <w:r>
-              <w:t>USTAR</w:t>
-            </w:r>
-          </w:p>
-        </w:tc>
-        <w:tc>
-          <w:tcPr>
-            <w:tcW w:type="dxa" w:w="3408"/>
-          </w:tcPr>
-          <w:p>
-            <w:r>
-              <w:t>Used as a turbulence diagnostic where available.</w:t>
-            </w:r>
-          </w:p>
-        </w:tc>
-      </w:tr>
-    </w:tbl>
-    <w:p>
-      <w:pPr>
-        <w:pStyle w:val="Heading2"/>
-      </w:pPr>
-      <w:r>
-        <w:t>How FluxDash handles FLUXNET FULLSET data</w:t>
-      </w:r>
-    </w:p>
-    <w:p>
-      <w:pPr>
-        <w:pStyle w:val="ListBullet"/>
-      </w:pPr>
-      <w:r>
-        <w:t>When a FULLSET file is detected, FluxDash normalizes its standardized columns into the internal FluxDash names used in View, Partition, and Results.</w:t>
-      </w:r>
-    </w:p>
-    <w:p>
-      <w:pPr>
-        <w:pStyle w:val="ListBullet"/>
-      </w:pPr>
-      <w:r>
-        <w:t>Because FULLSET products already include gap-filled and partitioned variables, the Partition tab does not rerun REddyProc. Instead, it uses the standardized NEE, GPP, Reco, LE, H, radiation, temperature, VPD, and QC columns directly.</w:t>
-      </w:r>
-    </w:p>
-    <w:p>
-      <w:pPr>
-        <w:pStyle w:val="ListBullet"/>
-      </w:pPr>
-      <w:r>
-        <w:t>The workflow log records that FLUXNET/FULLSET products were used and includes references supporting the standardized FLUXNET/ONEFlux processing approach.</w:t>
-      </w:r>
-    </w:p>
-    <w:p>
-      <w:pPr>
-        <w:pStyle w:val="ListBullet"/>
-      </w:pPr>
-      <w:r>
-        <w:t>Students can still use Results Explorer tools such as cumulative carbon budgets, source/sink classification, seasonal patterns, light response, temperature response/Q10, VPD response, ET, WUE, CUE, and energy-balance diagnostics when the required columns are present.</w:t>
-      </w:r>
-    </w:p>
-    <w:p>
-      <w:pPr>
-        <w:pStyle w:val="Heading2"/>
-      </w:pPr>
-      <w:r>
-        <w:t>Teaching note</w:t>
+        <w:t>FluxDash is proprietary software distributed in compiled form for educational, research, and authorized noncommercial professional use. The source code is not publicly distributed through the GitHub repository. Users may not modify, reverse-engineer, decompile, repackage, sell, sublicense, or redistribute FluxDash without prior written authorization from the copyright holder.</w:t>
       </w:r>
     </w:p>
     <w:p>
       <w:r>
-        <w:t>FLUXNET data are ideal for teaching because they allow students to explore real flux products without first configuring raw high-frequency processing. However, instructors should explain that the pre-processing, u* filtering, gap filling, and partitioning have already been applied by the data-product pipeline. FluxDash therefore treats FLUXNET FULLSET files as standardized products rather than raw tower data.</w:t>
-      </w:r>
-    </w:p>
-    <w:p>
-      <w:pPr>
-        <w:pStyle w:val="Heading2"/>
-      </w:pPr>
-      <w:r>
-        <w:t>Additional references for FLUXNET support</w:t>
-      </w:r>
-    </w:p>
-    <w:p>
-      <w:pPr>
-        <w:pStyle w:val="ListBullet"/>
-      </w:pPr>
-      <w:r>
-        <w:t>Pastorello, G. et al. (2020). The FLUXNET2015 dataset and the ONEFlux processing pipeline for eddy covariance data. Scientific Data.</w:t>
-      </w:r>
-    </w:p>
-    <w:p>
-      <w:pPr>
-        <w:pStyle w:val="ListBullet"/>
-      </w:pPr>
-      <w:r>
-        <w:t>AmeriFlux Management Project. AmeriFlux BASE and FLUXNET data-product documentation.</w:t>
-      </w:r>
-    </w:p>
-    <w:p>
-      <w:pPr>
-        <w:pStyle w:val="ListBullet"/>
-      </w:pPr>
-      <w:r>
-        <w:t>Papale, D. et al. (2006). Towards a standardized processing of net ecosystem exchange measured with eddy covariance technique. Biogeosciences.</w:t>
-      </w:r>
-    </w:p>
-    <w:p>
-      <w:pPr>
-        <w:pStyle w:val="ListBullet"/>
-      </w:pPr>
-      <w:r>
-        <w:t>Reichstein, M. et al. (2005). On the separation of net ecosystem exchange into assimilation and ecosystem respiration. Global Change Biology.</w:t>
+        <w:t>Copyright © 2026 Ife Familusi. All rights reserved.</w:t>
       </w:r>
     </w:p>
     <w:sectPr>
-      <w:footerReference w:type="default" r:id="rId9"/>
       <w:pgSz w:w="12240" w:h="15840"/>
-      <w:pgMar w:top="936" w:right="1008" w:bottom="936" w:left="1008" w:header="720" w:footer="720" w:gutter="0"/>
+      <w:pgMar w:top="936" w:right="1080" w:bottom="936" w:left="1080" w:header="720" w:footer="720" w:gutter="0"/>
       <w:cols w:space="720"/>
       <w:docGrid w:linePitch="360"/>
     </w:sectPr>
   </w:body>
 </w:document>
-</file>
-
-<file path=word/footer1.xml><?xml version="1.0" encoding="utf-8"?>
-<w:ftr xmlns:m="http://schemas.openxmlformats.org/officeDocument/2006/math" xmlns:mc="http://schemas.openxmlformats.org/markup-compatibility/2006" xmlns:mo="http://schemas.microsoft.com/office/mac/office/2008/main" xmlns:mv="urn:schemas-microsoft-com:mac:vml" xmlns:o="urn:schemas-microsoft-com:office:office" xmlns:r="http://schemas.openxmlformats.org/officeDocument/2006/relationships" xmlns:v="urn:schemas-microsoft-com:vml" xmlns:w10="urn:schemas-microsoft-com:office:word" xmlns:w14="http://schemas.microsoft.com/office/word/2010/wordml" xmlns:w="http://schemas.openxmlformats.org/wordprocessingml/2006/main" xmlns:wne="http://schemas.microsoft.com/office/word/2006/wordml" xmlns:wp14="http://schemas.microsoft.com/office/word/2010/wordprocessingDrawing" xmlns:wp="http://schemas.openxmlformats.org/drawingml/2006/wordprocessingDrawing" xmlns:wpc="http://schemas.microsoft.com/office/word/2010/wordprocessingCanvas" xmlns:wpg="http://schemas.microsoft.com/office/word/2010/wordprocessingGroup" xmlns:wpi="http://schemas.microsoft.com/office/word/2010/wordprocessingInk" xmlns:wps="http://schemas.microsoft.com/office/word/2010/wordprocessingShape" mc:Ignorable="w14 wp14">
-  <w:p>
-    <w:pPr>
-      <w:pStyle w:val="Footer"/>
-      <w:jc w:val="center"/>
-    </w:pPr>
-    <w:r>
-      <w:rPr>
-        <w:color w:val="58554F"/>
-        <w:sz w:val="18"/>
-      </w:rPr>
-      <w:t>FluxDash v1.0.0 | Created by Ife Familusi | All rights reserved</w:t>
-    </w:r>
-  </w:p>
-</w:ftr>
 </file>
 
 <file path=word/numbering.xml><?xml version="1.0" encoding="utf-8"?>
@@ -3695,7 +4811,7 @@
     <w:rsid w:val="00FC693F"/>
     <w:rPr>
       <w:rFonts w:ascii="Cambria" w:hAnsi="Cambria" w:eastAsia="Cambria"/>
-      <w:sz w:val="21"/>
+      <w:sz w:val="20"/>
     </w:rPr>
   </w:style>
   <w:style w:type="paragraph" w:styleId="Header">
@@ -3809,7 +4925,7 @@
       <w:b/>
       <w:bCs/>
       <w:color w:val="4F81BD" w:themeColor="accent1"/>
-      <w:sz w:val="23"/>
+      <w:sz w:val="22"/>
     </w:rPr>
   </w:style>
   <w:style w:type="paragraph" w:styleId="Heading4">
@@ -4047,11 +5163,11 @@
       <w:contextualSpacing/>
     </w:pPr>
     <w:rPr>
-      <w:rFonts w:asciiTheme="majorHAnsi" w:eastAsiaTheme="majorEastAsia" w:hAnsiTheme="majorHAnsi" w:cstheme="majorBidi" w:ascii="Cambria" w:hAnsi="Cambria" w:eastAsia="Cambria"/>
+      <w:rFonts w:asciiTheme="majorHAnsi" w:eastAsiaTheme="majorEastAsia" w:hAnsiTheme="majorHAnsi" w:cstheme="majorBidi"/>
       <w:color w:val="17365D" w:themeColor="text2" w:themeShade="BF"/>
       <w:spacing w:val="5"/>
       <w:kern w:val="28"/>
-      <w:sz w:val="48"/>
+      <w:sz w:val="52"/>
       <w:szCs w:val="52"/>
     </w:rPr>
   </w:style>
